--- a/docs/seguimiento/seguimiento-ranking.docx
+++ b/docs/seguimiento/seguimiento-ranking.docx
@@ -766,7 +766,6 @@
         <w:rPr>
           <w:rFonts w:ascii="Arial" w:cs="Arial" w:eastAsia="Arial" w:hAnsi="Arial"/>
           <w:b/>
-          <w:color w:val="1F3864"/>
           <w:sz w:val="32"/>
           <w:szCs w:val="32"/>
         </w:rPr>
@@ -784,7 +783,7 @@
         <w:rPr>
           <w:rFonts w:ascii="Arial" w:cs="Arial" w:eastAsia="Arial" w:hAnsi="Arial"/>
           <w:b/>
-          <w:color w:val="1F3864"/>
+          <w:color w:val="000000"/>
           <w:sz w:val="30"/>
           <w:szCs w:val="30"/>
         </w:rPr>
@@ -830,7 +829,7 @@
         <w:rPr>
           <w:rFonts w:ascii="Arial" w:cs="Arial" w:eastAsia="Arial" w:hAnsi="Arial"/>
           <w:b/>
-          <w:color w:val="1F3864"/>
+          <w:color w:val="000000"/>
           <w:sz w:val="30"/>
           <w:szCs w:val="30"/>
         </w:rPr>
@@ -1007,7 +1006,7 @@
         <w:tc>
           <w:tcPr>
             <w:tcW w:w="1300" w:type="dxa"/>
-            <w:shd w:val="clear" w:color="auto" w:fill="1F3864"/>
+            <w:shd w:val="clear" w:color="auto" w:fill="D9D9D9"/>
             <w:vAlign w:val="center"/>
           </w:tcPr>
           <w:p>
@@ -1020,7 +1019,6 @@
               <w:rPr>
                 <w:rFonts w:ascii="Arial" w:cs="Arial" w:eastAsia="Arial" w:hAnsi="Arial"/>
                 <w:b/>
-                <w:color w:val="FFFFFF"/>
                 <w:sz w:val="19"/>
                 <w:szCs w:val="19"/>
               </w:rPr>
@@ -1031,7 +1029,7 @@
         <w:tc>
           <w:tcPr>
             <w:tcW w:w="5200" w:type="dxa"/>
-            <w:shd w:val="clear" w:color="auto" w:fill="1F3864"/>
+            <w:shd w:val="clear" w:color="auto" w:fill="D9D9D9"/>
             <w:vAlign w:val="center"/>
           </w:tcPr>
           <w:p>
@@ -1044,7 +1042,6 @@
               <w:rPr>
                 <w:rFonts w:ascii="Arial" w:cs="Arial" w:eastAsia="Arial" w:hAnsi="Arial"/>
                 <w:b/>
-                <w:color w:val="FFFFFF"/>
                 <w:sz w:val="19"/>
                 <w:szCs w:val="19"/>
               </w:rPr>
@@ -1055,7 +1052,7 @@
         <w:tc>
           <w:tcPr>
             <w:tcW w:w="2400" w:type="dxa"/>
-            <w:shd w:val="clear" w:color="auto" w:fill="1F3864"/>
+            <w:shd w:val="clear" w:color="auto" w:fill="D9D9D9"/>
             <w:vAlign w:val="center"/>
           </w:tcPr>
           <w:p>
@@ -1068,7 +1065,6 @@
               <w:rPr>
                 <w:rFonts w:ascii="Arial" w:cs="Arial" w:eastAsia="Arial" w:hAnsi="Arial"/>
                 <w:b/>
-                <w:color w:val="FFFFFF"/>
                 <w:sz w:val="19"/>
                 <w:szCs w:val="19"/>
               </w:rPr>
@@ -1364,7 +1360,7 @@
         <w:rPr>
           <w:rFonts w:ascii="Arial" w:cs="Arial" w:eastAsia="Arial" w:hAnsi="Arial"/>
           <w:b/>
-          <w:color w:val="1F3864"/>
+          <w:color w:val="000000"/>
           <w:sz w:val="30"/>
           <w:szCs w:val="30"/>
         </w:rPr>
@@ -1616,7 +1612,7 @@
         <w:rPr>
           <w:rFonts w:ascii="Arial" w:cs="Arial" w:eastAsia="Arial" w:hAnsi="Arial"/>
           <w:b/>
-          <w:color w:val="1F3864"/>
+          <w:color w:val="000000"/>
           <w:sz w:val="30"/>
           <w:szCs w:val="30"/>
         </w:rPr>
@@ -1634,7 +1630,7 @@
         <w:rPr>
           <w:rFonts w:ascii="Arial" w:cs="Arial" w:eastAsia="Arial" w:hAnsi="Arial"/>
           <w:b/>
-          <w:color w:val="1F3864"/>
+          <w:color w:val="000000"/>
           <w:sz w:val="25"/>
           <w:szCs w:val="25"/>
         </w:rPr>
@@ -1891,7 +1887,7 @@
         <w:rPr>
           <w:rFonts w:ascii="Arial" w:cs="Arial" w:eastAsia="Arial" w:hAnsi="Arial"/>
           <w:b/>
-          <w:color w:val="1F3864"/>
+          <w:color w:val="000000"/>
           <w:sz w:val="25"/>
           <w:szCs w:val="25"/>
         </w:rPr>
@@ -1932,7 +1928,7 @@
                     </a:prstGeom>
                     <a:ln w="6350">
                       <a:solidFill>
-                        <a:srgbClr val="BFBFBF"/>
+                        <a:srgbClr val="808080"/>
                       </a:solidFill>
                     </a:ln>
                   </pic:spPr>
@@ -1952,7 +1948,6 @@
         <w:rPr>
           <w:rFonts w:ascii="Arial" w:cs="Arial" w:eastAsia="Arial" w:hAnsi="Arial"/>
           <w:i/>
-          <w:color w:val="595959"/>
           <w:sz w:val="18"/>
           <w:szCs w:val="18"/>
         </w:rPr>
@@ -1993,7 +1988,7 @@
                     </a:prstGeom>
                     <a:ln w="6350">
                       <a:solidFill>
-                        <a:srgbClr val="BFBFBF"/>
+                        <a:srgbClr val="808080"/>
                       </a:solidFill>
                     </a:ln>
                   </pic:spPr>
@@ -2013,7 +2008,6 @@
         <w:rPr>
           <w:rFonts w:ascii="Arial" w:cs="Arial" w:eastAsia="Arial" w:hAnsi="Arial"/>
           <w:i/>
-          <w:color w:val="595959"/>
           <w:sz w:val="18"/>
           <w:szCs w:val="18"/>
         </w:rPr>
@@ -2031,7 +2025,7 @@
         <w:rPr>
           <w:rFonts w:ascii="Arial" w:cs="Arial" w:eastAsia="Arial" w:hAnsi="Arial"/>
           <w:b/>
-          <w:color w:val="1F3864"/>
+          <w:color w:val="000000"/>
           <w:sz w:val="25"/>
           <w:szCs w:val="25"/>
         </w:rPr>
@@ -2084,7 +2078,7 @@
         <w:tc>
           <w:tcPr>
             <w:tcW w:w="1100" w:type="dxa"/>
-            <w:shd w:val="clear" w:color="auto" w:fill="1F3864"/>
+            <w:shd w:val="clear" w:color="auto" w:fill="D9D9D9"/>
             <w:vAlign w:val="center"/>
           </w:tcPr>
           <w:p>
@@ -2097,7 +2091,6 @@
               <w:rPr>
                 <w:rFonts w:ascii="Arial" w:cs="Arial" w:eastAsia="Arial" w:hAnsi="Arial"/>
                 <w:b/>
-                <w:color w:val="FFFFFF"/>
                 <w:sz w:val="19"/>
                 <w:szCs w:val="19"/>
               </w:rPr>
@@ -2108,7 +2101,7 @@
         <w:tc>
           <w:tcPr>
             <w:tcW w:w="5300" w:type="dxa"/>
-            <w:shd w:val="clear" w:color="auto" w:fill="1F3864"/>
+            <w:shd w:val="clear" w:color="auto" w:fill="D9D9D9"/>
             <w:vAlign w:val="center"/>
           </w:tcPr>
           <w:p>
@@ -2121,7 +2114,6 @@
               <w:rPr>
                 <w:rFonts w:ascii="Arial" w:cs="Arial" w:eastAsia="Arial" w:hAnsi="Arial"/>
                 <w:b/>
-                <w:color w:val="FFFFFF"/>
                 <w:sz w:val="19"/>
                 <w:szCs w:val="19"/>
               </w:rPr>
@@ -2132,7 +2124,7 @@
         <w:tc>
           <w:tcPr>
             <w:tcW w:w="2500" w:type="dxa"/>
-            <w:shd w:val="clear" w:color="auto" w:fill="1F3864"/>
+            <w:shd w:val="clear" w:color="auto" w:fill="D9D9D9"/>
             <w:vAlign w:val="center"/>
           </w:tcPr>
           <w:p>
@@ -2145,7 +2137,6 @@
               <w:rPr>
                 <w:rFonts w:ascii="Arial" w:cs="Arial" w:eastAsia="Arial" w:hAnsi="Arial"/>
                 <w:b/>
-                <w:color w:val="FFFFFF"/>
                 <w:sz w:val="19"/>
                 <w:szCs w:val="19"/>
               </w:rPr>
@@ -2694,7 +2685,7 @@
         <w:tc>
           <w:tcPr>
             <w:tcW w:w="1100" w:type="dxa"/>
-            <w:shd w:val="clear" w:color="auto" w:fill="1F3864"/>
+            <w:shd w:val="clear" w:color="auto" w:fill="D9D9D9"/>
             <w:vAlign w:val="center"/>
           </w:tcPr>
           <w:p>
@@ -2707,7 +2698,6 @@
               <w:rPr>
                 <w:rFonts w:ascii="Arial" w:cs="Arial" w:eastAsia="Arial" w:hAnsi="Arial"/>
                 <w:b/>
-                <w:color w:val="FFFFFF"/>
                 <w:sz w:val="19"/>
                 <w:szCs w:val="19"/>
               </w:rPr>
@@ -2718,7 +2708,7 @@
         <w:tc>
           <w:tcPr>
             <w:tcW w:w="5300" w:type="dxa"/>
-            <w:shd w:val="clear" w:color="auto" w:fill="1F3864"/>
+            <w:shd w:val="clear" w:color="auto" w:fill="D9D9D9"/>
             <w:vAlign w:val="center"/>
           </w:tcPr>
           <w:p>
@@ -2731,7 +2721,6 @@
               <w:rPr>
                 <w:rFonts w:ascii="Arial" w:cs="Arial" w:eastAsia="Arial" w:hAnsi="Arial"/>
                 <w:b/>
-                <w:color w:val="FFFFFF"/>
                 <w:sz w:val="19"/>
                 <w:szCs w:val="19"/>
               </w:rPr>
@@ -2742,7 +2731,7 @@
         <w:tc>
           <w:tcPr>
             <w:tcW w:w="2500" w:type="dxa"/>
-            <w:shd w:val="clear" w:color="auto" w:fill="1F3864"/>
+            <w:shd w:val="clear" w:color="auto" w:fill="D9D9D9"/>
             <w:vAlign w:val="center"/>
           </w:tcPr>
           <w:p>
@@ -2755,7 +2744,6 @@
               <w:rPr>
                 <w:rFonts w:ascii="Arial" w:cs="Arial" w:eastAsia="Arial" w:hAnsi="Arial"/>
                 <w:b/>
-                <w:color w:val="FFFFFF"/>
                 <w:sz w:val="19"/>
                 <w:szCs w:val="19"/>
               </w:rPr>
@@ -3844,7 +3832,7 @@
         <w:rPr>
           <w:rFonts w:ascii="Arial" w:cs="Arial" w:eastAsia="Arial" w:hAnsi="Arial"/>
           <w:b/>
-          <w:color w:val="1F3864"/>
+          <w:color w:val="000000"/>
           <w:sz w:val="25"/>
           <w:szCs w:val="25"/>
         </w:rPr>
@@ -3920,7 +3908,7 @@
         <w:rPr>
           <w:rFonts w:ascii="Arial" w:cs="Arial" w:eastAsia="Arial" w:hAnsi="Arial"/>
           <w:b/>
-          <w:color w:val="1F3864"/>
+          <w:color w:val="000000"/>
           <w:sz w:val="30"/>
           <w:szCs w:val="30"/>
         </w:rPr>
@@ -3938,7 +3926,7 @@
         <w:rPr>
           <w:rFonts w:ascii="Arial" w:cs="Arial" w:eastAsia="Arial" w:hAnsi="Arial"/>
           <w:b/>
-          <w:color w:val="1F3864"/>
+          <w:color w:val="000000"/>
           <w:sz w:val="25"/>
           <w:szCs w:val="25"/>
         </w:rPr>
@@ -4053,7 +4041,7 @@
         <w:rPr>
           <w:rFonts w:ascii="Arial" w:cs="Arial" w:eastAsia="Arial" w:hAnsi="Arial"/>
           <w:b/>
-          <w:color w:val="1F3864"/>
+          <w:color w:val="000000"/>
           <w:sz w:val="25"/>
           <w:szCs w:val="25"/>
         </w:rPr>
@@ -4094,7 +4082,7 @@
                     </a:prstGeom>
                     <a:ln w="6350">
                       <a:solidFill>
-                        <a:srgbClr val="BFBFBF"/>
+                        <a:srgbClr val="808080"/>
                       </a:solidFill>
                     </a:ln>
                   </pic:spPr>
@@ -4114,7 +4102,6 @@
         <w:rPr>
           <w:rFonts w:ascii="Arial" w:cs="Arial" w:eastAsia="Arial" w:hAnsi="Arial"/>
           <w:i/>
-          <w:color w:val="595959"/>
           <w:sz w:val="18"/>
           <w:szCs w:val="18"/>
         </w:rPr>
@@ -4132,7 +4119,7 @@
         <w:rPr>
           <w:rFonts w:ascii="Arial" w:cs="Arial" w:eastAsia="Arial" w:hAnsi="Arial"/>
           <w:b/>
-          <w:color w:val="1F3864"/>
+          <w:color w:val="000000"/>
           <w:sz w:val="25"/>
           <w:szCs w:val="25"/>
         </w:rPr>
@@ -4201,7 +4188,7 @@
         <w:tc>
           <w:tcPr>
             <w:tcW w:w="1100" w:type="dxa"/>
-            <w:shd w:val="clear" w:color="auto" w:fill="1F3864"/>
+            <w:shd w:val="clear" w:color="auto" w:fill="D9D9D9"/>
             <w:vAlign w:val="center"/>
           </w:tcPr>
           <w:p>
@@ -4214,7 +4201,6 @@
               <w:rPr>
                 <w:rFonts w:ascii="Arial" w:cs="Arial" w:eastAsia="Arial" w:hAnsi="Arial"/>
                 <w:b/>
-                <w:color w:val="FFFFFF"/>
                 <w:sz w:val="19"/>
                 <w:szCs w:val="19"/>
               </w:rPr>
@@ -4225,7 +4211,7 @@
         <w:tc>
           <w:tcPr>
             <w:tcW w:w="5100" w:type="dxa"/>
-            <w:shd w:val="clear" w:color="auto" w:fill="1F3864"/>
+            <w:shd w:val="clear" w:color="auto" w:fill="D9D9D9"/>
             <w:vAlign w:val="center"/>
           </w:tcPr>
           <w:p>
@@ -4238,7 +4224,6 @@
               <w:rPr>
                 <w:rFonts w:ascii="Arial" w:cs="Arial" w:eastAsia="Arial" w:hAnsi="Arial"/>
                 <w:b/>
-                <w:color w:val="FFFFFF"/>
                 <w:sz w:val="19"/>
                 <w:szCs w:val="19"/>
               </w:rPr>
@@ -4249,7 +4234,7 @@
         <w:tc>
           <w:tcPr>
             <w:tcW w:w="2700" w:type="dxa"/>
-            <w:shd w:val="clear" w:color="auto" w:fill="1F3864"/>
+            <w:shd w:val="clear" w:color="auto" w:fill="D9D9D9"/>
             <w:vAlign w:val="center"/>
           </w:tcPr>
           <w:p>
@@ -4262,7 +4247,6 @@
               <w:rPr>
                 <w:rFonts w:ascii="Arial" w:cs="Arial" w:eastAsia="Arial" w:hAnsi="Arial"/>
                 <w:b/>
-                <w:color w:val="FFFFFF"/>
                 <w:sz w:val="19"/>
                 <w:szCs w:val="19"/>
               </w:rPr>
@@ -5351,7 +5335,7 @@
         <w:rPr>
           <w:rFonts w:ascii="Arial" w:cs="Arial" w:eastAsia="Arial" w:hAnsi="Arial"/>
           <w:b/>
-          <w:color w:val="1F3864"/>
+          <w:color w:val="000000"/>
           <w:sz w:val="25"/>
           <w:szCs w:val="25"/>
         </w:rPr>
@@ -5427,7 +5411,7 @@
         <w:rPr>
           <w:rFonts w:ascii="Arial" w:cs="Arial" w:eastAsia="Arial" w:hAnsi="Arial"/>
           <w:b/>
-          <w:color w:val="1F3864"/>
+          <w:color w:val="000000"/>
           <w:sz w:val="30"/>
           <w:szCs w:val="30"/>
         </w:rPr>
@@ -5445,7 +5429,7 @@
         <w:rPr>
           <w:rFonts w:ascii="Arial" w:cs="Arial" w:eastAsia="Arial" w:hAnsi="Arial"/>
           <w:b/>
-          <w:color w:val="1F3864"/>
+          <w:color w:val="000000"/>
           <w:sz w:val="25"/>
           <w:szCs w:val="25"/>
         </w:rPr>
@@ -5521,7 +5505,7 @@
         <w:rPr>
           <w:rFonts w:ascii="Arial" w:cs="Arial" w:eastAsia="Arial" w:hAnsi="Arial"/>
           <w:b/>
-          <w:color w:val="1F3864"/>
+          <w:color w:val="000000"/>
           <w:sz w:val="25"/>
           <w:szCs w:val="25"/>
         </w:rPr>
@@ -5562,7 +5546,7 @@
                     </a:prstGeom>
                     <a:ln w="6350">
                       <a:solidFill>
-                        <a:srgbClr val="BFBFBF"/>
+                        <a:srgbClr val="808080"/>
                       </a:solidFill>
                     </a:ln>
                   </pic:spPr>
@@ -5582,7 +5566,6 @@
         <w:rPr>
           <w:rFonts w:ascii="Arial" w:cs="Arial" w:eastAsia="Arial" w:hAnsi="Arial"/>
           <w:i/>
-          <w:color w:val="595959"/>
           <w:sz w:val="18"/>
           <w:szCs w:val="18"/>
         </w:rPr>
@@ -5623,7 +5606,7 @@
                     </a:prstGeom>
                     <a:ln w="6350">
                       <a:solidFill>
-                        <a:srgbClr val="BFBFBF"/>
+                        <a:srgbClr val="808080"/>
                       </a:solidFill>
                     </a:ln>
                   </pic:spPr>
@@ -5643,7 +5626,6 @@
         <w:rPr>
           <w:rFonts w:ascii="Arial" w:cs="Arial" w:eastAsia="Arial" w:hAnsi="Arial"/>
           <w:i/>
-          <w:color w:val="595959"/>
           <w:sz w:val="18"/>
           <w:szCs w:val="18"/>
         </w:rPr>
@@ -5661,7 +5643,7 @@
         <w:rPr>
           <w:rFonts w:ascii="Arial" w:cs="Arial" w:eastAsia="Arial" w:hAnsi="Arial"/>
           <w:b/>
-          <w:color w:val="1F3864"/>
+          <w:color w:val="000000"/>
           <w:sz w:val="25"/>
           <w:szCs w:val="25"/>
         </w:rPr>
@@ -5714,7 +5696,7 @@
         <w:tc>
           <w:tcPr>
             <w:tcW w:w="1100" w:type="dxa"/>
-            <w:shd w:val="clear" w:color="auto" w:fill="1F3864"/>
+            <w:shd w:val="clear" w:color="auto" w:fill="D9D9D9"/>
             <w:vAlign w:val="center"/>
           </w:tcPr>
           <w:p>
@@ -5727,7 +5709,6 @@
               <w:rPr>
                 <w:rFonts w:ascii="Arial" w:cs="Arial" w:eastAsia="Arial" w:hAnsi="Arial"/>
                 <w:b/>
-                <w:color w:val="FFFFFF"/>
                 <w:sz w:val="19"/>
                 <w:szCs w:val="19"/>
               </w:rPr>
@@ -5738,7 +5719,7 @@
         <w:tc>
           <w:tcPr>
             <w:tcW w:w="5300" w:type="dxa"/>
-            <w:shd w:val="clear" w:color="auto" w:fill="1F3864"/>
+            <w:shd w:val="clear" w:color="auto" w:fill="D9D9D9"/>
             <w:vAlign w:val="center"/>
           </w:tcPr>
           <w:p>
@@ -5751,7 +5732,6 @@
               <w:rPr>
                 <w:rFonts w:ascii="Arial" w:cs="Arial" w:eastAsia="Arial" w:hAnsi="Arial"/>
                 <w:b/>
-                <w:color w:val="FFFFFF"/>
                 <w:sz w:val="19"/>
                 <w:szCs w:val="19"/>
               </w:rPr>
@@ -5762,7 +5742,7 @@
         <w:tc>
           <w:tcPr>
             <w:tcW w:w="2500" w:type="dxa"/>
-            <w:shd w:val="clear" w:color="auto" w:fill="1F3864"/>
+            <w:shd w:val="clear" w:color="auto" w:fill="D9D9D9"/>
             <w:vAlign w:val="center"/>
           </w:tcPr>
           <w:p>
@@ -5775,7 +5755,6 @@
               <w:rPr>
                 <w:rFonts w:ascii="Arial" w:cs="Arial" w:eastAsia="Arial" w:hAnsi="Arial"/>
                 <w:b/>
-                <w:color w:val="FFFFFF"/>
                 <w:sz w:val="19"/>
                 <w:szCs w:val="19"/>
               </w:rPr>
@@ -6256,7 +6235,7 @@
         <w:tc>
           <w:tcPr>
             <w:tcW w:w="1100" w:type="dxa"/>
-            <w:shd w:val="clear" w:color="auto" w:fill="1F3864"/>
+            <w:shd w:val="clear" w:color="auto" w:fill="D9D9D9"/>
             <w:vAlign w:val="center"/>
           </w:tcPr>
           <w:p>
@@ -6269,7 +6248,6 @@
               <w:rPr>
                 <w:rFonts w:ascii="Arial" w:cs="Arial" w:eastAsia="Arial" w:hAnsi="Arial"/>
                 <w:b/>
-                <w:color w:val="FFFFFF"/>
                 <w:sz w:val="19"/>
                 <w:szCs w:val="19"/>
               </w:rPr>
@@ -6280,7 +6258,7 @@
         <w:tc>
           <w:tcPr>
             <w:tcW w:w="5300" w:type="dxa"/>
-            <w:shd w:val="clear" w:color="auto" w:fill="1F3864"/>
+            <w:shd w:val="clear" w:color="auto" w:fill="D9D9D9"/>
             <w:vAlign w:val="center"/>
           </w:tcPr>
           <w:p>
@@ -6293,7 +6271,6 @@
               <w:rPr>
                 <w:rFonts w:ascii="Arial" w:cs="Arial" w:eastAsia="Arial" w:hAnsi="Arial"/>
                 <w:b/>
-                <w:color w:val="FFFFFF"/>
                 <w:sz w:val="19"/>
                 <w:szCs w:val="19"/>
               </w:rPr>
@@ -6304,7 +6281,7 @@
         <w:tc>
           <w:tcPr>
             <w:tcW w:w="2500" w:type="dxa"/>
-            <w:shd w:val="clear" w:color="auto" w:fill="1F3864"/>
+            <w:shd w:val="clear" w:color="auto" w:fill="D9D9D9"/>
             <w:vAlign w:val="center"/>
           </w:tcPr>
           <w:p>
@@ -6317,7 +6294,6 @@
               <w:rPr>
                 <w:rFonts w:ascii="Arial" w:cs="Arial" w:eastAsia="Arial" w:hAnsi="Arial"/>
                 <w:b/>
-                <w:color w:val="FFFFFF"/>
                 <w:sz w:val="19"/>
                 <w:szCs w:val="19"/>
               </w:rPr>
@@ -7875,7 +7851,7 @@
         <w:rPr>
           <w:rFonts w:ascii="Arial" w:cs="Arial" w:eastAsia="Arial" w:hAnsi="Arial"/>
           <w:b/>
-          <w:color w:val="1F3864"/>
+          <w:color w:val="000000"/>
           <w:sz w:val="25"/>
           <w:szCs w:val="25"/>
         </w:rPr>
@@ -7913,7 +7889,7 @@
         <w:tc>
           <w:tcPr>
             <w:tcW w:w="3300" w:type="dxa"/>
-            <w:shd w:val="clear" w:color="auto" w:fill="1F3864"/>
+            <w:shd w:val="clear" w:color="auto" w:fill="D9D9D9"/>
             <w:vAlign w:val="center"/>
           </w:tcPr>
           <w:p>
@@ -7926,7 +7902,6 @@
               <w:rPr>
                 <w:rFonts w:ascii="Arial" w:cs="Arial" w:eastAsia="Arial" w:hAnsi="Arial"/>
                 <w:b/>
-                <w:color w:val="FFFFFF"/>
                 <w:sz w:val="19"/>
                 <w:szCs w:val="19"/>
               </w:rPr>
@@ -7937,7 +7912,7 @@
         <w:tc>
           <w:tcPr>
             <w:tcW w:w="3300" w:type="dxa"/>
-            <w:shd w:val="clear" w:color="auto" w:fill="1F3864"/>
+            <w:shd w:val="clear" w:color="auto" w:fill="D9D9D9"/>
             <w:vAlign w:val="center"/>
           </w:tcPr>
           <w:p>
@@ -7950,7 +7925,6 @@
               <w:rPr>
                 <w:rFonts w:ascii="Arial" w:cs="Arial" w:eastAsia="Arial" w:hAnsi="Arial"/>
                 <w:b/>
-                <w:color w:val="FFFFFF"/>
                 <w:sz w:val="19"/>
                 <w:szCs w:val="19"/>
               </w:rPr>
@@ -7961,7 +7935,7 @@
         <w:tc>
           <w:tcPr>
             <w:tcW w:w="2300" w:type="dxa"/>
-            <w:shd w:val="clear" w:color="auto" w:fill="1F3864"/>
+            <w:shd w:val="clear" w:color="auto" w:fill="D9D9D9"/>
             <w:vAlign w:val="center"/>
           </w:tcPr>
           <w:p>
@@ -7974,7 +7948,6 @@
               <w:rPr>
                 <w:rFonts w:ascii="Arial" w:cs="Arial" w:eastAsia="Arial" w:hAnsi="Arial"/>
                 <w:b/>
-                <w:color w:val="FFFFFF"/>
                 <w:sz w:val="19"/>
                 <w:szCs w:val="19"/>
               </w:rPr>
@@ -8148,7 +8121,7 @@
         <w:rPr>
           <w:rFonts w:ascii="Arial" w:cs="Arial" w:eastAsia="Arial" w:hAnsi="Arial"/>
           <w:b/>
-          <w:color w:val="1F3864"/>
+          <w:color w:val="000000"/>
           <w:sz w:val="30"/>
           <w:szCs w:val="30"/>
         </w:rPr>
@@ -8202,7 +8175,7 @@
         <w:tc>
           <w:tcPr>
             <w:tcW w:w="2400" w:type="dxa"/>
-            <w:shd w:val="clear" w:color="auto" w:fill="1F3864"/>
+            <w:shd w:val="clear" w:color="auto" w:fill="D9D9D9"/>
             <w:vAlign w:val="center"/>
           </w:tcPr>
           <w:p>
@@ -8215,7 +8188,6 @@
               <w:rPr>
                 <w:rFonts w:ascii="Arial" w:cs="Arial" w:eastAsia="Arial" w:hAnsi="Arial"/>
                 <w:b/>
-                <w:color w:val="FFFFFF"/>
                 <w:sz w:val="19"/>
                 <w:szCs w:val="19"/>
               </w:rPr>
@@ -8226,7 +8198,7 @@
         <w:tc>
           <w:tcPr>
             <w:tcW w:w="2200" w:type="dxa"/>
-            <w:shd w:val="clear" w:color="auto" w:fill="1F3864"/>
+            <w:shd w:val="clear" w:color="auto" w:fill="D9D9D9"/>
             <w:vAlign w:val="center"/>
           </w:tcPr>
           <w:p>
@@ -8239,7 +8211,6 @@
               <w:rPr>
                 <w:rFonts w:ascii="Arial" w:cs="Arial" w:eastAsia="Arial" w:hAnsi="Arial"/>
                 <w:b/>
-                <w:color w:val="FFFFFF"/>
                 <w:sz w:val="19"/>
                 <w:szCs w:val="19"/>
               </w:rPr>
@@ -8250,7 +8221,7 @@
         <w:tc>
           <w:tcPr>
             <w:tcW w:w="2150" w:type="dxa"/>
-            <w:shd w:val="clear" w:color="auto" w:fill="1F3864"/>
+            <w:shd w:val="clear" w:color="auto" w:fill="D9D9D9"/>
             <w:vAlign w:val="center"/>
           </w:tcPr>
           <w:p>
@@ -8263,7 +8234,6 @@
               <w:rPr>
                 <w:rFonts w:ascii="Arial" w:cs="Arial" w:eastAsia="Arial" w:hAnsi="Arial"/>
                 <w:b/>
-                <w:color w:val="FFFFFF"/>
                 <w:sz w:val="19"/>
                 <w:szCs w:val="19"/>
               </w:rPr>
@@ -8274,7 +8244,7 @@
         <w:tc>
           <w:tcPr>
             <w:tcW w:w="2150" w:type="dxa"/>
-            <w:shd w:val="clear" w:color="auto" w:fill="1F3864"/>
+            <w:shd w:val="clear" w:color="auto" w:fill="D9D9D9"/>
             <w:vAlign w:val="center"/>
           </w:tcPr>
           <w:p>
@@ -8287,7 +8257,6 @@
               <w:rPr>
                 <w:rFonts w:ascii="Arial" w:cs="Arial" w:eastAsia="Arial" w:hAnsi="Arial"/>
                 <w:b/>
-                <w:color w:val="FFFFFF"/>
                 <w:sz w:val="19"/>
                 <w:szCs w:val="19"/>
               </w:rPr>
@@ -8627,7 +8596,7 @@
         <w:tc>
           <w:tcPr>
             <w:tcW w:w="1800" w:type="dxa"/>
-            <w:shd w:val="clear" w:color="auto" w:fill="1F3864"/>
+            <w:shd w:val="clear" w:color="auto" w:fill="D9D9D9"/>
             <w:vAlign w:val="center"/>
           </w:tcPr>
           <w:p>
@@ -8640,7 +8609,6 @@
               <w:rPr>
                 <w:rFonts w:ascii="Arial" w:cs="Arial" w:eastAsia="Arial" w:hAnsi="Arial"/>
                 <w:b/>
-                <w:color w:val="FFFFFF"/>
                 <w:sz w:val="19"/>
                 <w:szCs w:val="19"/>
               </w:rPr>
@@ -8651,7 +8619,7 @@
         <w:tc>
           <w:tcPr>
             <w:tcW w:w="2400" w:type="dxa"/>
-            <w:shd w:val="clear" w:color="auto" w:fill="1F3864"/>
+            <w:shd w:val="clear" w:color="auto" w:fill="D9D9D9"/>
             <w:vAlign w:val="center"/>
           </w:tcPr>
           <w:p>
@@ -8664,7 +8632,6 @@
               <w:rPr>
                 <w:rFonts w:ascii="Arial" w:cs="Arial" w:eastAsia="Arial" w:hAnsi="Arial"/>
                 <w:b/>
-                <w:color w:val="FFFFFF"/>
                 <w:sz w:val="19"/>
                 <w:szCs w:val="19"/>
               </w:rPr>
@@ -8675,7 +8642,7 @@
         <w:tc>
           <w:tcPr>
             <w:tcW w:w="2350" w:type="dxa"/>
-            <w:shd w:val="clear" w:color="auto" w:fill="1F3864"/>
+            <w:shd w:val="clear" w:color="auto" w:fill="D9D9D9"/>
             <w:vAlign w:val="center"/>
           </w:tcPr>
           <w:p>
@@ -8688,7 +8655,6 @@
               <w:rPr>
                 <w:rFonts w:ascii="Arial" w:cs="Arial" w:eastAsia="Arial" w:hAnsi="Arial"/>
                 <w:b/>
-                <w:color w:val="FFFFFF"/>
                 <w:sz w:val="19"/>
                 <w:szCs w:val="19"/>
               </w:rPr>
@@ -8699,7 +8665,7 @@
         <w:tc>
           <w:tcPr>
             <w:tcW w:w="2350" w:type="dxa"/>
-            <w:shd w:val="clear" w:color="auto" w:fill="1F3864"/>
+            <w:shd w:val="clear" w:color="auto" w:fill="D9D9D9"/>
             <w:vAlign w:val="center"/>
           </w:tcPr>
           <w:p>
@@ -8712,7 +8678,6 @@
               <w:rPr>
                 <w:rFonts w:ascii="Arial" w:cs="Arial" w:eastAsia="Arial" w:hAnsi="Arial"/>
                 <w:b/>
-                <w:color w:val="FFFFFF"/>
                 <w:sz w:val="19"/>
                 <w:szCs w:val="19"/>
               </w:rPr>
@@ -9114,7 +9079,7 @@
                     </a:prstGeom>
                     <a:ln w="6350">
                       <a:solidFill>
-                        <a:srgbClr val="BFBFBF"/>
+                        <a:srgbClr val="808080"/>
                       </a:solidFill>
                     </a:ln>
                   </pic:spPr>
@@ -9134,7 +9099,6 @@
         <w:rPr>
           <w:rFonts w:ascii="Arial" w:cs="Arial" w:eastAsia="Arial" w:hAnsi="Arial"/>
           <w:i/>
-          <w:color w:val="595959"/>
           <w:sz w:val="18"/>
           <w:szCs w:val="18"/>
         </w:rPr>
@@ -9166,7 +9130,7 @@
         <w:rPr>
           <w:rFonts w:ascii="Arial" w:cs="Arial" w:eastAsia="Arial" w:hAnsi="Arial"/>
           <w:b/>
-          <w:color w:val="1F3864"/>
+          <w:color w:val="000000"/>
           <w:sz w:val="30"/>
           <w:szCs w:val="30"/>
         </w:rPr>
@@ -9222,7 +9186,7 @@
         <w:tc>
           <w:tcPr>
             <w:tcW w:w="700" w:type="dxa"/>
-            <w:shd w:val="clear" w:color="auto" w:fill="1F3864"/>
+            <w:shd w:val="clear" w:color="auto" w:fill="D9D9D9"/>
             <w:vAlign w:val="center"/>
           </w:tcPr>
           <w:p>
@@ -9235,7 +9199,6 @@
               <w:rPr>
                 <w:rFonts w:ascii="Arial" w:cs="Arial" w:eastAsia="Arial" w:hAnsi="Arial"/>
                 <w:b/>
-                <w:color w:val="FFFFFF"/>
                 <w:sz w:val="19"/>
                 <w:szCs w:val="19"/>
               </w:rPr>
@@ -9246,7 +9209,7 @@
         <w:tc>
           <w:tcPr>
             <w:tcW w:w="2600" w:type="dxa"/>
-            <w:shd w:val="clear" w:color="auto" w:fill="1F3864"/>
+            <w:shd w:val="clear" w:color="auto" w:fill="D9D9D9"/>
             <w:vAlign w:val="center"/>
           </w:tcPr>
           <w:p>
@@ -9259,7 +9222,6 @@
               <w:rPr>
                 <w:rFonts w:ascii="Arial" w:cs="Arial" w:eastAsia="Arial" w:hAnsi="Arial"/>
                 <w:b/>
-                <w:color w:val="FFFFFF"/>
                 <w:sz w:val="19"/>
                 <w:szCs w:val="19"/>
               </w:rPr>
@@ -9270,7 +9232,7 @@
         <w:tc>
           <w:tcPr>
             <w:tcW w:w="1600" w:type="dxa"/>
-            <w:shd w:val="clear" w:color="auto" w:fill="1F3864"/>
+            <w:shd w:val="clear" w:color="auto" w:fill="D9D9D9"/>
             <w:vAlign w:val="center"/>
           </w:tcPr>
           <w:p>
@@ -9283,7 +9245,6 @@
               <w:rPr>
                 <w:rFonts w:ascii="Arial" w:cs="Arial" w:eastAsia="Arial" w:hAnsi="Arial"/>
                 <w:b/>
-                <w:color w:val="FFFFFF"/>
                 <w:sz w:val="19"/>
                 <w:szCs w:val="19"/>
               </w:rPr>
@@ -9294,7 +9255,7 @@
         <w:tc>
           <w:tcPr>
             <w:tcW w:w="1350" w:type="dxa"/>
-            <w:shd w:val="clear" w:color="auto" w:fill="1F3864"/>
+            <w:shd w:val="clear" w:color="auto" w:fill="D9D9D9"/>
             <w:vAlign w:val="center"/>
           </w:tcPr>
           <w:p>
@@ -9307,7 +9268,6 @@
               <w:rPr>
                 <w:rFonts w:ascii="Arial" w:cs="Arial" w:eastAsia="Arial" w:hAnsi="Arial"/>
                 <w:b/>
-                <w:color w:val="FFFFFF"/>
                 <w:sz w:val="19"/>
                 <w:szCs w:val="19"/>
               </w:rPr>
@@ -9318,7 +9278,7 @@
         <w:tc>
           <w:tcPr>
             <w:tcW w:w="1350" w:type="dxa"/>
-            <w:shd w:val="clear" w:color="auto" w:fill="1F3864"/>
+            <w:shd w:val="clear" w:color="auto" w:fill="D9D9D9"/>
             <w:vAlign w:val="center"/>
           </w:tcPr>
           <w:p>
@@ -9331,7 +9291,6 @@
               <w:rPr>
                 <w:rFonts w:ascii="Arial" w:cs="Arial" w:eastAsia="Arial" w:hAnsi="Arial"/>
                 <w:b/>
-                <w:color w:val="FFFFFF"/>
                 <w:sz w:val="19"/>
                 <w:szCs w:val="19"/>
               </w:rPr>
@@ -9342,7 +9301,7 @@
         <w:tc>
           <w:tcPr>
             <w:tcW w:w="1350" w:type="dxa"/>
-            <w:shd w:val="clear" w:color="auto" w:fill="1F3864"/>
+            <w:shd w:val="clear" w:color="auto" w:fill="D9D9D9"/>
             <w:vAlign w:val="center"/>
           </w:tcPr>
           <w:p>
@@ -9355,7 +9314,6 @@
               <w:rPr>
                 <w:rFonts w:ascii="Arial" w:cs="Arial" w:eastAsia="Arial" w:hAnsi="Arial"/>
                 <w:b/>
-                <w:color w:val="FFFFFF"/>
                 <w:sz w:val="19"/>
                 <w:szCs w:val="19"/>
               </w:rPr>
@@ -11341,126 +11299,339 @@
         <w:rPr>
           <w:rFonts w:ascii="Arial" w:cs="Arial" w:eastAsia="Arial" w:hAnsi="Arial"/>
           <w:b/>
-          <w:color w:val="1F3864"/>
+          <w:color w:val="000000"/>
           <w:sz w:val="30"/>
           <w:szCs w:val="30"/>
         </w:rPr>
-        <w:t xml:space="preserve">9. Conclusiones</w:t>
-      </w:r>
-    </w:p>
-    <w:p>
-      <w:pPr>
-        <w:spacing w:before="0" w:after="80" w:line="276" w:lineRule="auto"/>
-        <w:ind w:left="360"/>
-        <w:jc w:val="left"/>
-      </w:pPr>
-      <w:r>
-        <w:rPr>
-          <w:rFonts w:ascii="Arial" w:cs="Arial" w:eastAsia="Arial" w:hAnsi="Arial"/>
-          <w:sz w:val="22"/>
-          <w:szCs w:val="22"/>
-        </w:rPr>
-        <w:t xml:space="preserve">•  </w:t>
-      </w:r>
-      <w:r>
-        <w:rPr>
-          <w:rFonts w:ascii="Arial" w:cs="Arial" w:eastAsia="Arial" w:hAnsi="Arial"/>
-          <w:sz w:val="22"/>
-          <w:szCs w:val="22"/>
-        </w:rPr>
-        <w:t xml:space="preserve">Los tres algoritmos ordenan sin comparar elementos: usan la frecuencia como índice de un arreglo (Counting), de un dígito (Radix) o de una cubeta (Bucket). Por eso pueden bajar de la cota O(n log n) que tienen los ordenamientos por comparación.</w:t>
-      </w:r>
-    </w:p>
-    <w:p>
-      <w:pPr>
-        <w:spacing w:before="0" w:after="80" w:line="276" w:lineRule="auto"/>
-        <w:ind w:left="360"/>
-        <w:jc w:val="left"/>
-      </w:pPr>
-      <w:r>
-        <w:rPr>
-          <w:rFonts w:ascii="Arial" w:cs="Arial" w:eastAsia="Arial" w:hAnsi="Arial"/>
-          <w:sz w:val="22"/>
-          <w:szCs w:val="22"/>
-        </w:rPr>
-        <w:t xml:space="preserve">•  </w:t>
-      </w:r>
-      <w:r>
-        <w:rPr>
-          <w:rFonts w:ascii="Arial" w:cs="Arial" w:eastAsia="Arial" w:hAnsi="Arial"/>
-          <w:sz w:val="22"/>
-          <w:szCs w:val="22"/>
-        </w:rPr>
-        <w:t xml:space="preserve">Counting Sort tiene T(n) = 11n + 3k + 12, es decir O(n + k). Es el más rápido en el corpus porque k = 57 es pequeño.</w:t>
-      </w:r>
-    </w:p>
-    <w:p>
-      <w:pPr>
-        <w:spacing w:before="0" w:after="80" w:line="276" w:lineRule="auto"/>
-        <w:ind w:left="360"/>
-        <w:jc w:val="left"/>
-      </w:pPr>
-      <w:r>
-        <w:rPr>
-          <w:rFonts w:ascii="Arial" w:cs="Arial" w:eastAsia="Arial" w:hAnsi="Arial"/>
-          <w:sz w:val="22"/>
-          <w:szCs w:val="22"/>
-        </w:rPr>
-        <w:t xml:space="preserve">•  </w:t>
-      </w:r>
-      <w:r>
-        <w:rPr>
-          <w:rFonts w:ascii="Arial" w:cs="Arial" w:eastAsia="Arial" w:hAnsi="Arial"/>
-          <w:sz w:val="22"/>
-          <w:szCs w:val="22"/>
-        </w:rPr>
-        <w:t xml:space="preserve">Radix Sort tiene T(n) = 8dn + 3n + 38d + 8, es decir O(d · (n + b)). Con d = 2 y b = 10 es O(n), pero recorre los datos dos veces.</w:t>
-      </w:r>
-    </w:p>
-    <w:p>
-      <w:pPr>
-        <w:spacing w:before="0" w:after="80" w:line="276" w:lineRule="auto"/>
-        <w:ind w:left="360"/>
-        <w:jc w:val="left"/>
-      </w:pPr>
-      <w:r>
-        <w:rPr>
-          <w:rFonts w:ascii="Arial" w:cs="Arial" w:eastAsia="Arial" w:hAnsi="Arial"/>
-          <w:sz w:val="22"/>
-          <w:szCs w:val="22"/>
-        </w:rPr>
-        <w:t xml:space="preserve">•  </w:t>
-      </w:r>
-      <w:r>
-        <w:rPr>
-          <w:rFonts w:ascii="Arial" w:cs="Arial" w:eastAsia="Arial" w:hAnsi="Arial"/>
-          <w:sz w:val="22"/>
-          <w:szCs w:val="22"/>
-        </w:rPr>
-        <w:t xml:space="preserve">Bucket Sort tiene T(n) = 17n + 13 en el caso promedio, O(n), y O(n²) en el peor caso. En el corpus siempre se da el caso promedio.</w:t>
-      </w:r>
-    </w:p>
-    <w:p>
-      <w:pPr>
-        <w:spacing w:before="0" w:after="80" w:line="276" w:lineRule="auto"/>
-        <w:ind w:left="360"/>
-        <w:jc w:val="left"/>
-      </w:pPr>
-      <w:r>
-        <w:rPr>
-          <w:rFonts w:ascii="Arial" w:cs="Arial" w:eastAsia="Arial" w:hAnsi="Arial"/>
-          <w:sz w:val="22"/>
-          <w:szCs w:val="22"/>
-        </w:rPr>
-        <w:t xml:space="preserve">•  </w:t>
-      </w:r>
-      <w:r>
-        <w:rPr>
-          <w:rFonts w:ascii="Arial" w:cs="Arial" w:eastAsia="Arial" w:hAnsi="Arial"/>
-          <w:sz w:val="22"/>
-          <w:szCs w:val="22"/>
-        </w:rPr>
-        <w:t xml:space="preserve">Las mediciones confirman la teoría: el orden de los tiempos coincide con el de T(n) y el tiempo crece de forma lineal al duplicar n.</w:t>
+        <w:t xml:space="preserve">9. Implementación en la aplicación web</w:t>
+      </w:r>
+    </w:p>
+    <w:p>
+      <w:pPr>
+        <w:spacing w:before="0" w:after="140" w:line="276" w:lineRule="auto"/>
+        <w:jc w:val="both"/>
+      </w:pPr>
+      <w:r>
+        <w:rPr>
+          <w:rFonts w:ascii="Arial" w:cs="Arial" w:eastAsia="Arial" w:hAnsi="Arial"/>
+          <w:sz w:val="22"/>
+          <w:szCs w:val="22"/>
+        </w:rPr>
+        <w:t xml:space="preserve">El ranking de términos está integrado en la aplicación del proyecto, en la vista Ranking de términos. Al abrirla, el frontend (React) pide los datos a la API (FastAPI), que preprocesa los abstracts, ejecuta los tres algoritmos y devuelve el top 15 de cada uno junto con sus tiempos. La aplicación está publicada en https://bibliometria-algoritmica.onrender.com/ranking.</w:t>
+      </w:r>
+    </w:p>
+    <w:p>
+      <w:pPr>
+        <w:keepNext/>
+        <w:spacing w:before="0" w:after="140" w:line="276" w:lineRule="auto"/>
+        <w:jc w:val="both"/>
+      </w:pPr>
+      <w:r>
+        <w:rPr>
+          <w:rFonts w:ascii="Arial" w:cs="Arial" w:eastAsia="Arial" w:hAnsi="Arial"/>
+          <w:sz w:val="22"/>
+          <w:szCs w:val="22"/>
+        </w:rPr>
+        <w:t xml:space="preserve">En la parte superior se muestran los datos del corpus: tokens, términos distintos (n), frecuencia máxima (k) y si los tres rankings coinciden:</w:t>
+      </w:r>
+    </w:p>
+    <w:p>
+      <w:pPr>
+        <w:keepNext/>
+        <w:spacing w:before="60" w:after="40" w:line="276" w:lineRule="auto"/>
+        <w:jc w:val="center"/>
+      </w:pPr>
+      <w:r>
+        <w:drawing>
+          <wp:inline distT="0" distB="0" distL="0" distR="0">
+            <wp:extent cx="5760720" cy="1522476"/>
+            <wp:docPr id="107" name="Imagen 107"/>
+            <a:graphic xmlns:a="http://schemas.openxmlformats.org/drawingml/2006/main">
+              <a:graphicData uri="http://schemas.openxmlformats.org/drawingml/2006/picture">
+                <pic:pic xmlns:pic="http://schemas.openxmlformats.org/drawingml/2006/picture">
+                  <pic:nvPicPr>
+                    <pic:cNvPr id="107" name="seg_app_encabezado.png"/>
+                    <pic:cNvPicPr/>
+                  </pic:nvPicPr>
+                  <pic:blipFill>
+                    <a:blip r:embed="rIdSeg107"/>
+                    <a:stretch>
+                      <a:fillRect/>
+                    </a:stretch>
+                  </pic:blipFill>
+                  <pic:spPr>
+                    <a:xfrm>
+                      <a:off x="0" y="0"/>
+                      <a:ext cx="5760720" cy="1522476"/>
+                    </a:xfrm>
+                    <a:prstGeom prst="rect">
+                      <a:avLst/>
+                    </a:prstGeom>
+                    <a:ln w="6350">
+                      <a:solidFill>
+                        <a:srgbClr val="808080"/>
+                      </a:solidFill>
+                    </a:ln>
+                  </pic:spPr>
+                </pic:pic>
+              </a:graphicData>
+            </a:graphic>
+          </wp:inline>
+        </w:drawing>
+      </w:r>
+    </w:p>
+    <w:p>
+      <w:pPr>
+        <w:spacing w:before="0" w:after="200" w:line="276" w:lineRule="auto"/>
+        <w:jc w:val="center"/>
+      </w:pPr>
+      <w:r>
+        <w:rPr>
+          <w:rFonts w:ascii="Arial" w:cs="Arial" w:eastAsia="Arial" w:hAnsi="Arial"/>
+          <w:i/>
+          <w:sz w:val="18"/>
+          <w:szCs w:val="18"/>
+        </w:rPr>
+        <w:t xml:space="preserve">Figura 7. Encabezado de la vista Ranking de términos con los datos del corpus.</w:t>
+      </w:r>
+    </w:p>
+    <w:p>
+      <w:pPr>
+        <w:keepNext/>
+        <w:spacing w:before="0" w:after="140" w:line="276" w:lineRule="auto"/>
+        <w:jc w:val="both"/>
+      </w:pPr>
+      <w:r>
+        <w:rPr>
+          <w:rFonts w:ascii="Arial" w:cs="Arial" w:eastAsia="Arial" w:hAnsi="Arial"/>
+          <w:sz w:val="22"/>
+          <w:szCs w:val="22"/>
+        </w:rPr>
+        <w:t xml:space="preserve">Luego aparece el top 15. Las pestañas permiten ver el resultado de cada algoritmo por separado; los tres muestran la misma lista, como se comprobó en la sección anterior. Al lado de la tabla hay un gráfico de barras con la frecuencia de cada término:</w:t>
+      </w:r>
+    </w:p>
+    <w:p>
+      <w:pPr>
+        <w:keepNext/>
+        <w:spacing w:before="60" w:after="40" w:line="276" w:lineRule="auto"/>
+        <w:jc w:val="center"/>
+      </w:pPr>
+      <w:r>
+        <w:drawing>
+          <wp:inline distT="0" distB="0" distL="0" distR="0">
+            <wp:extent cx="5760720" cy="3516115"/>
+            <wp:docPr id="108" name="Imagen 108"/>
+            <a:graphic xmlns:a="http://schemas.openxmlformats.org/drawingml/2006/main">
+              <a:graphicData uri="http://schemas.openxmlformats.org/drawingml/2006/picture">
+                <pic:pic xmlns:pic="http://schemas.openxmlformats.org/drawingml/2006/picture">
+                  <pic:nvPicPr>
+                    <pic:cNvPr id="108" name="seg_app_top15.png"/>
+                    <pic:cNvPicPr/>
+                  </pic:nvPicPr>
+                  <pic:blipFill>
+                    <a:blip r:embed="rIdSeg108"/>
+                    <a:stretch>
+                      <a:fillRect/>
+                    </a:stretch>
+                  </pic:blipFill>
+                  <pic:spPr>
+                    <a:xfrm>
+                      <a:off x="0" y="0"/>
+                      <a:ext cx="5760720" cy="3516115"/>
+                    </a:xfrm>
+                    <a:prstGeom prst="rect">
+                      <a:avLst/>
+                    </a:prstGeom>
+                    <a:ln w="6350">
+                      <a:solidFill>
+                        <a:srgbClr val="808080"/>
+                      </a:solidFill>
+                    </a:ln>
+                  </pic:spPr>
+                </pic:pic>
+              </a:graphicData>
+            </a:graphic>
+          </wp:inline>
+        </w:drawing>
+      </w:r>
+    </w:p>
+    <w:p>
+      <w:pPr>
+        <w:spacing w:before="0" w:after="200" w:line="276" w:lineRule="auto"/>
+        <w:jc w:val="center"/>
+      </w:pPr>
+      <w:r>
+        <w:rPr>
+          <w:rFonts w:ascii="Arial" w:cs="Arial" w:eastAsia="Arial" w:hAnsi="Arial"/>
+          <w:i/>
+          <w:sz w:val="18"/>
+          <w:szCs w:val="18"/>
+        </w:rPr>
+        <w:t xml:space="preserve">Figura 8. Top 15 términos obtenido con Counting Sort, con su gráfico de barras.</w:t>
+      </w:r>
+    </w:p>
+    <w:p>
+      <w:pPr>
+        <w:keepNext/>
+        <w:spacing w:before="0" w:after="140" w:line="276" w:lineRule="auto"/>
+        <w:jc w:val="both"/>
+      </w:pPr>
+      <w:r>
+        <w:rPr>
+          <w:rFonts w:ascii="Arial" w:cs="Arial" w:eastAsia="Arial" w:hAnsi="Arial"/>
+          <w:sz w:val="22"/>
+          <w:szCs w:val="22"/>
+        </w:rPr>
+        <w:t xml:space="preserve">Debajo se comparan los tiempos. Tiempo de una ejecución muestra lo que tardó cada algoritmo en ordenar los n términos, y Benchmark repite la medición 50 veces y reporta el promedio, el mínimo y el máximo:</w:t>
+      </w:r>
+    </w:p>
+    <w:p>
+      <w:pPr>
+        <w:keepNext/>
+        <w:spacing w:before="60" w:after="40" w:line="276" w:lineRule="auto"/>
+        <w:jc w:val="center"/>
+      </w:pPr>
+      <w:r>
+        <w:drawing>
+          <wp:inline distT="0" distB="0" distL="0" distR="0">
+            <wp:extent cx="5760720" cy="1362332"/>
+            <wp:docPr id="109" name="Imagen 109"/>
+            <a:graphic xmlns:a="http://schemas.openxmlformats.org/drawingml/2006/main">
+              <a:graphicData uri="http://schemas.openxmlformats.org/drawingml/2006/picture">
+                <pic:pic xmlns:pic="http://schemas.openxmlformats.org/drawingml/2006/picture">
+                  <pic:nvPicPr>
+                    <pic:cNvPr id="109" name="seg_app_tiempos.png"/>
+                    <pic:cNvPicPr/>
+                  </pic:nvPicPr>
+                  <pic:blipFill>
+                    <a:blip r:embed="rIdSeg109"/>
+                    <a:stretch>
+                      <a:fillRect/>
+                    </a:stretch>
+                  </pic:blipFill>
+                  <pic:spPr>
+                    <a:xfrm>
+                      <a:off x="0" y="0"/>
+                      <a:ext cx="5760720" cy="1362332"/>
+                    </a:xfrm>
+                    <a:prstGeom prst="rect">
+                      <a:avLst/>
+                    </a:prstGeom>
+                    <a:ln w="6350">
+                      <a:solidFill>
+                        <a:srgbClr val="808080"/>
+                      </a:solidFill>
+                    </a:ln>
+                  </pic:spPr>
+                </pic:pic>
+              </a:graphicData>
+            </a:graphic>
+          </wp:inline>
+        </w:drawing>
+      </w:r>
+    </w:p>
+    <w:p>
+      <w:pPr>
+        <w:spacing w:before="0" w:after="200" w:line="276" w:lineRule="auto"/>
+        <w:jc w:val="center"/>
+      </w:pPr>
+      <w:r>
+        <w:rPr>
+          <w:rFonts w:ascii="Arial" w:cs="Arial" w:eastAsia="Arial" w:hAnsi="Arial"/>
+          <w:i/>
+          <w:sz w:val="18"/>
+          <w:szCs w:val="18"/>
+        </w:rPr>
+        <w:t xml:space="preserve">Figura 9. Tiempos de ejecución y benchmark en la aplicación.</w:t>
+      </w:r>
+    </w:p>
+    <w:p>
+      <w:pPr>
+        <w:keepNext/>
+        <w:spacing w:before="0" w:after="140" w:line="276" w:lineRule="auto"/>
+        <w:jc w:val="both"/>
+      </w:pPr>
+      <w:r>
+        <w:rPr>
+          <w:rFonts w:ascii="Arial" w:cs="Arial" w:eastAsia="Arial" w:hAnsi="Arial"/>
+          <w:sz w:val="22"/>
+          <w:szCs w:val="22"/>
+        </w:rPr>
+        <w:t xml:space="preserve">Por último, la gráfica de escalamiento duplica la lista varias veces y muestra cómo crece el tiempo, lo que permite ver en la misma aplicación el comportamiento lineal:</w:t>
+      </w:r>
+    </w:p>
+    <w:p>
+      <w:pPr>
+        <w:keepNext/>
+        <w:spacing w:before="60" w:after="40" w:line="276" w:lineRule="auto"/>
+        <w:jc w:val="center"/>
+      </w:pPr>
+      <w:r>
+        <w:drawing>
+          <wp:inline distT="0" distB="0" distL="0" distR="0">
+            <wp:extent cx="5486400" cy="2224216"/>
+            <wp:docPr id="110" name="Imagen 110"/>
+            <a:graphic xmlns:a="http://schemas.openxmlformats.org/drawingml/2006/main">
+              <a:graphicData uri="http://schemas.openxmlformats.org/drawingml/2006/picture">
+                <pic:pic xmlns:pic="http://schemas.openxmlformats.org/drawingml/2006/picture">
+                  <pic:nvPicPr>
+                    <pic:cNvPr id="110" name="seg_app_escalamiento.png"/>
+                    <pic:cNvPicPr/>
+                  </pic:nvPicPr>
+                  <pic:blipFill>
+                    <a:blip r:embed="rIdSeg110"/>
+                    <a:stretch>
+                      <a:fillRect/>
+                    </a:stretch>
+                  </pic:blipFill>
+                  <pic:spPr>
+                    <a:xfrm>
+                      <a:off x="0" y="0"/>
+                      <a:ext cx="5486400" cy="2224216"/>
+                    </a:xfrm>
+                    <a:prstGeom prst="rect">
+                      <a:avLst/>
+                    </a:prstGeom>
+                    <a:ln w="6350">
+                      <a:solidFill>
+                        <a:srgbClr val="808080"/>
+                      </a:solidFill>
+                    </a:ln>
+                  </pic:spPr>
+                </pic:pic>
+              </a:graphicData>
+            </a:graphic>
+          </wp:inline>
+        </w:drawing>
+      </w:r>
+    </w:p>
+    <w:p>
+      <w:pPr>
+        <w:spacing w:before="0" w:after="200" w:line="276" w:lineRule="auto"/>
+        <w:jc w:val="center"/>
+      </w:pPr>
+      <w:r>
+        <w:rPr>
+          <w:rFonts w:ascii="Arial" w:cs="Arial" w:eastAsia="Arial" w:hAnsi="Arial"/>
+          <w:i/>
+          <w:sz w:val="18"/>
+          <w:szCs w:val="18"/>
+        </w:rPr>
+        <w:t xml:space="preserve">Figura 10. Gráfica de escalamiento en la aplicación.</w:t>
+      </w:r>
+    </w:p>
+    <w:p>
+      <w:pPr>
+        <w:spacing w:before="0" w:after="140" w:line="276" w:lineRule="auto"/>
+        <w:jc w:val="both"/>
+      </w:pPr>
+      <w:r>
+        <w:rPr>
+          <w:rFonts w:ascii="Arial" w:cs="Arial" w:eastAsia="Arial" w:hAnsi="Arial"/>
+          <w:sz w:val="22"/>
+          <w:szCs w:val="22"/>
+        </w:rPr>
+        <w:t xml:space="preserve">Los tiempos de las capturas son mayores y más variables que los de la sección 7 porque se midieron en el servidor gratuito donde está publicada la aplicación, que comparte el procesador con otros servicios. Aun así se mantiene el mismo orden: Counting Sort es el más rápido según el tiempo mínimo, y los tres crecen de forma aproximadamente lineal.</w:t>
       </w:r>
     </w:p>
     <w:p>
@@ -11474,11 +11645,144 @@
         <w:rPr>
           <w:rFonts w:ascii="Arial" w:cs="Arial" w:eastAsia="Arial" w:hAnsi="Arial"/>
           <w:b/>
-          <w:color w:val="1F3864"/>
+          <w:color w:val="000000"/>
           <w:sz w:val="30"/>
           <w:szCs w:val="30"/>
         </w:rPr>
-        <w:t xml:space="preserve">10. Referencias</w:t>
+        <w:t xml:space="preserve">10. Conclusiones</w:t>
+      </w:r>
+    </w:p>
+    <w:p>
+      <w:pPr>
+        <w:spacing w:before="0" w:after="80" w:line="276" w:lineRule="auto"/>
+        <w:ind w:left="360"/>
+        <w:jc w:val="left"/>
+      </w:pPr>
+      <w:r>
+        <w:rPr>
+          <w:rFonts w:ascii="Arial" w:cs="Arial" w:eastAsia="Arial" w:hAnsi="Arial"/>
+          <w:sz w:val="22"/>
+          <w:szCs w:val="22"/>
+        </w:rPr>
+        <w:t xml:space="preserve">•  </w:t>
+      </w:r>
+      <w:r>
+        <w:rPr>
+          <w:rFonts w:ascii="Arial" w:cs="Arial" w:eastAsia="Arial" w:hAnsi="Arial"/>
+          <w:sz w:val="22"/>
+          <w:szCs w:val="22"/>
+        </w:rPr>
+        <w:t xml:space="preserve">Los tres algoritmos ordenan sin comparar elementos: usan la frecuencia como índice de un arreglo (Counting), de un dígito (Radix) o de una cubeta (Bucket). Por eso pueden bajar de la cota O(n log n) que tienen los ordenamientos por comparación.</w:t>
+      </w:r>
+    </w:p>
+    <w:p>
+      <w:pPr>
+        <w:spacing w:before="0" w:after="80" w:line="276" w:lineRule="auto"/>
+        <w:ind w:left="360"/>
+        <w:jc w:val="left"/>
+      </w:pPr>
+      <w:r>
+        <w:rPr>
+          <w:rFonts w:ascii="Arial" w:cs="Arial" w:eastAsia="Arial" w:hAnsi="Arial"/>
+          <w:sz w:val="22"/>
+          <w:szCs w:val="22"/>
+        </w:rPr>
+        <w:t xml:space="preserve">•  </w:t>
+      </w:r>
+      <w:r>
+        <w:rPr>
+          <w:rFonts w:ascii="Arial" w:cs="Arial" w:eastAsia="Arial" w:hAnsi="Arial"/>
+          <w:sz w:val="22"/>
+          <w:szCs w:val="22"/>
+        </w:rPr>
+        <w:t xml:space="preserve">Counting Sort tiene T(n) = 11n + 3k + 12, es decir O(n + k). Es el más rápido en el corpus porque k = 57 es pequeño.</w:t>
+      </w:r>
+    </w:p>
+    <w:p>
+      <w:pPr>
+        <w:spacing w:before="0" w:after="80" w:line="276" w:lineRule="auto"/>
+        <w:ind w:left="360"/>
+        <w:jc w:val="left"/>
+      </w:pPr>
+      <w:r>
+        <w:rPr>
+          <w:rFonts w:ascii="Arial" w:cs="Arial" w:eastAsia="Arial" w:hAnsi="Arial"/>
+          <w:sz w:val="22"/>
+          <w:szCs w:val="22"/>
+        </w:rPr>
+        <w:t xml:space="preserve">•  </w:t>
+      </w:r>
+      <w:r>
+        <w:rPr>
+          <w:rFonts w:ascii="Arial" w:cs="Arial" w:eastAsia="Arial" w:hAnsi="Arial"/>
+          <w:sz w:val="22"/>
+          <w:szCs w:val="22"/>
+        </w:rPr>
+        <w:t xml:space="preserve">Radix Sort tiene T(n) = 8dn + 3n + 38d + 8, es decir O(d · (n + b)). Con d = 2 y b = 10 es O(n), pero recorre los datos dos veces.</w:t>
+      </w:r>
+    </w:p>
+    <w:p>
+      <w:pPr>
+        <w:spacing w:before="0" w:after="80" w:line="276" w:lineRule="auto"/>
+        <w:ind w:left="360"/>
+        <w:jc w:val="left"/>
+      </w:pPr>
+      <w:r>
+        <w:rPr>
+          <w:rFonts w:ascii="Arial" w:cs="Arial" w:eastAsia="Arial" w:hAnsi="Arial"/>
+          <w:sz w:val="22"/>
+          <w:szCs w:val="22"/>
+        </w:rPr>
+        <w:t xml:space="preserve">•  </w:t>
+      </w:r>
+      <w:r>
+        <w:rPr>
+          <w:rFonts w:ascii="Arial" w:cs="Arial" w:eastAsia="Arial" w:hAnsi="Arial"/>
+          <w:sz w:val="22"/>
+          <w:szCs w:val="22"/>
+        </w:rPr>
+        <w:t xml:space="preserve">Bucket Sort tiene T(n) = 17n + 13 en el caso promedio, O(n), y O(n²) en el peor caso. En el corpus siempre se da el caso promedio.</w:t>
+      </w:r>
+    </w:p>
+    <w:p>
+      <w:pPr>
+        <w:spacing w:before="0" w:after="80" w:line="276" w:lineRule="auto"/>
+        <w:ind w:left="360"/>
+        <w:jc w:val="left"/>
+      </w:pPr>
+      <w:r>
+        <w:rPr>
+          <w:rFonts w:ascii="Arial" w:cs="Arial" w:eastAsia="Arial" w:hAnsi="Arial"/>
+          <w:sz w:val="22"/>
+          <w:szCs w:val="22"/>
+        </w:rPr>
+        <w:t xml:space="preserve">•  </w:t>
+      </w:r>
+      <w:r>
+        <w:rPr>
+          <w:rFonts w:ascii="Arial" w:cs="Arial" w:eastAsia="Arial" w:hAnsi="Arial"/>
+          <w:sz w:val="22"/>
+          <w:szCs w:val="22"/>
+        </w:rPr>
+        <w:t xml:space="preserve">Las mediciones confirman la teoría: el orden de los tiempos coincide con el de T(n) y el tiempo crece de forma lineal al duplicar n.</w:t>
+      </w:r>
+    </w:p>
+    <w:p>
+      <w:pPr>
+        <w:pStyle w:val="Heading1"/>
+        <w:keepNext/>
+        <w:spacing w:before="240" w:after="160" w:line="276" w:lineRule="auto"/>
+        <w:jc w:val="left"/>
+      </w:pPr>
+      <w:r>
+        <w:rPr>
+          <w:rFonts w:ascii="Arial" w:cs="Arial" w:eastAsia="Arial" w:hAnsi="Arial"/>
+          <w:b/>
+          <w:color w:val="000000"/>
+          <w:sz w:val="30"/>
+          <w:szCs w:val="30"/>
+        </w:rPr>
+        <w:t xml:space="preserve">11. Referencias</w:t>
       </w:r>
     </w:p>
     <w:p>

--- a/docs/seguimiento/seguimiento-ranking.docx
+++ b/docs/seguimiento/seguimiento-ranking.docx
@@ -833,7 +833,7 @@
           <w:sz w:val="30"/>
           <w:szCs w:val="30"/>
         </w:rPr>
-        <w:t xml:space="preserve">2. Datos de entrada</w:t>
+        <w:t xml:space="preserve">2. Obtención de los datos desde los PDF</w:t>
       </w:r>
     </w:p>
     <w:p>
@@ -847,7 +847,207 @@
           <w:sz w:val="22"/>
           <w:szCs w:val="22"/>
         </w:rPr>
-        <w:t xml:space="preserve">Cada abstract pasa por el mismo preprocesamiento: se convierte a minúsculas, se separa en palabras formadas solo por letras, y se eliminan las palabras vacías del inglés (the, of, and, in, entre otras) y las palabras de menos de tres letras. Con los 20 abstracts se obtiene:</w:t>
+        <w:t xml:space="preserve">Antes de ordenar términos hay que construir el corpus: leer los 20 artículos en PDF y sacar de cada uno su título, autores, año, revista y abstract. Esto lo hace el script extraer_corpus.py con la librería PyMuPDF, que permite leer el texto de un PDF y también el tamaño y la posición de cada línea. El resultado se guarda en el archivo data/corpus.json, que es el que usa la aplicación. Como los PDF no cambian, la extracción se ejecuta una sola vez.</w:t>
+      </w:r>
+    </w:p>
+    <w:p>
+      <w:pPr>
+        <w:spacing w:before="0" w:after="140" w:line="276" w:lineRule="auto"/>
+        <w:jc w:val="both"/>
+      </w:pPr>
+      <w:r>
+        <w:rPr>
+          <w:rFonts w:ascii="Arial" w:cs="Arial" w:eastAsia="Arial" w:hAnsi="Arial"/>
+          <w:sz w:val="22"/>
+          <w:szCs w:val="22"/>
+        </w:rPr>
+        <w:t xml:space="preserve">Estas funciones usan expresiones regulares (módulo re) para reconocer textos como Abstract o Keywords. Se permiten aquí porque la extracción no es uno de los algoritmos que se evalúan: los algoritmos del seguimiento (Counting, Radix y Bucket Sort) sí están implementados solo con estructuras básicas.</w:t>
+      </w:r>
+    </w:p>
+    <w:p>
+      <w:pPr>
+        <w:pStyle w:val="Heading2"/>
+        <w:keepNext/>
+        <w:spacing w:before="200" w:after="120" w:line="276" w:lineRule="auto"/>
+        <w:jc w:val="left"/>
+      </w:pPr>
+      <w:r>
+        <w:rPr>
+          <w:rFonts w:ascii="Arial" w:cs="Arial" w:eastAsia="Arial" w:hAnsi="Arial"/>
+          <w:b/>
+          <w:color w:val="000000"/>
+          <w:sz w:val="25"/>
+          <w:szCs w:val="25"/>
+        </w:rPr>
+        <w:t xml:space="preserve">2.1 Recorrido de los PDF</w:t>
+      </w:r>
+    </w:p>
+    <w:p>
+      <w:pPr>
+        <w:keepNext/>
+        <w:spacing w:before="0" w:after="140" w:line="276" w:lineRule="auto"/>
+        <w:jc w:val="both"/>
+      </w:pPr>
+      <w:r>
+        <w:rPr>
+          <w:rFonts w:ascii="Arial" w:cs="Arial" w:eastAsia="Arial" w:hAnsi="Arial"/>
+          <w:sz w:val="22"/>
+          <w:szCs w:val="22"/>
+        </w:rPr>
+        <w:t xml:space="preserve">La función listar_pdfs busca los archivos de la carpeta data/articulos y toma el número del nombre del archivo como identificador (por ejemplo, 1. Artificial intelligence literacy....pdf tiene id 1). Luego generar_corpus llama a extraer_articulo para cada PDF y escribe la lista completa en corpus.json.</w:t>
+      </w:r>
+    </w:p>
+    <w:p>
+      <w:pPr>
+        <w:keepNext/>
+        <w:spacing w:before="60" w:after="40" w:line="276" w:lineRule="auto"/>
+        <w:jc w:val="center"/>
+      </w:pPr>
+      <w:r>
+        <w:drawing>
+          <wp:inline distT="0" distB="0" distL="0" distR="0">
+            <wp:extent cx="5486400" cy="1478942"/>
+            <wp:docPr id="101" name="Imagen 101"/>
+            <a:graphic xmlns:a="http://schemas.openxmlformats.org/drawingml/2006/main">
+              <a:graphicData uri="http://schemas.openxmlformats.org/drawingml/2006/picture">
+                <pic:pic xmlns:pic="http://schemas.openxmlformats.org/drawingml/2006/picture">
+                  <pic:nvPicPr>
+                    <pic:cNvPr id="101" name="seg_ext_script.png"/>
+                    <pic:cNvPicPr/>
+                  </pic:nvPicPr>
+                  <pic:blipFill>
+                    <a:blip r:embed="rIdSeg101"/>
+                    <a:stretch>
+                      <a:fillRect/>
+                    </a:stretch>
+                  </pic:blipFill>
+                  <pic:spPr>
+                    <a:xfrm>
+                      <a:off x="0" y="0"/>
+                      <a:ext cx="5486400" cy="1478942"/>
+                    </a:xfrm>
+                    <a:prstGeom prst="rect">
+                      <a:avLst/>
+                    </a:prstGeom>
+                    <a:ln w="6350">
+                      <a:solidFill>
+                        <a:srgbClr val="808080"/>
+                      </a:solidFill>
+                    </a:ln>
+                  </pic:spPr>
+                </pic:pic>
+              </a:graphicData>
+            </a:graphic>
+          </wp:inline>
+        </w:drawing>
+      </w:r>
+    </w:p>
+    <w:p>
+      <w:pPr>
+        <w:spacing w:before="0" w:after="200" w:line="276" w:lineRule="auto"/>
+        <w:jc w:val="center"/>
+      </w:pPr>
+      <w:r>
+        <w:rPr>
+          <w:rFonts w:ascii="Arial" w:cs="Arial" w:eastAsia="Arial" w:hAnsi="Arial"/>
+          <w:i/>
+          <w:sz w:val="18"/>
+          <w:szCs w:val="18"/>
+        </w:rPr>
+        <w:t xml:space="preserve">Figura 1. Recorrido de los PDF y escritura de corpus.json. Archivo: backend/scripts/extraer_corpus.py.</w:t>
+      </w:r>
+    </w:p>
+    <w:p>
+      <w:pPr>
+        <w:pStyle w:val="Heading2"/>
+        <w:keepNext/>
+        <w:spacing w:before="200" w:after="120" w:line="276" w:lineRule="auto"/>
+        <w:jc w:val="left"/>
+      </w:pPr>
+      <w:r>
+        <w:rPr>
+          <w:rFonts w:ascii="Arial" w:cs="Arial" w:eastAsia="Arial" w:hAnsi="Arial"/>
+          <w:b/>
+          <w:color w:val="000000"/>
+          <w:sz w:val="25"/>
+          <w:szCs w:val="25"/>
+        </w:rPr>
+        <w:t xml:space="preserve">2.2 Función principal de extracción</w:t>
+      </w:r>
+    </w:p>
+    <w:p>
+      <w:pPr>
+        <w:keepNext/>
+        <w:spacing w:before="0" w:after="140" w:line="276" w:lineRule="auto"/>
+        <w:jc w:val="both"/>
+      </w:pPr>
+      <w:r>
+        <w:rPr>
+          <w:rFonts w:ascii="Arial" w:cs="Arial" w:eastAsia="Arial" w:hAnsi="Arial"/>
+          <w:sz w:val="22"/>
+          <w:szCs w:val="22"/>
+        </w:rPr>
+        <w:t xml:space="preserve">extraer_articulo procesa un PDF completo. Abre el documento, lee el texto de las dos primeras páginas (donde están el título, los autores y el abstract) y llama a una función por cada dato:</w:t>
+      </w:r>
+    </w:p>
+    <w:p>
+      <w:pPr>
+        <w:keepNext/>
+        <w:spacing w:before="60" w:after="40" w:line="276" w:lineRule="auto"/>
+        <w:jc w:val="center"/>
+      </w:pPr>
+      <w:r>
+        <w:drawing>
+          <wp:inline distT="0" distB="0" distL="0" distR="0">
+            <wp:extent cx="5760720" cy="3711804"/>
+            <wp:docPr id="102" name="Imagen 102"/>
+            <a:graphic xmlns:a="http://schemas.openxmlformats.org/drawingml/2006/main">
+              <a:graphicData uri="http://schemas.openxmlformats.org/drawingml/2006/picture">
+                <pic:pic xmlns:pic="http://schemas.openxmlformats.org/drawingml/2006/picture">
+                  <pic:nvPicPr>
+                    <pic:cNvPr id="102" name="seg_ext_articulo.png"/>
+                    <pic:cNvPicPr/>
+                  </pic:nvPicPr>
+                  <pic:blipFill>
+                    <a:blip r:embed="rIdSeg102"/>
+                    <a:stretch>
+                      <a:fillRect/>
+                    </a:stretch>
+                  </pic:blipFill>
+                  <pic:spPr>
+                    <a:xfrm>
+                      <a:off x="0" y="0"/>
+                      <a:ext cx="5760720" cy="3711804"/>
+                    </a:xfrm>
+                    <a:prstGeom prst="rect">
+                      <a:avLst/>
+                    </a:prstGeom>
+                    <a:ln w="6350">
+                      <a:solidFill>
+                        <a:srgbClr val="808080"/>
+                      </a:solidFill>
+                    </a:ln>
+                  </pic:spPr>
+                </pic:pic>
+              </a:graphicData>
+            </a:graphic>
+          </wp:inline>
+        </w:drawing>
+      </w:r>
+    </w:p>
+    <w:p>
+      <w:pPr>
+        <w:spacing w:before="0" w:after="200" w:line="276" w:lineRule="auto"/>
+        <w:jc w:val="center"/>
+      </w:pPr>
+      <w:r>
+        <w:rPr>
+          <w:rFonts w:ascii="Arial" w:cs="Arial" w:eastAsia="Arial" w:hAnsi="Arial"/>
+          <w:i/>
+          <w:sz w:val="18"/>
+          <w:szCs w:val="18"/>
+        </w:rPr>
+        <w:t xml:space="preserve">Figura 2. Función que extrae todos los datos de un artículo. Archivo: backend/app/corpus/extractor.py.</w:t>
       </w:r>
     </w:p>
     <w:p>
@@ -871,15 +1071,15 @@
           <w:sz w:val="22"/>
           <w:szCs w:val="22"/>
         </w:rPr>
-        <w:t xml:space="preserve">2.314 tokens</w:t>
-      </w:r>
-      <w:r>
-        <w:rPr>
-          <w:rFonts w:ascii="Arial" w:cs="Arial" w:eastAsia="Arial" w:hAnsi="Arial"/>
-          <w:sz w:val="22"/>
-          <w:szCs w:val="22"/>
-        </w:rPr>
-        <w:t xml:space="preserve"> (palabras útiles, contando repeticiones).</w:t>
+        <w:t xml:space="preserve">leer_lineas: </w:t>
+      </w:r>
+      <w:r>
+        <w:rPr>
+          <w:rFonts w:ascii="Arial" w:cs="Arial" w:eastAsia="Arial" w:hAnsi="Arial"/>
+          <w:sz w:val="22"/>
+          <w:szCs w:val="22"/>
+        </w:rPr>
+        <w:t xml:space="preserve">obtiene cada línea de la página 1 con su texto, su tamaño de letra y su posición.</w:t>
       </w:r>
     </w:p>
     <w:p>
@@ -903,15 +1103,15 @@
           <w:sz w:val="22"/>
           <w:szCs w:val="22"/>
         </w:rPr>
-        <w:t xml:space="preserve">959 términos distintos</w:t>
-      </w:r>
-      <w:r>
-        <w:rPr>
-          <w:rFonts w:ascii="Arial" w:cs="Arial" w:eastAsia="Arial" w:hAnsi="Arial"/>
-          <w:sz w:val="22"/>
-          <w:szCs w:val="22"/>
-        </w:rPr>
-        <w:t xml:space="preserve">. Cada uno se guarda como un par (término, frecuencia).</w:t>
+        <w:t xml:space="preserve">extraer_titulo y extraer_autores: </w:t>
+      </w:r>
+      <w:r>
+        <w:rPr>
+          <w:rFonts w:ascii="Arial" w:cs="Arial" w:eastAsia="Arial" w:hAnsi="Arial"/>
+          <w:sz w:val="22"/>
+          <w:szCs w:val="22"/>
+        </w:rPr>
+        <w:t xml:space="preserve">usan el tamaño de letra para encontrar el título y los nombres.</w:t>
       </w:r>
     </w:p>
     <w:p>
@@ -935,19 +1135,70 @@
           <w:sz w:val="22"/>
           <w:szCs w:val="22"/>
         </w:rPr>
-        <w:t xml:space="preserve">57 como frecuencia máxima</w:t>
-      </w:r>
-      <w:r>
-        <w:rPr>
-          <w:rFonts w:ascii="Arial" w:cs="Arial" w:eastAsia="Arial" w:hAnsi="Arial"/>
-          <w:sz w:val="22"/>
-          <w:szCs w:val="22"/>
-        </w:rPr>
-        <w:t xml:space="preserve">, que corresponde al término education.</w:t>
-      </w:r>
-    </w:p>
-    <w:p>
-      <w:pPr>
+        <w:t xml:space="preserve">detectar_revista: </w:t>
+      </w:r>
+      <w:r>
+        <w:rPr>
+          <w:rFonts w:ascii="Arial" w:cs="Arial" w:eastAsia="Arial" w:hAnsi="Arial"/>
+          <w:sz w:val="22"/>
+          <w:szCs w:val="22"/>
+        </w:rPr>
+        <w:t xml:space="preserve">reconoce la revista y su año de publicación.</w:t>
+      </w:r>
+    </w:p>
+    <w:p>
+      <w:pPr>
+        <w:spacing w:before="0" w:after="80" w:line="276" w:lineRule="auto"/>
+        <w:ind w:left="360"/>
+        <w:jc w:val="left"/>
+      </w:pPr>
+      <w:r>
+        <w:rPr>
+          <w:rFonts w:ascii="Arial" w:cs="Arial" w:eastAsia="Arial" w:hAnsi="Arial"/>
+          <w:sz w:val="22"/>
+          <w:szCs w:val="22"/>
+        </w:rPr>
+        <w:t xml:space="preserve">•  </w:t>
+      </w:r>
+      <w:r>
+        <w:rPr>
+          <w:rFonts w:ascii="Arial" w:cs="Arial" w:eastAsia="Arial" w:hAnsi="Arial"/>
+          <w:b/>
+          <w:sz w:val="22"/>
+          <w:szCs w:val="22"/>
+        </w:rPr>
+        <w:t xml:space="preserve">extraer_abstract y limpiar_abstract: </w:t>
+      </w:r>
+      <w:r>
+        <w:rPr>
+          <w:rFonts w:ascii="Arial" w:cs="Arial" w:eastAsia="Arial" w:hAnsi="Arial"/>
+          <w:sz w:val="22"/>
+          <w:szCs w:val="22"/>
+        </w:rPr>
+        <w:t xml:space="preserve">recortan el resumen y lo dejan en un solo párrafo limpio.</w:t>
+      </w:r>
+    </w:p>
+    <w:p>
+      <w:pPr>
+        <w:pStyle w:val="Heading2"/>
+        <w:keepNext/>
+        <w:spacing w:before="200" w:after="120" w:line="276" w:lineRule="auto"/>
+        <w:jc w:val="left"/>
+      </w:pPr>
+      <w:r>
+        <w:rPr>
+          <w:rFonts w:ascii="Arial" w:cs="Arial" w:eastAsia="Arial" w:hAnsi="Arial"/>
+          <w:b/>
+          <w:color w:val="000000"/>
+          <w:sz w:val="25"/>
+          <w:szCs w:val="25"/>
+        </w:rPr>
+        <w:t xml:space="preserve">2.3 Título</w:t>
+      </w:r>
+    </w:p>
+    <w:p>
+      <w:pPr>
+        <w:keepNext/>
         <w:spacing w:before="0" w:after="140" w:line="276" w:lineRule="auto"/>
         <w:jc w:val="both"/>
       </w:pPr>
@@ -957,7 +1208,3861 @@
           <w:sz w:val="22"/>
           <w:szCs w:val="22"/>
         </w:rPr>
+        <w:t xml:space="preserve">En un artículo científico el título casi siempre es el texto con la letra más grande de la primera página. Por eso primero se leen las líneas con su tamaño de letra:</w:t>
+      </w:r>
+    </w:p>
+    <w:p>
+      <w:pPr>
+        <w:keepNext/>
+        <w:spacing w:before="60" w:after="40" w:line="276" w:lineRule="auto"/>
+        <w:jc w:val="center"/>
+      </w:pPr>
+      <w:r>
+        <w:drawing>
+          <wp:inline distT="0" distB="0" distL="0" distR="0">
+            <wp:extent cx="5760720" cy="2109354"/>
+            <wp:docPr id="103" name="Imagen 103"/>
+            <a:graphic xmlns:a="http://schemas.openxmlformats.org/drawingml/2006/main">
+              <a:graphicData uri="http://schemas.openxmlformats.org/drawingml/2006/picture">
+                <pic:pic xmlns:pic="http://schemas.openxmlformats.org/drawingml/2006/picture">
+                  <pic:nvPicPr>
+                    <pic:cNvPr id="103" name="seg_ext_lineas.png"/>
+                    <pic:cNvPicPr/>
+                  </pic:nvPicPr>
+                  <pic:blipFill>
+                    <a:blip r:embed="rIdSeg103"/>
+                    <a:stretch>
+                      <a:fillRect/>
+                    </a:stretch>
+                  </pic:blipFill>
+                  <pic:spPr>
+                    <a:xfrm>
+                      <a:off x="0" y="0"/>
+                      <a:ext cx="5760720" cy="2109354"/>
+                    </a:xfrm>
+                    <a:prstGeom prst="rect">
+                      <a:avLst/>
+                    </a:prstGeom>
+                    <a:ln w="6350">
+                      <a:solidFill>
+                        <a:srgbClr val="808080"/>
+                      </a:solidFill>
+                    </a:ln>
+                  </pic:spPr>
+                </pic:pic>
+              </a:graphicData>
+            </a:graphic>
+          </wp:inline>
+        </w:drawing>
+      </w:r>
+    </w:p>
+    <w:p>
+      <w:pPr>
+        <w:spacing w:before="0" w:after="200" w:line="276" w:lineRule="auto"/>
+        <w:jc w:val="center"/>
+      </w:pPr>
+      <w:r>
+        <w:rPr>
+          <w:rFonts w:ascii="Arial" w:cs="Arial" w:eastAsia="Arial" w:hAnsi="Arial"/>
+          <w:i/>
+          <w:sz w:val="18"/>
+          <w:szCs w:val="18"/>
+        </w:rPr>
+        <w:t xml:space="preserve">Figura 3. Lectura de las líneas de la página 1 con su tamaño de letra y posición. Archivo: backend/app/corpus/extractor.py.</w:t>
+      </w:r>
+    </w:p>
+    <w:p>
+      <w:pPr>
+        <w:keepNext/>
+        <w:spacing w:before="0" w:after="140" w:line="276" w:lineRule="auto"/>
+        <w:jc w:val="both"/>
+      </w:pPr>
+      <w:r>
+        <w:rPr>
+          <w:rFonts w:ascii="Arial" w:cs="Arial" w:eastAsia="Arial" w:hAnsi="Arial"/>
+          <w:sz w:val="22"/>
+          <w:szCs w:val="22"/>
+        </w:rPr>
+        <w:t xml:space="preserve">Después, extraer_titulo recorre los tamaños de letra de mayor a menor. Para cada tamaño toma las líneas seguidas que lo tienen y las une. Si el texto tiene menos de cuatro palabras (por ejemplo un logo) o es el nombre de una revista, lo descarta y prueba con el siguiente tamaño. Así, en el artículo 1 se descarta el encabezado de la revista y se obtiene Artificial intelligence literacy in higher and adult education: A scoping literature review.</w:t>
+      </w:r>
+    </w:p>
+    <w:p>
+      <w:pPr>
+        <w:keepNext/>
+        <w:spacing w:before="60" w:after="40" w:line="276" w:lineRule="auto"/>
+        <w:jc w:val="center"/>
+      </w:pPr>
+      <w:r>
+        <w:drawing>
+          <wp:inline distT="0" distB="0" distL="0" distR="0">
+            <wp:extent cx="5760720" cy="2792544"/>
+            <wp:docPr id="104" name="Imagen 104"/>
+            <a:graphic xmlns:a="http://schemas.openxmlformats.org/drawingml/2006/main">
+              <a:graphicData uri="http://schemas.openxmlformats.org/drawingml/2006/picture">
+                <pic:pic xmlns:pic="http://schemas.openxmlformats.org/drawingml/2006/picture">
+                  <pic:nvPicPr>
+                    <pic:cNvPr id="104" name="seg_ext_titulo.png"/>
+                    <pic:cNvPicPr/>
+                  </pic:nvPicPr>
+                  <pic:blipFill>
+                    <a:blip r:embed="rIdSeg104"/>
+                    <a:stretch>
+                      <a:fillRect/>
+                    </a:stretch>
+                  </pic:blipFill>
+                  <pic:spPr>
+                    <a:xfrm>
+                      <a:off x="0" y="0"/>
+                      <a:ext cx="5760720" cy="2792544"/>
+                    </a:xfrm>
+                    <a:prstGeom prst="rect">
+                      <a:avLst/>
+                    </a:prstGeom>
+                    <a:ln w="6350">
+                      <a:solidFill>
+                        <a:srgbClr val="808080"/>
+                      </a:solidFill>
+                    </a:ln>
+                  </pic:spPr>
+                </pic:pic>
+              </a:graphicData>
+            </a:graphic>
+          </wp:inline>
+        </w:drawing>
+      </w:r>
+    </w:p>
+    <w:p>
+      <w:pPr>
+        <w:spacing w:before="0" w:after="200" w:line="276" w:lineRule="auto"/>
+        <w:jc w:val="center"/>
+      </w:pPr>
+      <w:r>
+        <w:rPr>
+          <w:rFonts w:ascii="Arial" w:cs="Arial" w:eastAsia="Arial" w:hAnsi="Arial"/>
+          <w:i/>
+          <w:sz w:val="18"/>
+          <w:szCs w:val="18"/>
+        </w:rPr>
+        <w:t xml:space="preserve">Figura 4. Detección del título por tamaño de letra. Archivo: backend/app/corpus/extractor.py.</w:t>
+      </w:r>
+    </w:p>
+    <w:p>
+      <w:pPr>
+        <w:pStyle w:val="Heading2"/>
+        <w:keepNext/>
+        <w:spacing w:before="200" w:after="120" w:line="276" w:lineRule="auto"/>
+        <w:jc w:val="left"/>
+      </w:pPr>
+      <w:r>
+        <w:rPr>
+          <w:rFonts w:ascii="Arial" w:cs="Arial" w:eastAsia="Arial" w:hAnsi="Arial"/>
+          <w:b/>
+          <w:color w:val="000000"/>
+          <w:sz w:val="25"/>
+          <w:szCs w:val="25"/>
+        </w:rPr>
+        <w:t xml:space="preserve">2.4 Autores</w:t>
+      </w:r>
+    </w:p>
+    <w:p>
+      <w:pPr>
+        <w:spacing w:before="0" w:after="140" w:line="276" w:lineRule="auto"/>
+        <w:jc w:val="both"/>
+      </w:pPr>
+      <w:r>
+        <w:rPr>
+          <w:rFonts w:ascii="Arial" w:cs="Arial" w:eastAsia="Arial" w:hAnsi="Arial"/>
+          <w:sz w:val="22"/>
+          <w:szCs w:val="22"/>
+        </w:rPr>
+        <w:t xml:space="preserve">Los autores están en las líneas que siguen justo debajo del título, todas con el mismo tamaño de letra. La función toma esas líneas y:</w:t>
+      </w:r>
+    </w:p>
+    <w:p>
+      <w:pPr>
+        <w:spacing w:before="0" w:after="80" w:line="276" w:lineRule="auto"/>
+        <w:ind w:left="360"/>
+        <w:jc w:val="left"/>
+      </w:pPr>
+      <w:r>
+        <w:rPr>
+          <w:rFonts w:ascii="Arial" w:cs="Arial" w:eastAsia="Arial" w:hAnsi="Arial"/>
+          <w:sz w:val="22"/>
+          <w:szCs w:val="22"/>
+        </w:rPr>
+        <w:t xml:space="preserve">•  </w:t>
+      </w:r>
+      <w:r>
+        <w:rPr>
+          <w:rFonts w:ascii="Arial" w:cs="Arial" w:eastAsia="Arial" w:hAnsi="Arial"/>
+          <w:sz w:val="22"/>
+          <w:szCs w:val="22"/>
+        </w:rPr>
+        <w:t xml:space="preserve">Ignora los fragmentos de letra pequeña, que son los superíndices de afiliación (a, b, 1, 2) y los asteriscos del autor de contacto.</w:t>
+      </w:r>
+    </w:p>
+    <w:p>
+      <w:pPr>
+        <w:spacing w:before="0" w:after="80" w:line="276" w:lineRule="auto"/>
+        <w:ind w:left="360"/>
+        <w:jc w:val="left"/>
+      </w:pPr>
+      <w:r>
+        <w:rPr>
+          <w:rFonts w:ascii="Arial" w:cs="Arial" w:eastAsia="Arial" w:hAnsi="Arial"/>
+          <w:sz w:val="22"/>
+          <w:szCs w:val="22"/>
+        </w:rPr>
+        <w:t xml:space="preserve">•  </w:t>
+      </w:r>
+      <w:r>
+        <w:rPr>
+          <w:rFonts w:ascii="Arial" w:cs="Arial" w:eastAsia="Arial" w:hAnsi="Arial"/>
+          <w:sz w:val="22"/>
+          <w:szCs w:val="22"/>
+        </w:rPr>
+        <w:t xml:space="preserve">Cambia la palabra and por una coma y separa los nombres por comas, barras o puntos.</w:t>
+      </w:r>
+    </w:p>
+    <w:p>
+      <w:pPr>
+        <w:spacing w:before="0" w:after="80" w:line="276" w:lineRule="auto"/>
+        <w:ind w:left="360"/>
+        <w:jc w:val="left"/>
+      </w:pPr>
+      <w:r>
+        <w:rPr>
+          <w:rFonts w:ascii="Arial" w:cs="Arial" w:eastAsia="Arial" w:hAnsi="Arial"/>
+          <w:sz w:val="22"/>
+          <w:szCs w:val="22"/>
+        </w:rPr>
+        <w:t xml:space="preserve">•  </w:t>
+      </w:r>
+      <w:r>
+        <w:rPr>
+          <w:rFonts w:ascii="Arial" w:cs="Arial" w:eastAsia="Arial" w:hAnsi="Arial"/>
+          <w:sz w:val="22"/>
+          <w:szCs w:val="22"/>
+        </w:rPr>
+        <w:t xml:space="preserve">Quita los números y símbolos que queden y descarta fragmentos de una sola letra.</w:t>
+      </w:r>
+    </w:p>
+    <w:p>
+      <w:pPr>
+        <w:keepNext/>
+        <w:spacing w:before="0" w:after="140" w:line="276" w:lineRule="auto"/>
+        <w:jc w:val="both"/>
+      </w:pPr>
+      <w:r>
+        <w:rPr>
+          <w:rFonts w:ascii="Arial" w:cs="Arial" w:eastAsia="Arial" w:hAnsi="Arial"/>
+          <w:sz w:val="22"/>
+          <w:szCs w:val="22"/>
+        </w:rPr>
+        <w:t xml:space="preserve">Por ejemplo, la línea Matthias Carl Laupichler *, Alexandra Aster, Jana Schirch, Tobias Raupach se convierte en una lista de cuatro autores.</w:t>
+      </w:r>
+    </w:p>
+    <w:p>
+      <w:pPr>
+        <w:keepNext/>
+        <w:spacing w:before="60" w:after="40" w:line="276" w:lineRule="auto"/>
+        <w:jc w:val="center"/>
+      </w:pPr>
+      <w:r>
+        <w:drawing>
+          <wp:inline distT="0" distB="0" distL="0" distR="0">
+            <wp:extent cx="5760720" cy="4205325"/>
+            <wp:docPr id="105" name="Imagen 105"/>
+            <a:graphic xmlns:a="http://schemas.openxmlformats.org/drawingml/2006/main">
+              <a:graphicData uri="http://schemas.openxmlformats.org/drawingml/2006/picture">
+                <pic:pic xmlns:pic="http://schemas.openxmlformats.org/drawingml/2006/picture">
+                  <pic:nvPicPr>
+                    <pic:cNvPr id="105" name="seg_ext_autores.png"/>
+                    <pic:cNvPicPr/>
+                  </pic:nvPicPr>
+                  <pic:blipFill>
+                    <a:blip r:embed="rIdSeg105"/>
+                    <a:stretch>
+                      <a:fillRect/>
+                    </a:stretch>
+                  </pic:blipFill>
+                  <pic:spPr>
+                    <a:xfrm>
+                      <a:off x="0" y="0"/>
+                      <a:ext cx="5760720" cy="4205325"/>
+                    </a:xfrm>
+                    <a:prstGeom prst="rect">
+                      <a:avLst/>
+                    </a:prstGeom>
+                    <a:ln w="6350">
+                      <a:solidFill>
+                        <a:srgbClr val="808080"/>
+                      </a:solidFill>
+                    </a:ln>
+                  </pic:spPr>
+                </pic:pic>
+              </a:graphicData>
+            </a:graphic>
+          </wp:inline>
+        </w:drawing>
+      </w:r>
+    </w:p>
+    <w:p>
+      <w:pPr>
+        <w:spacing w:before="0" w:after="200" w:line="276" w:lineRule="auto"/>
+        <w:jc w:val="center"/>
+      </w:pPr>
+      <w:r>
+        <w:rPr>
+          <w:rFonts w:ascii="Arial" w:cs="Arial" w:eastAsia="Arial" w:hAnsi="Arial"/>
+          <w:i/>
+          <w:sz w:val="18"/>
+          <w:szCs w:val="18"/>
+        </w:rPr>
+        <w:t xml:space="preserve">Figura 5. Extracción de la lista de autores. Archivo: backend/app/corpus/extractor.py.</w:t>
+      </w:r>
+    </w:p>
+    <w:p>
+      <w:pPr>
+        <w:pStyle w:val="Heading2"/>
+        <w:keepNext/>
+        <w:spacing w:before="200" w:after="120" w:line="276" w:lineRule="auto"/>
+        <w:jc w:val="left"/>
+      </w:pPr>
+      <w:r>
+        <w:rPr>
+          <w:rFonts w:ascii="Arial" w:cs="Arial" w:eastAsia="Arial" w:hAnsi="Arial"/>
+          <w:b/>
+          <w:color w:val="000000"/>
+          <w:sz w:val="25"/>
+          <w:szCs w:val="25"/>
+        </w:rPr>
+        <w:t xml:space="preserve">2.5 Revista y año</w:t>
+      </w:r>
+    </w:p>
+    <w:p>
+      <w:pPr>
+        <w:keepNext/>
+        <w:spacing w:before="0" w:after="140" w:line="276" w:lineRule="auto"/>
+        <w:jc w:val="both"/>
+      </w:pPr>
+      <w:r>
+        <w:rPr>
+          <w:rFonts w:ascii="Arial" w:cs="Arial" w:eastAsia="Arial" w:hAnsi="Arial"/>
+          <w:sz w:val="22"/>
+          <w:szCs w:val="22"/>
+        </w:rPr>
+        <w:t xml:space="preserve">Cada editorial escribe el nombre de la revista y el año de una forma distinta en la primera página. Por eso hay una tabla con las revistas del corpus: para cada una se guarda un patrón para reconocerla y otro patrón que captura el año.</w:t>
+      </w:r>
+    </w:p>
+    <w:p>
+      <w:pPr>
+        <w:keepNext/>
+        <w:spacing w:before="60" w:after="40" w:line="276" w:lineRule="auto"/>
+        <w:jc w:val="center"/>
+      </w:pPr>
+      <w:r>
+        <w:drawing>
+          <wp:inline distT="0" distB="0" distL="0" distR="0">
+            <wp:extent cx="5760720" cy="1903542"/>
+            <wp:docPr id="106" name="Imagen 106"/>
+            <a:graphic xmlns:a="http://schemas.openxmlformats.org/drawingml/2006/main">
+              <a:graphicData uri="http://schemas.openxmlformats.org/drawingml/2006/picture">
+                <pic:pic xmlns:pic="http://schemas.openxmlformats.org/drawingml/2006/picture">
+                  <pic:nvPicPr>
+                    <pic:cNvPr id="106" name="seg_ext_revistas_tabla.png"/>
+                    <pic:cNvPicPr/>
+                  </pic:nvPicPr>
+                  <pic:blipFill>
+                    <a:blip r:embed="rIdSeg106"/>
+                    <a:stretch>
+                      <a:fillRect/>
+                    </a:stretch>
+                  </pic:blipFill>
+                  <pic:spPr>
+                    <a:xfrm>
+                      <a:off x="0" y="0"/>
+                      <a:ext cx="5760720" cy="1903542"/>
+                    </a:xfrm>
+                    <a:prstGeom prst="rect">
+                      <a:avLst/>
+                    </a:prstGeom>
+                    <a:ln w="6350">
+                      <a:solidFill>
+                        <a:srgbClr val="808080"/>
+                      </a:solidFill>
+                    </a:ln>
+                  </pic:spPr>
+                </pic:pic>
+              </a:graphicData>
+            </a:graphic>
+          </wp:inline>
+        </w:drawing>
+      </w:r>
+    </w:p>
+    <w:p>
+      <w:pPr>
+        <w:spacing w:before="0" w:after="200" w:line="276" w:lineRule="auto"/>
+        <w:jc w:val="center"/>
+      </w:pPr>
+      <w:r>
+        <w:rPr>
+          <w:rFonts w:ascii="Arial" w:cs="Arial" w:eastAsia="Arial" w:hAnsi="Arial"/>
+          <w:i/>
+          <w:sz w:val="18"/>
+          <w:szCs w:val="18"/>
+        </w:rPr>
+        <w:t xml:space="preserve">Figura 6. Tabla de revistas conocidas (primeras tres entradas). Archivo: backend/app/corpus/marcadores.py.</w:t>
+      </w:r>
+    </w:p>
+    <w:p>
+      <w:pPr>
+        <w:keepNext/>
+        <w:spacing w:before="0" w:after="140" w:line="276" w:lineRule="auto"/>
+        <w:jc w:val="both"/>
+      </w:pPr>
+      <w:r>
+        <w:rPr>
+          <w:rFonts w:ascii="Arial" w:cs="Arial" w:eastAsia="Arial" w:hAnsi="Arial"/>
+          <w:sz w:val="22"/>
+          <w:szCs w:val="22"/>
+        </w:rPr>
+        <w:t xml:space="preserve">Por ejemplo, en el artículo 1 aparece el texto Computers and Education: Artificial Intelligence 3 (2022) 100101, y el patrón del año captura 2022. Si en el texto no aparece el año, se toma de la fecha de creación guardada en los metadatos del PDF (por ejemplo D:20220926...).</w:t>
+      </w:r>
+    </w:p>
+    <w:p>
+      <w:pPr>
+        <w:keepNext/>
+        <w:spacing w:before="60" w:after="40" w:line="276" w:lineRule="auto"/>
+        <w:jc w:val="center"/>
+      </w:pPr>
+      <w:r>
+        <w:drawing>
+          <wp:inline distT="0" distB="0" distL="0" distR="0">
+            <wp:extent cx="5760720" cy="2487583"/>
+            <wp:docPr id="107" name="Imagen 107"/>
+            <a:graphic xmlns:a="http://schemas.openxmlformats.org/drawingml/2006/main">
+              <a:graphicData uri="http://schemas.openxmlformats.org/drawingml/2006/picture">
+                <pic:pic xmlns:pic="http://schemas.openxmlformats.org/drawingml/2006/picture">
+                  <pic:nvPicPr>
+                    <pic:cNvPr id="107" name="seg_ext_revista.png"/>
+                    <pic:cNvPicPr/>
+                  </pic:nvPicPr>
+                  <pic:blipFill>
+                    <a:blip r:embed="rIdSeg107"/>
+                    <a:stretch>
+                      <a:fillRect/>
+                    </a:stretch>
+                  </pic:blipFill>
+                  <pic:spPr>
+                    <a:xfrm>
+                      <a:off x="0" y="0"/>
+                      <a:ext cx="5760720" cy="2487583"/>
+                    </a:xfrm>
+                    <a:prstGeom prst="rect">
+                      <a:avLst/>
+                    </a:prstGeom>
+                    <a:ln w="6350">
+                      <a:solidFill>
+                        <a:srgbClr val="808080"/>
+                      </a:solidFill>
+                    </a:ln>
+                  </pic:spPr>
+                </pic:pic>
+              </a:graphicData>
+            </a:graphic>
+          </wp:inline>
+        </w:drawing>
+      </w:r>
+    </w:p>
+    <w:p>
+      <w:pPr>
+        <w:spacing w:before="0" w:after="200" w:line="276" w:lineRule="auto"/>
+        <w:jc w:val="center"/>
+      </w:pPr>
+      <w:r>
+        <w:rPr>
+          <w:rFonts w:ascii="Arial" w:cs="Arial" w:eastAsia="Arial" w:hAnsi="Arial"/>
+          <w:i/>
+          <w:sz w:val="18"/>
+          <w:szCs w:val="18"/>
+        </w:rPr>
+        <w:t xml:space="preserve">Figura 7. Detección de la revista y del año de publicación. Archivo: backend/app/corpus/extractor.py.</w:t>
+      </w:r>
+    </w:p>
+    <w:p>
+      <w:pPr>
+        <w:pStyle w:val="Heading2"/>
+        <w:keepNext/>
+        <w:spacing w:before="200" w:after="120" w:line="276" w:lineRule="auto"/>
+        <w:jc w:val="left"/>
+      </w:pPr>
+      <w:r>
+        <w:rPr>
+          <w:rFonts w:ascii="Arial" w:cs="Arial" w:eastAsia="Arial" w:hAnsi="Arial"/>
+          <w:b/>
+          <w:color w:val="000000"/>
+          <w:sz w:val="25"/>
+          <w:szCs w:val="25"/>
+        </w:rPr>
+        <w:t xml:space="preserve">2.6 Abstract</w:t>
+      </w:r>
+    </w:p>
+    <w:p>
+      <w:pPr>
+        <w:keepNext/>
+        <w:spacing w:before="0" w:after="140" w:line="276" w:lineRule="auto"/>
+        <w:jc w:val="both"/>
+      </w:pPr>
+      <w:r>
+        <w:rPr>
+          <w:rFonts w:ascii="Arial" w:cs="Arial" w:eastAsia="Arial" w:hAnsi="Arial"/>
+          <w:sz w:val="22"/>
+          <w:szCs w:val="22"/>
+        </w:rPr>
+        <w:t xml:space="preserve">El abstract se recorta entre un marcador de inicio y uno de fin. El inicio es la palabra Abstract (o A B S T R A C T, como la escriben los artículos de Elsevier) y el fin es la primera de estas: Keywords, K E Y W O R D S o la línea 1. Introduction.</w:t>
+      </w:r>
+    </w:p>
+    <w:p>
+      <w:pPr>
+        <w:keepNext/>
+        <w:spacing w:before="60" w:after="40" w:line="276" w:lineRule="auto"/>
+        <w:jc w:val="center"/>
+      </w:pPr>
+      <w:r>
+        <w:drawing>
+          <wp:inline distT="0" distB="0" distL="0" distR="0">
+            <wp:extent cx="5760720" cy="452628"/>
+            <wp:docPr id="108" name="Imagen 108"/>
+            <a:graphic xmlns:a="http://schemas.openxmlformats.org/drawingml/2006/main">
+              <a:graphicData uri="http://schemas.openxmlformats.org/drawingml/2006/picture">
+                <pic:pic xmlns:pic="http://schemas.openxmlformats.org/drawingml/2006/picture">
+                  <pic:nvPicPr>
+                    <pic:cNvPr id="108" name="seg_ext_patrones.png"/>
+                    <pic:cNvPicPr/>
+                  </pic:nvPicPr>
+                  <pic:blipFill>
+                    <a:blip r:embed="rIdSeg108"/>
+                    <a:stretch>
+                      <a:fillRect/>
+                    </a:stretch>
+                  </pic:blipFill>
+                  <pic:spPr>
+                    <a:xfrm>
+                      <a:off x="0" y="0"/>
+                      <a:ext cx="5760720" cy="452628"/>
+                    </a:xfrm>
+                    <a:prstGeom prst="rect">
+                      <a:avLst/>
+                    </a:prstGeom>
+                    <a:ln w="6350">
+                      <a:solidFill>
+                        <a:srgbClr val="808080"/>
+                      </a:solidFill>
+                    </a:ln>
+                  </pic:spPr>
+                </pic:pic>
+              </a:graphicData>
+            </a:graphic>
+          </wp:inline>
+        </w:drawing>
+      </w:r>
+    </w:p>
+    <w:p>
+      <w:pPr>
+        <w:spacing w:before="0" w:after="200" w:line="276" w:lineRule="auto"/>
+        <w:jc w:val="center"/>
+      </w:pPr>
+      <w:r>
+        <w:rPr>
+          <w:rFonts w:ascii="Arial" w:cs="Arial" w:eastAsia="Arial" w:hAnsi="Arial"/>
+          <w:i/>
+          <w:sz w:val="18"/>
+          <w:szCs w:val="18"/>
+        </w:rPr>
+        <w:t xml:space="preserve">Figura 8. Patrones generales de inicio y fin del abstract. Archivo: backend/app/corpus/extractor.py.</w:t>
+      </w:r>
+    </w:p>
+    <w:p>
+      <w:pPr>
+        <w:keepNext/>
+        <w:spacing w:before="60" w:after="40" w:line="276" w:lineRule="auto"/>
+        <w:jc w:val="center"/>
+      </w:pPr>
+      <w:r>
+        <w:drawing>
+          <wp:inline distT="0" distB="0" distL="0" distR="0">
+            <wp:extent cx="5760720" cy="2070258"/>
+            <wp:docPr id="109" name="Imagen 109"/>
+            <a:graphic xmlns:a="http://schemas.openxmlformats.org/drawingml/2006/main">
+              <a:graphicData uri="http://schemas.openxmlformats.org/drawingml/2006/picture">
+                <pic:pic xmlns:pic="http://schemas.openxmlformats.org/drawingml/2006/picture">
+                  <pic:nvPicPr>
+                    <pic:cNvPr id="109" name="seg_ext_abstract.png"/>
+                    <pic:cNvPicPr/>
+                  </pic:nvPicPr>
+                  <pic:blipFill>
+                    <a:blip r:embed="rIdSeg109"/>
+                    <a:stretch>
+                      <a:fillRect/>
+                    </a:stretch>
+                  </pic:blipFill>
+                  <pic:spPr>
+                    <a:xfrm>
+                      <a:off x="0" y="0"/>
+                      <a:ext cx="5760720" cy="2070258"/>
+                    </a:xfrm>
+                    <a:prstGeom prst="rect">
+                      <a:avLst/>
+                    </a:prstGeom>
+                    <a:ln w="6350">
+                      <a:solidFill>
+                        <a:srgbClr val="808080"/>
+                      </a:solidFill>
+                    </a:ln>
+                  </pic:spPr>
+                </pic:pic>
+              </a:graphicData>
+            </a:graphic>
+          </wp:inline>
+        </w:drawing>
+      </w:r>
+    </w:p>
+    <w:p>
+      <w:pPr>
+        <w:spacing w:before="0" w:after="200" w:line="276" w:lineRule="auto"/>
+        <w:jc w:val="center"/>
+      </w:pPr>
+      <w:r>
+        <w:rPr>
+          <w:rFonts w:ascii="Arial" w:cs="Arial" w:eastAsia="Arial" w:hAnsi="Arial"/>
+          <w:i/>
+          <w:sz w:val="18"/>
+          <w:szCs w:val="18"/>
+        </w:rPr>
+        <w:t xml:space="preserve">Figura 9. Recorte del abstract entre los marcadores. Archivo: backend/app/corpus/extractor.py.</w:t>
+      </w:r>
+    </w:p>
+    <w:p>
+      <w:pPr>
+        <w:keepNext/>
+        <w:spacing w:before="0" w:after="140" w:line="276" w:lineRule="auto"/>
+        <w:jc w:val="both"/>
+      </w:pPr>
+      <w:r>
+        <w:rPr>
+          <w:rFonts w:ascii="Arial" w:cs="Arial" w:eastAsia="Arial" w:hAnsi="Arial"/>
+          <w:sz w:val="22"/>
+          <w:szCs w:val="22"/>
+        </w:rPr>
+        <w:t xml:space="preserve">Dos artículos necesitan un marcador propio porque su formato es diferente: en el artículo 7 la palabra ABSTRACT aparece antes de las palabras clave, y el artículo 9 no tiene el título 1. Introduction. Estos casos están documentados en marcadores.py:</w:t>
+      </w:r>
+    </w:p>
+    <w:p>
+      <w:pPr>
+        <w:keepNext/>
+        <w:spacing w:before="60" w:after="40" w:line="276" w:lineRule="auto"/>
+        <w:jc w:val="center"/>
+      </w:pPr>
+      <w:r>
+        <w:drawing>
+          <wp:inline distT="0" distB="0" distL="0" distR="0">
+            <wp:extent cx="5760720" cy="1589164"/>
+            <wp:docPr id="110" name="Imagen 110"/>
+            <a:graphic xmlns:a="http://schemas.openxmlformats.org/drawingml/2006/main">
+              <a:graphicData uri="http://schemas.openxmlformats.org/drawingml/2006/picture">
+                <pic:pic xmlns:pic="http://schemas.openxmlformats.org/drawingml/2006/picture">
+                  <pic:nvPicPr>
+                    <pic:cNvPr id="110" name="seg_ext_marcadores.png"/>
+                    <pic:cNvPicPr/>
+                  </pic:nvPicPr>
+                  <pic:blipFill>
+                    <a:blip r:embed="rIdSeg110"/>
+                    <a:stretch>
+                      <a:fillRect/>
+                    </a:stretch>
+                  </pic:blipFill>
+                  <pic:spPr>
+                    <a:xfrm>
+                      <a:off x="0" y="0"/>
+                      <a:ext cx="5760720" cy="1589164"/>
+                    </a:xfrm>
+                    <a:prstGeom prst="rect">
+                      <a:avLst/>
+                    </a:prstGeom>
+                    <a:ln w="6350">
+                      <a:solidFill>
+                        <a:srgbClr val="808080"/>
+                      </a:solidFill>
+                    </a:ln>
+                  </pic:spPr>
+                </pic:pic>
+              </a:graphicData>
+            </a:graphic>
+          </wp:inline>
+        </w:drawing>
+      </w:r>
+    </w:p>
+    <w:p>
+      <w:pPr>
+        <w:spacing w:before="0" w:after="200" w:line="276" w:lineRule="auto"/>
+        <w:jc w:val="center"/>
+      </w:pPr>
+      <w:r>
+        <w:rPr>
+          <w:rFonts w:ascii="Arial" w:cs="Arial" w:eastAsia="Arial" w:hAnsi="Arial"/>
+          <w:i/>
+          <w:sz w:val="18"/>
+          <w:szCs w:val="18"/>
+        </w:rPr>
+        <w:t xml:space="preserve">Figura 10. Marcadores especiales de los artículos 7 y 9. Archivo: backend/app/corpus/marcadores.py.</w:t>
+      </w:r>
+    </w:p>
+    <w:p>
+      <w:pPr>
+        <w:keepNext/>
+        <w:spacing w:before="0" w:after="140" w:line="276" w:lineRule="auto"/>
+        <w:jc w:val="both"/>
+      </w:pPr>
+      <w:r>
+        <w:rPr>
+          <w:rFonts w:ascii="Arial" w:cs="Arial" w:eastAsia="Arial" w:hAnsi="Arial"/>
+          <w:sz w:val="22"/>
+          <w:szCs w:val="22"/>
+        </w:rPr>
+        <w:t xml:space="preserve">Por último, limpiar_abstract deja el texto en un solo párrafo: cambia las ligaduras tipográficas (ﬁ por fi), une las palabras que el PDF cortó con guion al final de una línea (practi- y tioners se vuelve practitioners) y quita los espacios repetidos.</w:t>
+      </w:r>
+    </w:p>
+    <w:p>
+      <w:pPr>
+        <w:keepNext/>
+        <w:spacing w:before="60" w:after="40" w:line="276" w:lineRule="auto"/>
+        <w:jc w:val="center"/>
+      </w:pPr>
+      <w:r>
+        <w:drawing>
+          <wp:inline distT="0" distB="0" distL="0" distR="0">
+            <wp:extent cx="5760720" cy="1064480"/>
+            <wp:docPr id="111" name="Imagen 111"/>
+            <a:graphic xmlns:a="http://schemas.openxmlformats.org/drawingml/2006/main">
+              <a:graphicData uri="http://schemas.openxmlformats.org/drawingml/2006/picture">
+                <pic:pic xmlns:pic="http://schemas.openxmlformats.org/drawingml/2006/picture">
+                  <pic:nvPicPr>
+                    <pic:cNvPr id="111" name="seg_ext_limpiar.png"/>
+                    <pic:cNvPicPr/>
+                  </pic:nvPicPr>
+                  <pic:blipFill>
+                    <a:blip r:embed="rIdSeg111"/>
+                    <a:stretch>
+                      <a:fillRect/>
+                    </a:stretch>
+                  </pic:blipFill>
+                  <pic:spPr>
+                    <a:xfrm>
+                      <a:off x="0" y="0"/>
+                      <a:ext cx="5760720" cy="1064480"/>
+                    </a:xfrm>
+                    <a:prstGeom prst="rect">
+                      <a:avLst/>
+                    </a:prstGeom>
+                    <a:ln w="6350">
+                      <a:solidFill>
+                        <a:srgbClr val="808080"/>
+                      </a:solidFill>
+                    </a:ln>
+                  </pic:spPr>
+                </pic:pic>
+              </a:graphicData>
+            </a:graphic>
+          </wp:inline>
+        </w:drawing>
+      </w:r>
+    </w:p>
+    <w:p>
+      <w:pPr>
+        <w:spacing w:before="0" w:after="200" w:line="276" w:lineRule="auto"/>
+        <w:jc w:val="center"/>
+      </w:pPr>
+      <w:r>
+        <w:rPr>
+          <w:rFonts w:ascii="Arial" w:cs="Arial" w:eastAsia="Arial" w:hAnsi="Arial"/>
+          <w:i/>
+          <w:sz w:val="18"/>
+          <w:szCs w:val="18"/>
+        </w:rPr>
+        <w:t xml:space="preserve">Figura 11. Limpieza final del abstract. Archivo: backend/app/corpus/extractor.py.</w:t>
+      </w:r>
+    </w:p>
+    <w:p>
+      <w:pPr>
+        <w:pStyle w:val="Heading2"/>
+        <w:keepNext/>
+        <w:spacing w:before="200" w:after="120" w:line="276" w:lineRule="auto"/>
+        <w:jc w:val="left"/>
+      </w:pPr>
+      <w:r>
+        <w:rPr>
+          <w:rFonts w:ascii="Arial" w:cs="Arial" w:eastAsia="Arial" w:hAnsi="Arial"/>
+          <w:b/>
+          <w:color w:val="000000"/>
+          <w:sz w:val="25"/>
+          <w:szCs w:val="25"/>
+        </w:rPr>
+        <w:t xml:space="preserve">2.7 Resultado</w:t>
+      </w:r>
+    </w:p>
+    <w:p>
+      <w:pPr>
+        <w:keepNext/>
+        <w:spacing w:before="0" w:after="140" w:line="276" w:lineRule="auto"/>
+        <w:jc w:val="both"/>
+      </w:pPr>
+      <w:r>
+        <w:rPr>
+          <w:rFonts w:ascii="Arial" w:cs="Arial" w:eastAsia="Arial" w:hAnsi="Arial"/>
+          <w:sz w:val="22"/>
+          <w:szCs w:val="22"/>
+        </w:rPr>
+        <w:t xml:space="preserve">Cada artículo queda guardado en corpus.json con esta forma (se muestra el artículo 1 con el abstract recortado):</w:t>
+      </w:r>
+    </w:p>
+    <w:tbl>
+      <w:tblPr>
+        <w:tblW w:w="8900" w:type="dxa"/>
+        <w:jc w:val="center"/>
+        <w:tblBorders>
+          <w:top w:val="single" w:sz="4" w:space="0" w:color="A6A6A6"/>
+          <w:left w:val="single" w:sz="4" w:space="0" w:color="A6A6A6"/>
+          <w:bottom w:val="single" w:sz="4" w:space="0" w:color="A6A6A6"/>
+          <w:right w:val="single" w:sz="4" w:space="0" w:color="A6A6A6"/>
+          <w:insideH w:val="single" w:sz="4" w:space="0" w:color="A6A6A6"/>
+          <w:insideV w:val="single" w:sz="4" w:space="0" w:color="A6A6A6"/>
+        </w:tblBorders>
+        <w:tblLayout w:type="fixed"/>
+        <w:tblCellMar>
+          <w:left w:w="90" w:type="dxa"/>
+          <w:right w:w="90" w:type="dxa"/>
+        </w:tblCellMar>
+      </w:tblPr>
+      <w:tblGrid>
+        <w:gridCol w:w="1500"/>
+        <w:gridCol w:w="7400"/>
+      </w:tblGrid>
+      <w:tr>
+        <w:trPr>
+          <w:cantSplit/>
+          <w:tblHeader/>
+        </w:trPr>
+        <w:tc>
+          <w:tcPr>
+            <w:tcW w:w="1500" w:type="dxa"/>
+            <w:shd w:val="clear" w:color="auto" w:fill="D9D9D9"/>
+            <w:vAlign w:val="center"/>
+          </w:tcPr>
+          <w:p>
+            <w:pPr>
+              <w:keepNext/>
+              <w:spacing w:before="40" w:after="40"/>
+              <w:jc w:val="center"/>
+            </w:pPr>
+            <w:r>
+              <w:rPr>
+                <w:rFonts w:ascii="Arial" w:cs="Arial" w:eastAsia="Arial" w:hAnsi="Arial"/>
+                <w:b/>
+                <w:sz w:val="19"/>
+                <w:szCs w:val="19"/>
+              </w:rPr>
+              <w:t xml:space="preserve">Campo</w:t>
+            </w:r>
+          </w:p>
+        </w:tc>
+        <w:tc>
+          <w:tcPr>
+            <w:tcW w:w="7400" w:type="dxa"/>
+            <w:shd w:val="clear" w:color="auto" w:fill="D9D9D9"/>
+            <w:vAlign w:val="center"/>
+          </w:tcPr>
+          <w:p>
+            <w:pPr>
+              <w:keepNext/>
+              <w:spacing w:before="40" w:after="40"/>
+              <w:jc w:val="center"/>
+            </w:pPr>
+            <w:r>
+              <w:rPr>
+                <w:rFonts w:ascii="Arial" w:cs="Arial" w:eastAsia="Arial" w:hAnsi="Arial"/>
+                <w:b/>
+                <w:sz w:val="19"/>
+                <w:szCs w:val="19"/>
+              </w:rPr>
+              <w:t xml:space="preserve">Valor</w:t>
+            </w:r>
+          </w:p>
+        </w:tc>
+      </w:tr>
+      <w:tr>
+        <w:trPr>
+          <w:cantSplit/>
+        </w:trPr>
+        <w:tc>
+          <w:tcPr>
+            <w:tcW w:w="1500" w:type="dxa"/>
+            <w:vAlign w:val="center"/>
+          </w:tcPr>
+          <w:p>
+            <w:pPr>
+              <w:keepNext/>
+              <w:spacing w:before="40" w:after="40"/>
+              <w:jc w:val="left"/>
+            </w:pPr>
+            <w:r>
+              <w:rPr>
+                <w:rFonts w:ascii="Consolas" w:cs="Consolas" w:eastAsia="Consolas" w:hAnsi="Consolas"/>
+                <w:sz w:val="19"/>
+                <w:szCs w:val="19"/>
+              </w:rPr>
+              <w:t xml:space="preserve">id</w:t>
+            </w:r>
+          </w:p>
+        </w:tc>
+        <w:tc>
+          <w:tcPr>
+            <w:tcW w:w="7400" w:type="dxa"/>
+            <w:vAlign w:val="center"/>
+          </w:tcPr>
+          <w:p>
+            <w:pPr>
+              <w:keepNext/>
+              <w:spacing w:before="40" w:after="40"/>
+              <w:jc w:val="left"/>
+            </w:pPr>
+            <w:r>
+              <w:rPr>
+                <w:rFonts w:ascii="Arial" w:cs="Arial" w:eastAsia="Arial" w:hAnsi="Arial"/>
+                <w:sz w:val="19"/>
+                <w:szCs w:val="19"/>
+              </w:rPr>
+              <w:t xml:space="preserve">1</w:t>
+            </w:r>
+          </w:p>
+        </w:tc>
+      </w:tr>
+      <w:tr>
+        <w:trPr>
+          <w:cantSplit/>
+        </w:trPr>
+        <w:tc>
+          <w:tcPr>
+            <w:tcW w:w="1500" w:type="dxa"/>
+            <w:vAlign w:val="center"/>
+          </w:tcPr>
+          <w:p>
+            <w:pPr>
+              <w:keepNext/>
+              <w:spacing w:before="40" w:after="40"/>
+              <w:jc w:val="left"/>
+            </w:pPr>
+            <w:r>
+              <w:rPr>
+                <w:rFonts w:ascii="Consolas" w:cs="Consolas" w:eastAsia="Consolas" w:hAnsi="Consolas"/>
+                <w:sz w:val="19"/>
+                <w:szCs w:val="19"/>
+              </w:rPr>
+              <w:t xml:space="preserve">titulo</w:t>
+            </w:r>
+          </w:p>
+        </w:tc>
+        <w:tc>
+          <w:tcPr>
+            <w:tcW w:w="7400" w:type="dxa"/>
+            <w:vAlign w:val="center"/>
+          </w:tcPr>
+          <w:p>
+            <w:pPr>
+              <w:keepNext/>
+              <w:spacing w:before="40" w:after="40"/>
+              <w:jc w:val="left"/>
+            </w:pPr>
+            <w:r>
+              <w:rPr>
+                <w:rFonts w:ascii="Arial" w:cs="Arial" w:eastAsia="Arial" w:hAnsi="Arial"/>
+                <w:sz w:val="19"/>
+                <w:szCs w:val="19"/>
+              </w:rPr>
+              <w:t xml:space="preserve">Artificial intelligence literacy in higher and adult education: A scoping literature review</w:t>
+            </w:r>
+          </w:p>
+        </w:tc>
+      </w:tr>
+      <w:tr>
+        <w:trPr>
+          <w:cantSplit/>
+        </w:trPr>
+        <w:tc>
+          <w:tcPr>
+            <w:tcW w:w="1500" w:type="dxa"/>
+            <w:vAlign w:val="center"/>
+          </w:tcPr>
+          <w:p>
+            <w:pPr>
+              <w:keepNext/>
+              <w:spacing w:before="40" w:after="40"/>
+              <w:jc w:val="left"/>
+            </w:pPr>
+            <w:r>
+              <w:rPr>
+                <w:rFonts w:ascii="Consolas" w:cs="Consolas" w:eastAsia="Consolas" w:hAnsi="Consolas"/>
+                <w:sz w:val="19"/>
+                <w:szCs w:val="19"/>
+              </w:rPr>
+              <w:t xml:space="preserve">autores</w:t>
+            </w:r>
+          </w:p>
+        </w:tc>
+        <w:tc>
+          <w:tcPr>
+            <w:tcW w:w="7400" w:type="dxa"/>
+            <w:vAlign w:val="center"/>
+          </w:tcPr>
+          <w:p>
+            <w:pPr>
+              <w:keepNext/>
+              <w:spacing w:before="40" w:after="40"/>
+              <w:jc w:val="left"/>
+            </w:pPr>
+            <w:r>
+              <w:rPr>
+                <w:rFonts w:ascii="Arial" w:cs="Arial" w:eastAsia="Arial" w:hAnsi="Arial"/>
+                <w:sz w:val="19"/>
+                <w:szCs w:val="19"/>
+              </w:rPr>
+              <w:t xml:space="preserve">Matthias Carl Laupichler, Alexandra Aster, Jana Schirch, Tobias Raupach</w:t>
+            </w:r>
+          </w:p>
+        </w:tc>
+      </w:tr>
+      <w:tr>
+        <w:trPr>
+          <w:cantSplit/>
+        </w:trPr>
+        <w:tc>
+          <w:tcPr>
+            <w:tcW w:w="1500" w:type="dxa"/>
+            <w:vAlign w:val="center"/>
+          </w:tcPr>
+          <w:p>
+            <w:pPr>
+              <w:keepNext/>
+              <w:spacing w:before="40" w:after="40"/>
+              <w:jc w:val="left"/>
+            </w:pPr>
+            <w:r>
+              <w:rPr>
+                <w:rFonts w:ascii="Consolas" w:cs="Consolas" w:eastAsia="Consolas" w:hAnsi="Consolas"/>
+                <w:sz w:val="19"/>
+                <w:szCs w:val="19"/>
+              </w:rPr>
+              <w:t xml:space="preserve">anio</w:t>
+            </w:r>
+          </w:p>
+        </w:tc>
+        <w:tc>
+          <w:tcPr>
+            <w:tcW w:w="7400" w:type="dxa"/>
+            <w:vAlign w:val="center"/>
+          </w:tcPr>
+          <w:p>
+            <w:pPr>
+              <w:keepNext/>
+              <w:spacing w:before="40" w:after="40"/>
+              <w:jc w:val="left"/>
+            </w:pPr>
+            <w:r>
+              <w:rPr>
+                <w:rFonts w:ascii="Arial" w:cs="Arial" w:eastAsia="Arial" w:hAnsi="Arial"/>
+                <w:sz w:val="19"/>
+                <w:szCs w:val="19"/>
+              </w:rPr>
+              <w:t xml:space="preserve">2022</w:t>
+            </w:r>
+          </w:p>
+        </w:tc>
+      </w:tr>
+      <w:tr>
+        <w:trPr>
+          <w:cantSplit/>
+        </w:trPr>
+        <w:tc>
+          <w:tcPr>
+            <w:tcW w:w="1500" w:type="dxa"/>
+            <w:vAlign w:val="center"/>
+          </w:tcPr>
+          <w:p>
+            <w:pPr>
+              <w:keepNext/>
+              <w:spacing w:before="40" w:after="40"/>
+              <w:jc w:val="left"/>
+            </w:pPr>
+            <w:r>
+              <w:rPr>
+                <w:rFonts w:ascii="Consolas" w:cs="Consolas" w:eastAsia="Consolas" w:hAnsi="Consolas"/>
+                <w:sz w:val="19"/>
+                <w:szCs w:val="19"/>
+              </w:rPr>
+              <w:t xml:space="preserve">revista</w:t>
+            </w:r>
+          </w:p>
+        </w:tc>
+        <w:tc>
+          <w:tcPr>
+            <w:tcW w:w="7400" w:type="dxa"/>
+            <w:vAlign w:val="center"/>
+          </w:tcPr>
+          <w:p>
+            <w:pPr>
+              <w:keepNext/>
+              <w:spacing w:before="40" w:after="40"/>
+              <w:jc w:val="left"/>
+            </w:pPr>
+            <w:r>
+              <w:rPr>
+                <w:rFonts w:ascii="Arial" w:cs="Arial" w:eastAsia="Arial" w:hAnsi="Arial"/>
+                <w:sz w:val="19"/>
+                <w:szCs w:val="19"/>
+              </w:rPr>
+              <w:t xml:space="preserve">Computers and Education: Artificial Intelligence</w:t>
+            </w:r>
+          </w:p>
+        </w:tc>
+      </w:tr>
+      <w:tr>
+        <w:trPr>
+          <w:cantSplit/>
+        </w:trPr>
+        <w:tc>
+          <w:tcPr>
+            <w:tcW w:w="1500" w:type="dxa"/>
+            <w:vAlign w:val="center"/>
+          </w:tcPr>
+          <w:p>
+            <w:pPr>
+              <w:spacing w:before="40" w:after="40"/>
+              <w:jc w:val="left"/>
+            </w:pPr>
+            <w:r>
+              <w:rPr>
+                <w:rFonts w:ascii="Consolas" w:cs="Consolas" w:eastAsia="Consolas" w:hAnsi="Consolas"/>
+                <w:sz w:val="19"/>
+                <w:szCs w:val="19"/>
+              </w:rPr>
+              <w:t xml:space="preserve">abstract</w:t>
+            </w:r>
+          </w:p>
+        </w:tc>
+        <w:tc>
+          <w:tcPr>
+            <w:tcW w:w="7400" w:type="dxa"/>
+            <w:vAlign w:val="center"/>
+          </w:tcPr>
+          <w:p>
+            <w:pPr>
+              <w:spacing w:before="40" w:after="40"/>
+              <w:jc w:val="left"/>
+            </w:pPr>
+            <w:r>
+              <w:rPr>
+                <w:rFonts w:ascii="Arial" w:cs="Arial" w:eastAsia="Arial" w:hAnsi="Arial"/>
+                <w:sz w:val="19"/>
+                <w:szCs w:val="19"/>
+              </w:rPr>
+              <w:t xml:space="preserve">Since artificial intelligence (AI) is finding its way into more and more areas of everyday life, improving the… (186 palabras)</w:t>
+            </w:r>
+          </w:p>
+        </w:tc>
+      </w:tr>
+    </w:tbl>
+    <w:p>
+      <w:pPr>
+        <w:spacing w:before="0" w:after="120" w:line="276" w:lineRule="auto"/>
+        <w:jc w:val="both"/>
+      </w:pPr>
+    </w:p>
+    <w:p>
+      <w:pPr>
+        <w:keepNext/>
+        <w:spacing w:before="0" w:after="140" w:line="276" w:lineRule="auto"/>
+        <w:jc w:val="both"/>
+      </w:pPr>
+      <w:r>
+        <w:rPr>
+          <w:rFonts w:ascii="Arial" w:cs="Arial" w:eastAsia="Arial" w:hAnsi="Arial"/>
+          <w:sz w:val="22"/>
+          <w:szCs w:val="22"/>
+        </w:rPr>
+        <w:t xml:space="preserve">Resumen de los 20 artículos extraídos. Todos los datos salen del texto de los PDF, sin correcciones a mano:</w:t>
+      </w:r>
+    </w:p>
+    <w:tbl>
+      <w:tblPr>
+        <w:tblW w:w="8900" w:type="dxa"/>
+        <w:jc w:val="center"/>
+        <w:tblBorders>
+          <w:top w:val="single" w:sz="4" w:space="0" w:color="A6A6A6"/>
+          <w:left w:val="single" w:sz="4" w:space="0" w:color="A6A6A6"/>
+          <w:bottom w:val="single" w:sz="4" w:space="0" w:color="A6A6A6"/>
+          <w:right w:val="single" w:sz="4" w:space="0" w:color="A6A6A6"/>
+          <w:insideH w:val="single" w:sz="4" w:space="0" w:color="A6A6A6"/>
+          <w:insideV w:val="single" w:sz="4" w:space="0" w:color="A6A6A6"/>
+        </w:tblBorders>
+        <w:tblLayout w:type="fixed"/>
+        <w:tblCellMar>
+          <w:left w:w="90" w:type="dxa"/>
+          <w:right w:w="90" w:type="dxa"/>
+        </w:tblCellMar>
+      </w:tblPr>
+      <w:tblGrid>
+        <w:gridCol w:w="700"/>
+        <w:gridCol w:w="900"/>
+        <w:gridCol w:w="4300"/>
+        <w:gridCol w:w="1300"/>
+        <w:gridCol w:w="1700"/>
+      </w:tblGrid>
+      <w:tr>
+        <w:trPr>
+          <w:cantSplit/>
+          <w:tblHeader/>
+        </w:trPr>
+        <w:tc>
+          <w:tcPr>
+            <w:tcW w:w="700" w:type="dxa"/>
+            <w:shd w:val="clear" w:color="auto" w:fill="D9D9D9"/>
+            <w:vAlign w:val="center"/>
+          </w:tcPr>
+          <w:p>
+            <w:pPr>
+              <w:keepNext/>
+              <w:spacing w:before="40" w:after="40"/>
+              <w:jc w:val="center"/>
+            </w:pPr>
+            <w:r>
+              <w:rPr>
+                <w:rFonts w:ascii="Arial" w:cs="Arial" w:eastAsia="Arial" w:hAnsi="Arial"/>
+                <w:b/>
+                <w:sz w:val="19"/>
+                <w:szCs w:val="19"/>
+              </w:rPr>
+              <w:t xml:space="preserve">Id</w:t>
+            </w:r>
+          </w:p>
+        </w:tc>
+        <w:tc>
+          <w:tcPr>
+            <w:tcW w:w="900" w:type="dxa"/>
+            <w:shd w:val="clear" w:color="auto" w:fill="D9D9D9"/>
+            <w:vAlign w:val="center"/>
+          </w:tcPr>
+          <w:p>
+            <w:pPr>
+              <w:keepNext/>
+              <w:spacing w:before="40" w:after="40"/>
+              <w:jc w:val="center"/>
+            </w:pPr>
+            <w:r>
+              <w:rPr>
+                <w:rFonts w:ascii="Arial" w:cs="Arial" w:eastAsia="Arial" w:hAnsi="Arial"/>
+                <w:b/>
+                <w:sz w:val="19"/>
+                <w:szCs w:val="19"/>
+              </w:rPr>
+              <w:t xml:space="preserve">Año</w:t>
+            </w:r>
+          </w:p>
+        </w:tc>
+        <w:tc>
+          <w:tcPr>
+            <w:tcW w:w="4300" w:type="dxa"/>
+            <w:shd w:val="clear" w:color="auto" w:fill="D9D9D9"/>
+            <w:vAlign w:val="center"/>
+          </w:tcPr>
+          <w:p>
+            <w:pPr>
+              <w:keepNext/>
+              <w:spacing w:before="40" w:after="40"/>
+              <w:jc w:val="center"/>
+            </w:pPr>
+            <w:r>
+              <w:rPr>
+                <w:rFonts w:ascii="Arial" w:cs="Arial" w:eastAsia="Arial" w:hAnsi="Arial"/>
+                <w:b/>
+                <w:sz w:val="19"/>
+                <w:szCs w:val="19"/>
+              </w:rPr>
+              <w:t xml:space="preserve">Revista</w:t>
+            </w:r>
+          </w:p>
+        </w:tc>
+        <w:tc>
+          <w:tcPr>
+            <w:tcW w:w="1300" w:type="dxa"/>
+            <w:shd w:val="clear" w:color="auto" w:fill="D9D9D9"/>
+            <w:vAlign w:val="center"/>
+          </w:tcPr>
+          <w:p>
+            <w:pPr>
+              <w:keepNext/>
+              <w:spacing w:before="40" w:after="40"/>
+              <w:jc w:val="center"/>
+            </w:pPr>
+            <w:r>
+              <w:rPr>
+                <w:rFonts w:ascii="Arial" w:cs="Arial" w:eastAsia="Arial" w:hAnsi="Arial"/>
+                <w:b/>
+                <w:sz w:val="19"/>
+                <w:szCs w:val="19"/>
+              </w:rPr>
+              <w:t xml:space="preserve">Autores</w:t>
+            </w:r>
+          </w:p>
+        </w:tc>
+        <w:tc>
+          <w:tcPr>
+            <w:tcW w:w="1700" w:type="dxa"/>
+            <w:shd w:val="clear" w:color="auto" w:fill="D9D9D9"/>
+            <w:vAlign w:val="center"/>
+          </w:tcPr>
+          <w:p>
+            <w:pPr>
+              <w:keepNext/>
+              <w:spacing w:before="40" w:after="40"/>
+              <w:jc w:val="center"/>
+            </w:pPr>
+            <w:r>
+              <w:rPr>
+                <w:rFonts w:ascii="Arial" w:cs="Arial" w:eastAsia="Arial" w:hAnsi="Arial"/>
+                <w:b/>
+                <w:sz w:val="19"/>
+                <w:szCs w:val="19"/>
+              </w:rPr>
+              <w:t xml:space="preserve">Palabras del abstract</w:t>
+            </w:r>
+          </w:p>
+        </w:tc>
+      </w:tr>
+      <w:tr>
+        <w:trPr>
+          <w:cantSplit/>
+        </w:trPr>
+        <w:tc>
+          <w:tcPr>
+            <w:tcW w:w="700" w:type="dxa"/>
+            <w:vAlign w:val="center"/>
+          </w:tcPr>
+          <w:p>
+            <w:pPr>
+              <w:keepNext/>
+              <w:spacing w:before="40" w:after="40"/>
+              <w:jc w:val="center"/>
+            </w:pPr>
+            <w:r>
+              <w:rPr>
+                <w:rFonts w:ascii="Arial" w:cs="Arial" w:eastAsia="Arial" w:hAnsi="Arial"/>
+                <w:sz w:val="19"/>
+                <w:szCs w:val="19"/>
+              </w:rPr>
+              <w:t xml:space="preserve">1</w:t>
+            </w:r>
+          </w:p>
+        </w:tc>
+        <w:tc>
+          <w:tcPr>
+            <w:tcW w:w="900" w:type="dxa"/>
+            <w:vAlign w:val="center"/>
+          </w:tcPr>
+          <w:p>
+            <w:pPr>
+              <w:keepNext/>
+              <w:spacing w:before="40" w:after="40"/>
+              <w:jc w:val="center"/>
+            </w:pPr>
+            <w:r>
+              <w:rPr>
+                <w:rFonts w:ascii="Arial" w:cs="Arial" w:eastAsia="Arial" w:hAnsi="Arial"/>
+                <w:sz w:val="19"/>
+                <w:szCs w:val="19"/>
+              </w:rPr>
+              <w:t xml:space="preserve">2022</w:t>
+            </w:r>
+          </w:p>
+        </w:tc>
+        <w:tc>
+          <w:tcPr>
+            <w:tcW w:w="4300" w:type="dxa"/>
+            <w:vAlign w:val="center"/>
+          </w:tcPr>
+          <w:p>
+            <w:pPr>
+              <w:keepNext/>
+              <w:spacing w:before="40" w:after="40"/>
+              <w:jc w:val="left"/>
+            </w:pPr>
+            <w:r>
+              <w:rPr>
+                <w:rFonts w:ascii="Arial" w:cs="Arial" w:eastAsia="Arial" w:hAnsi="Arial"/>
+                <w:sz w:val="19"/>
+                <w:szCs w:val="19"/>
+              </w:rPr>
+              <w:t xml:space="preserve">Computers and Education: AI</w:t>
+            </w:r>
+          </w:p>
+        </w:tc>
+        <w:tc>
+          <w:tcPr>
+            <w:tcW w:w="1300" w:type="dxa"/>
+            <w:vAlign w:val="center"/>
+          </w:tcPr>
+          <w:p>
+            <w:pPr>
+              <w:keepNext/>
+              <w:spacing w:before="40" w:after="40"/>
+              <w:jc w:val="center"/>
+            </w:pPr>
+            <w:r>
+              <w:rPr>
+                <w:rFonts w:ascii="Arial" w:cs="Arial" w:eastAsia="Arial" w:hAnsi="Arial"/>
+                <w:sz w:val="19"/>
+                <w:szCs w:val="19"/>
+              </w:rPr>
+              <w:t xml:space="preserve">4</w:t>
+            </w:r>
+          </w:p>
+        </w:tc>
+        <w:tc>
+          <w:tcPr>
+            <w:tcW w:w="1700" w:type="dxa"/>
+            <w:vAlign w:val="center"/>
+          </w:tcPr>
+          <w:p>
+            <w:pPr>
+              <w:keepNext/>
+              <w:spacing w:before="40" w:after="40"/>
+              <w:jc w:val="center"/>
+            </w:pPr>
+            <w:r>
+              <w:rPr>
+                <w:rFonts w:ascii="Arial" w:cs="Arial" w:eastAsia="Arial" w:hAnsi="Arial"/>
+                <w:sz w:val="19"/>
+                <w:szCs w:val="19"/>
+              </w:rPr>
+              <w:t xml:space="preserve">186</w:t>
+            </w:r>
+          </w:p>
+        </w:tc>
+      </w:tr>
+      <w:tr>
+        <w:trPr>
+          <w:cantSplit/>
+        </w:trPr>
+        <w:tc>
+          <w:tcPr>
+            <w:tcW w:w="700" w:type="dxa"/>
+            <w:vAlign w:val="center"/>
+          </w:tcPr>
+          <w:p>
+            <w:pPr>
+              <w:keepNext/>
+              <w:spacing w:before="40" w:after="40"/>
+              <w:jc w:val="center"/>
+            </w:pPr>
+            <w:r>
+              <w:rPr>
+                <w:rFonts w:ascii="Arial" w:cs="Arial" w:eastAsia="Arial" w:hAnsi="Arial"/>
+                <w:sz w:val="19"/>
+                <w:szCs w:val="19"/>
+              </w:rPr>
+              <w:t xml:space="preserve">2</w:t>
+            </w:r>
+          </w:p>
+        </w:tc>
+        <w:tc>
+          <w:tcPr>
+            <w:tcW w:w="900" w:type="dxa"/>
+            <w:vAlign w:val="center"/>
+          </w:tcPr>
+          <w:p>
+            <w:pPr>
+              <w:keepNext/>
+              <w:spacing w:before="40" w:after="40"/>
+              <w:jc w:val="center"/>
+            </w:pPr>
+            <w:r>
+              <w:rPr>
+                <w:rFonts w:ascii="Arial" w:cs="Arial" w:eastAsia="Arial" w:hAnsi="Arial"/>
+                <w:sz w:val="19"/>
+                <w:szCs w:val="19"/>
+              </w:rPr>
+              <w:t xml:space="preserve">2023</w:t>
+            </w:r>
+          </w:p>
+        </w:tc>
+        <w:tc>
+          <w:tcPr>
+            <w:tcW w:w="4300" w:type="dxa"/>
+            <w:vAlign w:val="center"/>
+          </w:tcPr>
+          <w:p>
+            <w:pPr>
+              <w:keepNext/>
+              <w:spacing w:before="40" w:after="40"/>
+              <w:jc w:val="left"/>
+            </w:pPr>
+            <w:r>
+              <w:rPr>
+                <w:rFonts w:ascii="Arial" w:cs="Arial" w:eastAsia="Arial" w:hAnsi="Arial"/>
+                <w:sz w:val="19"/>
+                <w:szCs w:val="19"/>
+              </w:rPr>
+              <w:t xml:space="preserve">Computers and Education: AI</w:t>
+            </w:r>
+          </w:p>
+        </w:tc>
+        <w:tc>
+          <w:tcPr>
+            <w:tcW w:w="1300" w:type="dxa"/>
+            <w:vAlign w:val="center"/>
+          </w:tcPr>
+          <w:p>
+            <w:pPr>
+              <w:keepNext/>
+              <w:spacing w:before="40" w:after="40"/>
+              <w:jc w:val="center"/>
+            </w:pPr>
+            <w:r>
+              <w:rPr>
+                <w:rFonts w:ascii="Arial" w:cs="Arial" w:eastAsia="Arial" w:hAnsi="Arial"/>
+                <w:sz w:val="19"/>
+                <w:szCs w:val="19"/>
+              </w:rPr>
+              <w:t xml:space="preserve">5</w:t>
+            </w:r>
+          </w:p>
+        </w:tc>
+        <w:tc>
+          <w:tcPr>
+            <w:tcW w:w="1700" w:type="dxa"/>
+            <w:vAlign w:val="center"/>
+          </w:tcPr>
+          <w:p>
+            <w:pPr>
+              <w:keepNext/>
+              <w:spacing w:before="40" w:after="40"/>
+              <w:jc w:val="center"/>
+            </w:pPr>
+            <w:r>
+              <w:rPr>
+                <w:rFonts w:ascii="Arial" w:cs="Arial" w:eastAsia="Arial" w:hAnsi="Arial"/>
+                <w:sz w:val="19"/>
+                <w:szCs w:val="19"/>
+              </w:rPr>
+              <w:t xml:space="preserve">132</w:t>
+            </w:r>
+          </w:p>
+        </w:tc>
+      </w:tr>
+      <w:tr>
+        <w:trPr>
+          <w:cantSplit/>
+        </w:trPr>
+        <w:tc>
+          <w:tcPr>
+            <w:tcW w:w="700" w:type="dxa"/>
+            <w:vAlign w:val="center"/>
+          </w:tcPr>
+          <w:p>
+            <w:pPr>
+              <w:keepNext/>
+              <w:spacing w:before="40" w:after="40"/>
+              <w:jc w:val="center"/>
+            </w:pPr>
+            <w:r>
+              <w:rPr>
+                <w:rFonts w:ascii="Arial" w:cs="Arial" w:eastAsia="Arial" w:hAnsi="Arial"/>
+                <w:sz w:val="19"/>
+                <w:szCs w:val="19"/>
+              </w:rPr>
+              <w:t xml:space="preserve">3</w:t>
+            </w:r>
+          </w:p>
+        </w:tc>
+        <w:tc>
+          <w:tcPr>
+            <w:tcW w:w="900" w:type="dxa"/>
+            <w:vAlign w:val="center"/>
+          </w:tcPr>
+          <w:p>
+            <w:pPr>
+              <w:keepNext/>
+              <w:spacing w:before="40" w:after="40"/>
+              <w:jc w:val="center"/>
+            </w:pPr>
+            <w:r>
+              <w:rPr>
+                <w:rFonts w:ascii="Arial" w:cs="Arial" w:eastAsia="Arial" w:hAnsi="Arial"/>
+                <w:sz w:val="19"/>
+                <w:szCs w:val="19"/>
+              </w:rPr>
+              <w:t xml:space="preserve">2023</w:t>
+            </w:r>
+          </w:p>
+        </w:tc>
+        <w:tc>
+          <w:tcPr>
+            <w:tcW w:w="4300" w:type="dxa"/>
+            <w:vAlign w:val="center"/>
+          </w:tcPr>
+          <w:p>
+            <w:pPr>
+              <w:keepNext/>
+              <w:spacing w:before="40" w:after="40"/>
+              <w:jc w:val="left"/>
+            </w:pPr>
+            <w:r>
+              <w:rPr>
+                <w:rFonts w:ascii="Arial" w:cs="Arial" w:eastAsia="Arial" w:hAnsi="Arial"/>
+                <w:sz w:val="19"/>
+                <w:szCs w:val="19"/>
+              </w:rPr>
+              <w:t xml:space="preserve">Computers and Education: AI</w:t>
+            </w:r>
+          </w:p>
+        </w:tc>
+        <w:tc>
+          <w:tcPr>
+            <w:tcW w:w="1300" w:type="dxa"/>
+            <w:vAlign w:val="center"/>
+          </w:tcPr>
+          <w:p>
+            <w:pPr>
+              <w:keepNext/>
+              <w:spacing w:before="40" w:after="40"/>
+              <w:jc w:val="center"/>
+            </w:pPr>
+            <w:r>
+              <w:rPr>
+                <w:rFonts w:ascii="Arial" w:cs="Arial" w:eastAsia="Arial" w:hAnsi="Arial"/>
+                <w:sz w:val="19"/>
+                <w:szCs w:val="19"/>
+              </w:rPr>
+              <w:t xml:space="preserve">4</w:t>
+            </w:r>
+          </w:p>
+        </w:tc>
+        <w:tc>
+          <w:tcPr>
+            <w:tcW w:w="1700" w:type="dxa"/>
+            <w:vAlign w:val="center"/>
+          </w:tcPr>
+          <w:p>
+            <w:pPr>
+              <w:keepNext/>
+              <w:spacing w:before="40" w:after="40"/>
+              <w:jc w:val="center"/>
+            </w:pPr>
+            <w:r>
+              <w:rPr>
+                <w:rFonts w:ascii="Arial" w:cs="Arial" w:eastAsia="Arial" w:hAnsi="Arial"/>
+                <w:sz w:val="19"/>
+                <w:szCs w:val="19"/>
+              </w:rPr>
+              <w:t xml:space="preserve">232</w:t>
+            </w:r>
+          </w:p>
+        </w:tc>
+      </w:tr>
+      <w:tr>
+        <w:trPr>
+          <w:cantSplit/>
+        </w:trPr>
+        <w:tc>
+          <w:tcPr>
+            <w:tcW w:w="700" w:type="dxa"/>
+            <w:vAlign w:val="center"/>
+          </w:tcPr>
+          <w:p>
+            <w:pPr>
+              <w:keepNext/>
+              <w:spacing w:before="40" w:after="40"/>
+              <w:jc w:val="center"/>
+            </w:pPr>
+            <w:r>
+              <w:rPr>
+                <w:rFonts w:ascii="Arial" w:cs="Arial" w:eastAsia="Arial" w:hAnsi="Arial"/>
+                <w:sz w:val="19"/>
+                <w:szCs w:val="19"/>
+              </w:rPr>
+              <w:t xml:space="preserve">4</w:t>
+            </w:r>
+          </w:p>
+        </w:tc>
+        <w:tc>
+          <w:tcPr>
+            <w:tcW w:w="900" w:type="dxa"/>
+            <w:vAlign w:val="center"/>
+          </w:tcPr>
+          <w:p>
+            <w:pPr>
+              <w:keepNext/>
+              <w:spacing w:before="40" w:after="40"/>
+              <w:jc w:val="center"/>
+            </w:pPr>
+            <w:r>
+              <w:rPr>
+                <w:rFonts w:ascii="Arial" w:cs="Arial" w:eastAsia="Arial" w:hAnsi="Arial"/>
+                <w:sz w:val="19"/>
+                <w:szCs w:val="19"/>
+              </w:rPr>
+              <w:t xml:space="preserve">2023</w:t>
+            </w:r>
+          </w:p>
+        </w:tc>
+        <w:tc>
+          <w:tcPr>
+            <w:tcW w:w="4300" w:type="dxa"/>
+            <w:vAlign w:val="center"/>
+          </w:tcPr>
+          <w:p>
+            <w:pPr>
+              <w:keepNext/>
+              <w:spacing w:before="40" w:after="40"/>
+              <w:jc w:val="left"/>
+            </w:pPr>
+            <w:r>
+              <w:rPr>
+                <w:rFonts w:ascii="Arial" w:cs="Arial" w:eastAsia="Arial" w:hAnsi="Arial"/>
+                <w:sz w:val="19"/>
+                <w:szCs w:val="19"/>
+              </w:rPr>
+              <w:t xml:space="preserve">Computers and Education: AI</w:t>
+            </w:r>
+          </w:p>
+        </w:tc>
+        <w:tc>
+          <w:tcPr>
+            <w:tcW w:w="1300" w:type="dxa"/>
+            <w:vAlign w:val="center"/>
+          </w:tcPr>
+          <w:p>
+            <w:pPr>
+              <w:keepNext/>
+              <w:spacing w:before="40" w:after="40"/>
+              <w:jc w:val="center"/>
+            </w:pPr>
+            <w:r>
+              <w:rPr>
+                <w:rFonts w:ascii="Arial" w:cs="Arial" w:eastAsia="Arial" w:hAnsi="Arial"/>
+                <w:sz w:val="19"/>
+                <w:szCs w:val="19"/>
+              </w:rPr>
+              <w:t xml:space="preserve">5</w:t>
+            </w:r>
+          </w:p>
+        </w:tc>
+        <w:tc>
+          <w:tcPr>
+            <w:tcW w:w="1700" w:type="dxa"/>
+            <w:vAlign w:val="center"/>
+          </w:tcPr>
+          <w:p>
+            <w:pPr>
+              <w:keepNext/>
+              <w:spacing w:before="40" w:after="40"/>
+              <w:jc w:val="center"/>
+            </w:pPr>
+            <w:r>
+              <w:rPr>
+                <w:rFonts w:ascii="Arial" w:cs="Arial" w:eastAsia="Arial" w:hAnsi="Arial"/>
+                <w:sz w:val="19"/>
+                <w:szCs w:val="19"/>
+              </w:rPr>
+              <w:t xml:space="preserve">206</w:t>
+            </w:r>
+          </w:p>
+        </w:tc>
+      </w:tr>
+      <w:tr>
+        <w:trPr>
+          <w:cantSplit/>
+        </w:trPr>
+        <w:tc>
+          <w:tcPr>
+            <w:tcW w:w="700" w:type="dxa"/>
+            <w:vAlign w:val="center"/>
+          </w:tcPr>
+          <w:p>
+            <w:pPr>
+              <w:keepNext/>
+              <w:spacing w:before="40" w:after="40"/>
+              <w:jc w:val="center"/>
+            </w:pPr>
+            <w:r>
+              <w:rPr>
+                <w:rFonts w:ascii="Arial" w:cs="Arial" w:eastAsia="Arial" w:hAnsi="Arial"/>
+                <w:sz w:val="19"/>
+                <w:szCs w:val="19"/>
+              </w:rPr>
+              <w:t xml:space="preserve">5</w:t>
+            </w:r>
+          </w:p>
+        </w:tc>
+        <w:tc>
+          <w:tcPr>
+            <w:tcW w:w="900" w:type="dxa"/>
+            <w:vAlign w:val="center"/>
+          </w:tcPr>
+          <w:p>
+            <w:pPr>
+              <w:keepNext/>
+              <w:spacing w:before="40" w:after="40"/>
+              <w:jc w:val="center"/>
+            </w:pPr>
+            <w:r>
+              <w:rPr>
+                <w:rFonts w:ascii="Arial" w:cs="Arial" w:eastAsia="Arial" w:hAnsi="Arial"/>
+                <w:sz w:val="19"/>
+                <w:szCs w:val="19"/>
+              </w:rPr>
+              <w:t xml:space="preserve">2020</w:t>
+            </w:r>
+          </w:p>
+        </w:tc>
+        <w:tc>
+          <w:tcPr>
+            <w:tcW w:w="4300" w:type="dxa"/>
+            <w:vAlign w:val="center"/>
+          </w:tcPr>
+          <w:p>
+            <w:pPr>
+              <w:keepNext/>
+              <w:spacing w:before="40" w:after="40"/>
+              <w:jc w:val="left"/>
+            </w:pPr>
+            <w:r>
+              <w:rPr>
+                <w:rFonts w:ascii="Arial" w:cs="Arial" w:eastAsia="Arial" w:hAnsi="Arial"/>
+                <w:sz w:val="19"/>
+                <w:szCs w:val="19"/>
+              </w:rPr>
+              <w:t xml:space="preserve">Computers and Education: AI</w:t>
+            </w:r>
+          </w:p>
+        </w:tc>
+        <w:tc>
+          <w:tcPr>
+            <w:tcW w:w="1300" w:type="dxa"/>
+            <w:vAlign w:val="center"/>
+          </w:tcPr>
+          <w:p>
+            <w:pPr>
+              <w:keepNext/>
+              <w:spacing w:before="40" w:after="40"/>
+              <w:jc w:val="center"/>
+            </w:pPr>
+            <w:r>
+              <w:rPr>
+                <w:rFonts w:ascii="Arial" w:cs="Arial" w:eastAsia="Arial" w:hAnsi="Arial"/>
+                <w:sz w:val="19"/>
+                <w:szCs w:val="19"/>
+              </w:rPr>
+              <w:t xml:space="preserve">4</w:t>
+            </w:r>
+          </w:p>
+        </w:tc>
+        <w:tc>
+          <w:tcPr>
+            <w:tcW w:w="1700" w:type="dxa"/>
+            <w:vAlign w:val="center"/>
+          </w:tcPr>
+          <w:p>
+            <w:pPr>
+              <w:keepNext/>
+              <w:spacing w:before="40" w:after="40"/>
+              <w:jc w:val="center"/>
+            </w:pPr>
+            <w:r>
+              <w:rPr>
+                <w:rFonts w:ascii="Arial" w:cs="Arial" w:eastAsia="Arial" w:hAnsi="Arial"/>
+                <w:sz w:val="19"/>
+                <w:szCs w:val="19"/>
+              </w:rPr>
+              <w:t xml:space="preserve">253</w:t>
+            </w:r>
+          </w:p>
+        </w:tc>
+      </w:tr>
+      <w:tr>
+        <w:trPr>
+          <w:cantSplit/>
+        </w:trPr>
+        <w:tc>
+          <w:tcPr>
+            <w:tcW w:w="700" w:type="dxa"/>
+            <w:vAlign w:val="center"/>
+          </w:tcPr>
+          <w:p>
+            <w:pPr>
+              <w:keepNext/>
+              <w:spacing w:before="40" w:after="40"/>
+              <w:jc w:val="center"/>
+            </w:pPr>
+            <w:r>
+              <w:rPr>
+                <w:rFonts w:ascii="Arial" w:cs="Arial" w:eastAsia="Arial" w:hAnsi="Arial"/>
+                <w:sz w:val="19"/>
+                <w:szCs w:val="19"/>
+              </w:rPr>
+              <w:t xml:space="preserve">6</w:t>
+            </w:r>
+          </w:p>
+        </w:tc>
+        <w:tc>
+          <w:tcPr>
+            <w:tcW w:w="900" w:type="dxa"/>
+            <w:vAlign w:val="center"/>
+          </w:tcPr>
+          <w:p>
+            <w:pPr>
+              <w:keepNext/>
+              <w:spacing w:before="40" w:after="40"/>
+              <w:jc w:val="center"/>
+            </w:pPr>
+            <w:r>
+              <w:rPr>
+                <w:rFonts w:ascii="Arial" w:cs="Arial" w:eastAsia="Arial" w:hAnsi="Arial"/>
+                <w:sz w:val="19"/>
+                <w:szCs w:val="19"/>
+              </w:rPr>
+              <w:t xml:space="preserve">2020</w:t>
+            </w:r>
+          </w:p>
+        </w:tc>
+        <w:tc>
+          <w:tcPr>
+            <w:tcW w:w="4300" w:type="dxa"/>
+            <w:vAlign w:val="center"/>
+          </w:tcPr>
+          <w:p>
+            <w:pPr>
+              <w:keepNext/>
+              <w:spacing w:before="40" w:after="40"/>
+              <w:jc w:val="left"/>
+            </w:pPr>
+            <w:r>
+              <w:rPr>
+                <w:rFonts w:ascii="Arial" w:cs="Arial" w:eastAsia="Arial" w:hAnsi="Arial"/>
+                <w:sz w:val="19"/>
+                <w:szCs w:val="19"/>
+              </w:rPr>
+              <w:t xml:space="preserve">Computers and Education: AI</w:t>
+            </w:r>
+          </w:p>
+        </w:tc>
+        <w:tc>
+          <w:tcPr>
+            <w:tcW w:w="1300" w:type="dxa"/>
+            <w:vAlign w:val="center"/>
+          </w:tcPr>
+          <w:p>
+            <w:pPr>
+              <w:keepNext/>
+              <w:spacing w:before="40" w:after="40"/>
+              <w:jc w:val="center"/>
+            </w:pPr>
+            <w:r>
+              <w:rPr>
+                <w:rFonts w:ascii="Arial" w:cs="Arial" w:eastAsia="Arial" w:hAnsi="Arial"/>
+                <w:sz w:val="19"/>
+                <w:szCs w:val="19"/>
+              </w:rPr>
+              <w:t xml:space="preserve">3</w:t>
+            </w:r>
+          </w:p>
+        </w:tc>
+        <w:tc>
+          <w:tcPr>
+            <w:tcW w:w="1700" w:type="dxa"/>
+            <w:vAlign w:val="center"/>
+          </w:tcPr>
+          <w:p>
+            <w:pPr>
+              <w:keepNext/>
+              <w:spacing w:before="40" w:after="40"/>
+              <w:jc w:val="center"/>
+            </w:pPr>
+            <w:r>
+              <w:rPr>
+                <w:rFonts w:ascii="Arial" w:cs="Arial" w:eastAsia="Arial" w:hAnsi="Arial"/>
+                <w:sz w:val="19"/>
+                <w:szCs w:val="19"/>
+              </w:rPr>
+              <w:t xml:space="preserve">172</w:t>
+            </w:r>
+          </w:p>
+        </w:tc>
+      </w:tr>
+      <w:tr>
+        <w:trPr>
+          <w:cantSplit/>
+        </w:trPr>
+        <w:tc>
+          <w:tcPr>
+            <w:tcW w:w="700" w:type="dxa"/>
+            <w:vAlign w:val="center"/>
+          </w:tcPr>
+          <w:p>
+            <w:pPr>
+              <w:keepNext/>
+              <w:spacing w:before="40" w:after="40"/>
+              <w:jc w:val="center"/>
+            </w:pPr>
+            <w:r>
+              <w:rPr>
+                <w:rFonts w:ascii="Arial" w:cs="Arial" w:eastAsia="Arial" w:hAnsi="Arial"/>
+                <w:sz w:val="19"/>
+                <w:szCs w:val="19"/>
+              </w:rPr>
+              <w:t xml:space="preserve">7</w:t>
+            </w:r>
+          </w:p>
+        </w:tc>
+        <w:tc>
+          <w:tcPr>
+            <w:tcW w:w="900" w:type="dxa"/>
+            <w:vAlign w:val="center"/>
+          </w:tcPr>
+          <w:p>
+            <w:pPr>
+              <w:keepNext/>
+              <w:spacing w:before="40" w:after="40"/>
+              <w:jc w:val="center"/>
+            </w:pPr>
+            <w:r>
+              <w:rPr>
+                <w:rFonts w:ascii="Arial" w:cs="Arial" w:eastAsia="Arial" w:hAnsi="Arial"/>
+                <w:sz w:val="19"/>
+                <w:szCs w:val="19"/>
+              </w:rPr>
+              <w:t xml:space="preserve">2024</w:t>
+            </w:r>
+          </w:p>
+        </w:tc>
+        <w:tc>
+          <w:tcPr>
+            <w:tcW w:w="4300" w:type="dxa"/>
+            <w:vAlign w:val="center"/>
+          </w:tcPr>
+          <w:p>
+            <w:pPr>
+              <w:keepNext/>
+              <w:spacing w:before="40" w:after="40"/>
+              <w:jc w:val="left"/>
+            </w:pPr>
+            <w:r>
+              <w:rPr>
+                <w:rFonts w:ascii="Arial" w:cs="Arial" w:eastAsia="Arial" w:hAnsi="Arial"/>
+                <w:sz w:val="19"/>
+                <w:szCs w:val="19"/>
+              </w:rPr>
+              <w:t xml:space="preserve">Computers and Education: AI</w:t>
+            </w:r>
+          </w:p>
+        </w:tc>
+        <w:tc>
+          <w:tcPr>
+            <w:tcW w:w="1300" w:type="dxa"/>
+            <w:vAlign w:val="center"/>
+          </w:tcPr>
+          <w:p>
+            <w:pPr>
+              <w:keepNext/>
+              <w:spacing w:before="40" w:after="40"/>
+              <w:jc w:val="center"/>
+            </w:pPr>
+            <w:r>
+              <w:rPr>
+                <w:rFonts w:ascii="Arial" w:cs="Arial" w:eastAsia="Arial" w:hAnsi="Arial"/>
+                <w:sz w:val="19"/>
+                <w:szCs w:val="19"/>
+              </w:rPr>
+              <w:t xml:space="preserve">7</w:t>
+            </w:r>
+          </w:p>
+        </w:tc>
+        <w:tc>
+          <w:tcPr>
+            <w:tcW w:w="1700" w:type="dxa"/>
+            <w:vAlign w:val="center"/>
+          </w:tcPr>
+          <w:p>
+            <w:pPr>
+              <w:keepNext/>
+              <w:spacing w:before="40" w:after="40"/>
+              <w:jc w:val="center"/>
+            </w:pPr>
+            <w:r>
+              <w:rPr>
+                <w:rFonts w:ascii="Arial" w:cs="Arial" w:eastAsia="Arial" w:hAnsi="Arial"/>
+                <w:sz w:val="19"/>
+                <w:szCs w:val="19"/>
+              </w:rPr>
+              <w:t xml:space="preserve">222</w:t>
+            </w:r>
+          </w:p>
+        </w:tc>
+      </w:tr>
+      <w:tr>
+        <w:trPr>
+          <w:cantSplit/>
+        </w:trPr>
+        <w:tc>
+          <w:tcPr>
+            <w:tcW w:w="700" w:type="dxa"/>
+            <w:vAlign w:val="center"/>
+          </w:tcPr>
+          <w:p>
+            <w:pPr>
+              <w:keepNext/>
+              <w:spacing w:before="40" w:after="40"/>
+              <w:jc w:val="center"/>
+            </w:pPr>
+            <w:r>
+              <w:rPr>
+                <w:rFonts w:ascii="Arial" w:cs="Arial" w:eastAsia="Arial" w:hAnsi="Arial"/>
+                <w:sz w:val="19"/>
+                <w:szCs w:val="19"/>
+              </w:rPr>
+              <w:t xml:space="preserve">8</w:t>
+            </w:r>
+          </w:p>
+        </w:tc>
+        <w:tc>
+          <w:tcPr>
+            <w:tcW w:w="900" w:type="dxa"/>
+            <w:vAlign w:val="center"/>
+          </w:tcPr>
+          <w:p>
+            <w:pPr>
+              <w:keepNext/>
+              <w:spacing w:before="40" w:after="40"/>
+              <w:jc w:val="center"/>
+            </w:pPr>
+            <w:r>
+              <w:rPr>
+                <w:rFonts w:ascii="Arial" w:cs="Arial" w:eastAsia="Arial" w:hAnsi="Arial"/>
+                <w:sz w:val="19"/>
+                <w:szCs w:val="19"/>
+              </w:rPr>
+              <w:t xml:space="preserve">2022</w:t>
+            </w:r>
+          </w:p>
+        </w:tc>
+        <w:tc>
+          <w:tcPr>
+            <w:tcW w:w="4300" w:type="dxa"/>
+            <w:vAlign w:val="center"/>
+          </w:tcPr>
+          <w:p>
+            <w:pPr>
+              <w:keepNext/>
+              <w:spacing w:before="40" w:after="40"/>
+              <w:jc w:val="left"/>
+            </w:pPr>
+            <w:r>
+              <w:rPr>
+                <w:rFonts w:ascii="Arial" w:cs="Arial" w:eastAsia="Arial" w:hAnsi="Arial"/>
+                <w:sz w:val="19"/>
+                <w:szCs w:val="19"/>
+              </w:rPr>
+              <w:t xml:space="preserve">Computers and Education: AI</w:t>
+            </w:r>
+          </w:p>
+        </w:tc>
+        <w:tc>
+          <w:tcPr>
+            <w:tcW w:w="1300" w:type="dxa"/>
+            <w:vAlign w:val="center"/>
+          </w:tcPr>
+          <w:p>
+            <w:pPr>
+              <w:keepNext/>
+              <w:spacing w:before="40" w:after="40"/>
+              <w:jc w:val="center"/>
+            </w:pPr>
+            <w:r>
+              <w:rPr>
+                <w:rFonts w:ascii="Arial" w:cs="Arial" w:eastAsia="Arial" w:hAnsi="Arial"/>
+                <w:sz w:val="19"/>
+                <w:szCs w:val="19"/>
+              </w:rPr>
+              <w:t xml:space="preserve">3</w:t>
+            </w:r>
+          </w:p>
+        </w:tc>
+        <w:tc>
+          <w:tcPr>
+            <w:tcW w:w="1700" w:type="dxa"/>
+            <w:vAlign w:val="center"/>
+          </w:tcPr>
+          <w:p>
+            <w:pPr>
+              <w:keepNext/>
+              <w:spacing w:before="40" w:after="40"/>
+              <w:jc w:val="center"/>
+            </w:pPr>
+            <w:r>
+              <w:rPr>
+                <w:rFonts w:ascii="Arial" w:cs="Arial" w:eastAsia="Arial" w:hAnsi="Arial"/>
+                <w:sz w:val="19"/>
+                <w:szCs w:val="19"/>
+              </w:rPr>
+              <w:t xml:space="preserve">210</w:t>
+            </w:r>
+          </w:p>
+        </w:tc>
+      </w:tr>
+      <w:tr>
+        <w:trPr>
+          <w:cantSplit/>
+        </w:trPr>
+        <w:tc>
+          <w:tcPr>
+            <w:tcW w:w="700" w:type="dxa"/>
+            <w:vAlign w:val="center"/>
+          </w:tcPr>
+          <w:p>
+            <w:pPr>
+              <w:keepNext/>
+              <w:spacing w:before="40" w:after="40"/>
+              <w:jc w:val="center"/>
+            </w:pPr>
+            <w:r>
+              <w:rPr>
+                <w:rFonts w:ascii="Arial" w:cs="Arial" w:eastAsia="Arial" w:hAnsi="Arial"/>
+                <w:sz w:val="19"/>
+                <w:szCs w:val="19"/>
+              </w:rPr>
+              <w:t xml:space="preserve">9</w:t>
+            </w:r>
+          </w:p>
+        </w:tc>
+        <w:tc>
+          <w:tcPr>
+            <w:tcW w:w="900" w:type="dxa"/>
+            <w:vAlign w:val="center"/>
+          </w:tcPr>
+          <w:p>
+            <w:pPr>
+              <w:keepNext/>
+              <w:spacing w:before="40" w:after="40"/>
+              <w:jc w:val="center"/>
+            </w:pPr>
+            <w:r>
+              <w:rPr>
+                <w:rFonts w:ascii="Arial" w:cs="Arial" w:eastAsia="Arial" w:hAnsi="Arial"/>
+                <w:sz w:val="19"/>
+                <w:szCs w:val="19"/>
+              </w:rPr>
+              <w:t xml:space="preserve">2021</w:t>
+            </w:r>
+          </w:p>
+        </w:tc>
+        <w:tc>
+          <w:tcPr>
+            <w:tcW w:w="4300" w:type="dxa"/>
+            <w:vAlign w:val="center"/>
+          </w:tcPr>
+          <w:p>
+            <w:pPr>
+              <w:keepNext/>
+              <w:spacing w:before="40" w:after="40"/>
+              <w:jc w:val="left"/>
+            </w:pPr>
+            <w:r>
+              <w:rPr>
+                <w:rFonts w:ascii="Arial" w:cs="Arial" w:eastAsia="Arial" w:hAnsi="Arial"/>
+                <w:sz w:val="19"/>
+                <w:szCs w:val="19"/>
+              </w:rPr>
+              <w:t xml:space="preserve">Computers and Education: AI</w:t>
+            </w:r>
+          </w:p>
+        </w:tc>
+        <w:tc>
+          <w:tcPr>
+            <w:tcW w:w="1300" w:type="dxa"/>
+            <w:vAlign w:val="center"/>
+          </w:tcPr>
+          <w:p>
+            <w:pPr>
+              <w:keepNext/>
+              <w:spacing w:before="40" w:after="40"/>
+              <w:jc w:val="center"/>
+            </w:pPr>
+            <w:r>
+              <w:rPr>
+                <w:rFonts w:ascii="Arial" w:cs="Arial" w:eastAsia="Arial" w:hAnsi="Arial"/>
+                <w:sz w:val="19"/>
+                <w:szCs w:val="19"/>
+              </w:rPr>
+              <w:t xml:space="preserve">2</w:t>
+            </w:r>
+          </w:p>
+        </w:tc>
+        <w:tc>
+          <w:tcPr>
+            <w:tcW w:w="1700" w:type="dxa"/>
+            <w:vAlign w:val="center"/>
+          </w:tcPr>
+          <w:p>
+            <w:pPr>
+              <w:keepNext/>
+              <w:spacing w:before="40" w:after="40"/>
+              <w:jc w:val="center"/>
+            </w:pPr>
+            <w:r>
+              <w:rPr>
+                <w:rFonts w:ascii="Arial" w:cs="Arial" w:eastAsia="Arial" w:hAnsi="Arial"/>
+                <w:sz w:val="19"/>
+                <w:szCs w:val="19"/>
+              </w:rPr>
+              <w:t xml:space="preserve">160</w:t>
+            </w:r>
+          </w:p>
+        </w:tc>
+      </w:tr>
+      <w:tr>
+        <w:trPr>
+          <w:cantSplit/>
+        </w:trPr>
+        <w:tc>
+          <w:tcPr>
+            <w:tcW w:w="700" w:type="dxa"/>
+            <w:vAlign w:val="center"/>
+          </w:tcPr>
+          <w:p>
+            <w:pPr>
+              <w:keepNext/>
+              <w:spacing w:before="40" w:after="40"/>
+              <w:jc w:val="center"/>
+            </w:pPr>
+            <w:r>
+              <w:rPr>
+                <w:rFonts w:ascii="Arial" w:cs="Arial" w:eastAsia="Arial" w:hAnsi="Arial"/>
+                <w:sz w:val="19"/>
+                <w:szCs w:val="19"/>
+              </w:rPr>
+              <w:t xml:space="preserve">10</w:t>
+            </w:r>
+          </w:p>
+        </w:tc>
+        <w:tc>
+          <w:tcPr>
+            <w:tcW w:w="900" w:type="dxa"/>
+            <w:vAlign w:val="center"/>
+          </w:tcPr>
+          <w:p>
+            <w:pPr>
+              <w:keepNext/>
+              <w:spacing w:before="40" w:after="40"/>
+              <w:jc w:val="center"/>
+            </w:pPr>
+            <w:r>
+              <w:rPr>
+                <w:rFonts w:ascii="Arial" w:cs="Arial" w:eastAsia="Arial" w:hAnsi="Arial"/>
+                <w:sz w:val="19"/>
+                <w:szCs w:val="19"/>
+              </w:rPr>
+              <w:t xml:space="preserve">2022</w:t>
+            </w:r>
+          </w:p>
+        </w:tc>
+        <w:tc>
+          <w:tcPr>
+            <w:tcW w:w="4300" w:type="dxa"/>
+            <w:vAlign w:val="center"/>
+          </w:tcPr>
+          <w:p>
+            <w:pPr>
+              <w:keepNext/>
+              <w:spacing w:before="40" w:after="40"/>
+              <w:jc w:val="left"/>
+            </w:pPr>
+            <w:r>
+              <w:rPr>
+                <w:rFonts w:ascii="Arial" w:cs="Arial" w:eastAsia="Arial" w:hAnsi="Arial"/>
+                <w:sz w:val="19"/>
+                <w:szCs w:val="19"/>
+              </w:rPr>
+              <w:t xml:space="preserve">Computers and Education: AI</w:t>
+            </w:r>
+          </w:p>
+        </w:tc>
+        <w:tc>
+          <w:tcPr>
+            <w:tcW w:w="1300" w:type="dxa"/>
+            <w:vAlign w:val="center"/>
+          </w:tcPr>
+          <w:p>
+            <w:pPr>
+              <w:keepNext/>
+              <w:spacing w:before="40" w:after="40"/>
+              <w:jc w:val="center"/>
+            </w:pPr>
+            <w:r>
+              <w:rPr>
+                <w:rFonts w:ascii="Arial" w:cs="Arial" w:eastAsia="Arial" w:hAnsi="Arial"/>
+                <w:sz w:val="19"/>
+                <w:szCs w:val="19"/>
+              </w:rPr>
+              <w:t xml:space="preserve">2</w:t>
+            </w:r>
+          </w:p>
+        </w:tc>
+        <w:tc>
+          <w:tcPr>
+            <w:tcW w:w="1700" w:type="dxa"/>
+            <w:vAlign w:val="center"/>
+          </w:tcPr>
+          <w:p>
+            <w:pPr>
+              <w:keepNext/>
+              <w:spacing w:before="40" w:after="40"/>
+              <w:jc w:val="center"/>
+            </w:pPr>
+            <w:r>
+              <w:rPr>
+                <w:rFonts w:ascii="Arial" w:cs="Arial" w:eastAsia="Arial" w:hAnsi="Arial"/>
+                <w:sz w:val="19"/>
+                <w:szCs w:val="19"/>
+              </w:rPr>
+              <w:t xml:space="preserve">201</w:t>
+            </w:r>
+          </w:p>
+        </w:tc>
+      </w:tr>
+      <w:tr>
+        <w:trPr>
+          <w:cantSplit/>
+        </w:trPr>
+        <w:tc>
+          <w:tcPr>
+            <w:tcW w:w="700" w:type="dxa"/>
+            <w:vAlign w:val="center"/>
+          </w:tcPr>
+          <w:p>
+            <w:pPr>
+              <w:keepNext/>
+              <w:spacing w:before="40" w:after="40"/>
+              <w:jc w:val="center"/>
+            </w:pPr>
+            <w:r>
+              <w:rPr>
+                <w:rFonts w:ascii="Arial" w:cs="Arial" w:eastAsia="Arial" w:hAnsi="Arial"/>
+                <w:sz w:val="19"/>
+                <w:szCs w:val="19"/>
+              </w:rPr>
+              <w:t xml:space="preserve">11</w:t>
+            </w:r>
+          </w:p>
+        </w:tc>
+        <w:tc>
+          <w:tcPr>
+            <w:tcW w:w="900" w:type="dxa"/>
+            <w:vAlign w:val="center"/>
+          </w:tcPr>
+          <w:p>
+            <w:pPr>
+              <w:keepNext/>
+              <w:spacing w:before="40" w:after="40"/>
+              <w:jc w:val="center"/>
+            </w:pPr>
+            <w:r>
+              <w:rPr>
+                <w:rFonts w:ascii="Arial" w:cs="Arial" w:eastAsia="Arial" w:hAnsi="Arial"/>
+                <w:sz w:val="19"/>
+                <w:szCs w:val="19"/>
+              </w:rPr>
+              <w:t xml:space="preserve">2024</w:t>
+            </w:r>
+          </w:p>
+        </w:tc>
+        <w:tc>
+          <w:tcPr>
+            <w:tcW w:w="4300" w:type="dxa"/>
+            <w:vAlign w:val="center"/>
+          </w:tcPr>
+          <w:p>
+            <w:pPr>
+              <w:keepNext/>
+              <w:spacing w:before="40" w:after="40"/>
+              <w:jc w:val="left"/>
+            </w:pPr>
+            <w:r>
+              <w:rPr>
+                <w:rFonts w:ascii="Arial" w:cs="Arial" w:eastAsia="Arial" w:hAnsi="Arial"/>
+                <w:sz w:val="19"/>
+                <w:szCs w:val="19"/>
+              </w:rPr>
+              <w:t xml:space="preserve">Int. J. Educ. Technol. High. Educ.</w:t>
+            </w:r>
+          </w:p>
+        </w:tc>
+        <w:tc>
+          <w:tcPr>
+            <w:tcW w:w="1300" w:type="dxa"/>
+            <w:vAlign w:val="center"/>
+          </w:tcPr>
+          <w:p>
+            <w:pPr>
+              <w:keepNext/>
+              <w:spacing w:before="40" w:after="40"/>
+              <w:jc w:val="center"/>
+            </w:pPr>
+            <w:r>
+              <w:rPr>
+                <w:rFonts w:ascii="Arial" w:cs="Arial" w:eastAsia="Arial" w:hAnsi="Arial"/>
+                <w:sz w:val="19"/>
+                <w:szCs w:val="19"/>
+              </w:rPr>
+              <w:t xml:space="preserve">5</w:t>
+            </w:r>
+          </w:p>
+        </w:tc>
+        <w:tc>
+          <w:tcPr>
+            <w:tcW w:w="1700" w:type="dxa"/>
+            <w:vAlign w:val="center"/>
+          </w:tcPr>
+          <w:p>
+            <w:pPr>
+              <w:keepNext/>
+              <w:spacing w:before="40" w:after="40"/>
+              <w:jc w:val="center"/>
+            </w:pPr>
+            <w:r>
+              <w:rPr>
+                <w:rFonts w:ascii="Arial" w:cs="Arial" w:eastAsia="Arial" w:hAnsi="Arial"/>
+                <w:sz w:val="19"/>
+                <w:szCs w:val="19"/>
+              </w:rPr>
+              <w:t xml:space="preserve">183</w:t>
+            </w:r>
+          </w:p>
+        </w:tc>
+      </w:tr>
+      <w:tr>
+        <w:trPr>
+          <w:cantSplit/>
+        </w:trPr>
+        <w:tc>
+          <w:tcPr>
+            <w:tcW w:w="700" w:type="dxa"/>
+            <w:vAlign w:val="center"/>
+          </w:tcPr>
+          <w:p>
+            <w:pPr>
+              <w:keepNext/>
+              <w:spacing w:before="40" w:after="40"/>
+              <w:jc w:val="center"/>
+            </w:pPr>
+            <w:r>
+              <w:rPr>
+                <w:rFonts w:ascii="Arial" w:cs="Arial" w:eastAsia="Arial" w:hAnsi="Arial"/>
+                <w:sz w:val="19"/>
+                <w:szCs w:val="19"/>
+              </w:rPr>
+              <w:t xml:space="preserve">12</w:t>
+            </w:r>
+          </w:p>
+        </w:tc>
+        <w:tc>
+          <w:tcPr>
+            <w:tcW w:w="900" w:type="dxa"/>
+            <w:vAlign w:val="center"/>
+          </w:tcPr>
+          <w:p>
+            <w:pPr>
+              <w:keepNext/>
+              <w:spacing w:before="40" w:after="40"/>
+              <w:jc w:val="center"/>
+            </w:pPr>
+            <w:r>
+              <w:rPr>
+                <w:rFonts w:ascii="Arial" w:cs="Arial" w:eastAsia="Arial" w:hAnsi="Arial"/>
+                <w:sz w:val="19"/>
+                <w:szCs w:val="19"/>
+              </w:rPr>
+              <w:t xml:space="preserve">2024</w:t>
+            </w:r>
+          </w:p>
+        </w:tc>
+        <w:tc>
+          <w:tcPr>
+            <w:tcW w:w="4300" w:type="dxa"/>
+            <w:vAlign w:val="center"/>
+          </w:tcPr>
+          <w:p>
+            <w:pPr>
+              <w:keepNext/>
+              <w:spacing w:before="40" w:after="40"/>
+              <w:jc w:val="left"/>
+            </w:pPr>
+            <w:r>
+              <w:rPr>
+                <w:rFonts w:ascii="Arial" w:cs="Arial" w:eastAsia="Arial" w:hAnsi="Arial"/>
+                <w:sz w:val="19"/>
+                <w:szCs w:val="19"/>
+              </w:rPr>
+              <w:t xml:space="preserve">Int. J. Educ. Technol. High. Educ.</w:t>
+            </w:r>
+          </w:p>
+        </w:tc>
+        <w:tc>
+          <w:tcPr>
+            <w:tcW w:w="1300" w:type="dxa"/>
+            <w:vAlign w:val="center"/>
+          </w:tcPr>
+          <w:p>
+            <w:pPr>
+              <w:keepNext/>
+              <w:spacing w:before="40" w:after="40"/>
+              <w:jc w:val="center"/>
+            </w:pPr>
+            <w:r>
+              <w:rPr>
+                <w:rFonts w:ascii="Arial" w:cs="Arial" w:eastAsia="Arial" w:hAnsi="Arial"/>
+                <w:sz w:val="19"/>
+                <w:szCs w:val="19"/>
+              </w:rPr>
+              <w:t xml:space="preserve">9</w:t>
+            </w:r>
+          </w:p>
+        </w:tc>
+        <w:tc>
+          <w:tcPr>
+            <w:tcW w:w="1700" w:type="dxa"/>
+            <w:vAlign w:val="center"/>
+          </w:tcPr>
+          <w:p>
+            <w:pPr>
+              <w:keepNext/>
+              <w:spacing w:before="40" w:after="40"/>
+              <w:jc w:val="center"/>
+            </w:pPr>
+            <w:r>
+              <w:rPr>
+                <w:rFonts w:ascii="Arial" w:cs="Arial" w:eastAsia="Arial" w:hAnsi="Arial"/>
+                <w:sz w:val="19"/>
+                <w:szCs w:val="19"/>
+              </w:rPr>
+              <w:t xml:space="preserve">257</w:t>
+            </w:r>
+          </w:p>
+        </w:tc>
+      </w:tr>
+      <w:tr>
+        <w:trPr>
+          <w:cantSplit/>
+        </w:trPr>
+        <w:tc>
+          <w:tcPr>
+            <w:tcW w:w="700" w:type="dxa"/>
+            <w:vAlign w:val="center"/>
+          </w:tcPr>
+          <w:p>
+            <w:pPr>
+              <w:keepNext/>
+              <w:spacing w:before="40" w:after="40"/>
+              <w:jc w:val="center"/>
+            </w:pPr>
+            <w:r>
+              <w:rPr>
+                <w:rFonts w:ascii="Arial" w:cs="Arial" w:eastAsia="Arial" w:hAnsi="Arial"/>
+                <w:sz w:val="19"/>
+                <w:szCs w:val="19"/>
+              </w:rPr>
+              <w:t xml:space="preserve">13</w:t>
+            </w:r>
+          </w:p>
+        </w:tc>
+        <w:tc>
+          <w:tcPr>
+            <w:tcW w:w="900" w:type="dxa"/>
+            <w:vAlign w:val="center"/>
+          </w:tcPr>
+          <w:p>
+            <w:pPr>
+              <w:keepNext/>
+              <w:spacing w:before="40" w:after="40"/>
+              <w:jc w:val="center"/>
+            </w:pPr>
+            <w:r>
+              <w:rPr>
+                <w:rFonts w:ascii="Arial" w:cs="Arial" w:eastAsia="Arial" w:hAnsi="Arial"/>
+                <w:sz w:val="19"/>
+                <w:szCs w:val="19"/>
+              </w:rPr>
+              <w:t xml:space="preserve">2024</w:t>
+            </w:r>
+          </w:p>
+        </w:tc>
+        <w:tc>
+          <w:tcPr>
+            <w:tcW w:w="4300" w:type="dxa"/>
+            <w:vAlign w:val="center"/>
+          </w:tcPr>
+          <w:p>
+            <w:pPr>
+              <w:keepNext/>
+              <w:spacing w:before="40" w:after="40"/>
+              <w:jc w:val="left"/>
+            </w:pPr>
+            <w:r>
+              <w:rPr>
+                <w:rFonts w:ascii="Arial" w:cs="Arial" w:eastAsia="Arial" w:hAnsi="Arial"/>
+                <w:sz w:val="19"/>
+                <w:szCs w:val="19"/>
+              </w:rPr>
+              <w:t xml:space="preserve">Education + Training</w:t>
+            </w:r>
+          </w:p>
+        </w:tc>
+        <w:tc>
+          <w:tcPr>
+            <w:tcW w:w="1300" w:type="dxa"/>
+            <w:vAlign w:val="center"/>
+          </w:tcPr>
+          <w:p>
+            <w:pPr>
+              <w:keepNext/>
+              <w:spacing w:before="40" w:after="40"/>
+              <w:jc w:val="center"/>
+            </w:pPr>
+            <w:r>
+              <w:rPr>
+                <w:rFonts w:ascii="Arial" w:cs="Arial" w:eastAsia="Arial" w:hAnsi="Arial"/>
+                <w:sz w:val="19"/>
+                <w:szCs w:val="19"/>
+              </w:rPr>
+              <w:t xml:space="preserve">2</w:t>
+            </w:r>
+          </w:p>
+        </w:tc>
+        <w:tc>
+          <w:tcPr>
+            <w:tcW w:w="1700" w:type="dxa"/>
+            <w:vAlign w:val="center"/>
+          </w:tcPr>
+          <w:p>
+            <w:pPr>
+              <w:keepNext/>
+              <w:spacing w:before="40" w:after="40"/>
+              <w:jc w:val="center"/>
+            </w:pPr>
+            <w:r>
+              <w:rPr>
+                <w:rFonts w:ascii="Arial" w:cs="Arial" w:eastAsia="Arial" w:hAnsi="Arial"/>
+                <w:sz w:val="19"/>
+                <w:szCs w:val="19"/>
+              </w:rPr>
+              <w:t xml:space="preserve">248</w:t>
+            </w:r>
+          </w:p>
+        </w:tc>
+      </w:tr>
+      <w:tr>
+        <w:trPr>
+          <w:cantSplit/>
+        </w:trPr>
+        <w:tc>
+          <w:tcPr>
+            <w:tcW w:w="700" w:type="dxa"/>
+            <w:vAlign w:val="center"/>
+          </w:tcPr>
+          <w:p>
+            <w:pPr>
+              <w:keepNext/>
+              <w:spacing w:before="40" w:after="40"/>
+              <w:jc w:val="center"/>
+            </w:pPr>
+            <w:r>
+              <w:rPr>
+                <w:rFonts w:ascii="Arial" w:cs="Arial" w:eastAsia="Arial" w:hAnsi="Arial"/>
+                <w:sz w:val="19"/>
+                <w:szCs w:val="19"/>
+              </w:rPr>
+              <w:t xml:space="preserve">14</w:t>
+            </w:r>
+          </w:p>
+        </w:tc>
+        <w:tc>
+          <w:tcPr>
+            <w:tcW w:w="900" w:type="dxa"/>
+            <w:vAlign w:val="center"/>
+          </w:tcPr>
+          <w:p>
+            <w:pPr>
+              <w:keepNext/>
+              <w:spacing w:before="40" w:after="40"/>
+              <w:jc w:val="center"/>
+            </w:pPr>
+            <w:r>
+              <w:rPr>
+                <w:rFonts w:ascii="Arial" w:cs="Arial" w:eastAsia="Arial" w:hAnsi="Arial"/>
+                <w:sz w:val="19"/>
+                <w:szCs w:val="19"/>
+              </w:rPr>
+              <w:t xml:space="preserve">2024</w:t>
+            </w:r>
+          </w:p>
+        </w:tc>
+        <w:tc>
+          <w:tcPr>
+            <w:tcW w:w="4300" w:type="dxa"/>
+            <w:vAlign w:val="center"/>
+          </w:tcPr>
+          <w:p>
+            <w:pPr>
+              <w:keepNext/>
+              <w:spacing w:before="40" w:after="40"/>
+              <w:jc w:val="left"/>
+            </w:pPr>
+            <w:r>
+              <w:rPr>
+                <w:rFonts w:ascii="Arial" w:cs="Arial" w:eastAsia="Arial" w:hAnsi="Arial"/>
+                <w:sz w:val="19"/>
+                <w:szCs w:val="19"/>
+              </w:rPr>
+              <w:t xml:space="preserve">European Journal of Education</w:t>
+            </w:r>
+          </w:p>
+        </w:tc>
+        <w:tc>
+          <w:tcPr>
+            <w:tcW w:w="1300" w:type="dxa"/>
+            <w:vAlign w:val="center"/>
+          </w:tcPr>
+          <w:p>
+            <w:pPr>
+              <w:keepNext/>
+              <w:spacing w:before="40" w:after="40"/>
+              <w:jc w:val="center"/>
+            </w:pPr>
+            <w:r>
+              <w:rPr>
+                <w:rFonts w:ascii="Arial" w:cs="Arial" w:eastAsia="Arial" w:hAnsi="Arial"/>
+                <w:sz w:val="19"/>
+                <w:szCs w:val="19"/>
+              </w:rPr>
+              <w:t xml:space="preserve">3</w:t>
+            </w:r>
+          </w:p>
+        </w:tc>
+        <w:tc>
+          <w:tcPr>
+            <w:tcW w:w="1700" w:type="dxa"/>
+            <w:vAlign w:val="center"/>
+          </w:tcPr>
+          <w:p>
+            <w:pPr>
+              <w:keepNext/>
+              <w:spacing w:before="40" w:after="40"/>
+              <w:jc w:val="center"/>
+            </w:pPr>
+            <w:r>
+              <w:rPr>
+                <w:rFonts w:ascii="Arial" w:cs="Arial" w:eastAsia="Arial" w:hAnsi="Arial"/>
+                <w:sz w:val="19"/>
+                <w:szCs w:val="19"/>
+              </w:rPr>
+              <w:t xml:space="preserve">154</w:t>
+            </w:r>
+          </w:p>
+        </w:tc>
+      </w:tr>
+      <w:tr>
+        <w:trPr>
+          <w:cantSplit/>
+        </w:trPr>
+        <w:tc>
+          <w:tcPr>
+            <w:tcW w:w="700" w:type="dxa"/>
+            <w:vAlign w:val="center"/>
+          </w:tcPr>
+          <w:p>
+            <w:pPr>
+              <w:keepNext/>
+              <w:spacing w:before="40" w:after="40"/>
+              <w:jc w:val="center"/>
+            </w:pPr>
+            <w:r>
+              <w:rPr>
+                <w:rFonts w:ascii="Arial" w:cs="Arial" w:eastAsia="Arial" w:hAnsi="Arial"/>
+                <w:sz w:val="19"/>
+                <w:szCs w:val="19"/>
+              </w:rPr>
+              <w:t xml:space="preserve">15</w:t>
+            </w:r>
+          </w:p>
+        </w:tc>
+        <w:tc>
+          <w:tcPr>
+            <w:tcW w:w="900" w:type="dxa"/>
+            <w:vAlign w:val="center"/>
+          </w:tcPr>
+          <w:p>
+            <w:pPr>
+              <w:keepNext/>
+              <w:spacing w:before="40" w:after="40"/>
+              <w:jc w:val="center"/>
+            </w:pPr>
+            <w:r>
+              <w:rPr>
+                <w:rFonts w:ascii="Arial" w:cs="Arial" w:eastAsia="Arial" w:hAnsi="Arial"/>
+                <w:sz w:val="19"/>
+                <w:szCs w:val="19"/>
+              </w:rPr>
+              <w:t xml:space="preserve">2024</w:t>
+            </w:r>
+          </w:p>
+        </w:tc>
+        <w:tc>
+          <w:tcPr>
+            <w:tcW w:w="4300" w:type="dxa"/>
+            <w:vAlign w:val="center"/>
+          </w:tcPr>
+          <w:p>
+            <w:pPr>
+              <w:keepNext/>
+              <w:spacing w:before="40" w:after="40"/>
+              <w:jc w:val="left"/>
+            </w:pPr>
+            <w:r>
+              <w:rPr>
+                <w:rFonts w:ascii="Arial" w:cs="Arial" w:eastAsia="Arial" w:hAnsi="Arial"/>
+                <w:sz w:val="19"/>
+                <w:szCs w:val="19"/>
+              </w:rPr>
+              <w:t xml:space="preserve">Education Sciences</w:t>
+            </w:r>
+          </w:p>
+        </w:tc>
+        <w:tc>
+          <w:tcPr>
+            <w:tcW w:w="1300" w:type="dxa"/>
+            <w:vAlign w:val="center"/>
+          </w:tcPr>
+          <w:p>
+            <w:pPr>
+              <w:keepNext/>
+              <w:spacing w:before="40" w:after="40"/>
+              <w:jc w:val="center"/>
+            </w:pPr>
+            <w:r>
+              <w:rPr>
+                <w:rFonts w:ascii="Arial" w:cs="Arial" w:eastAsia="Arial" w:hAnsi="Arial"/>
+                <w:sz w:val="19"/>
+                <w:szCs w:val="19"/>
+              </w:rPr>
+              <w:t xml:space="preserve">5</w:t>
+            </w:r>
+          </w:p>
+        </w:tc>
+        <w:tc>
+          <w:tcPr>
+            <w:tcW w:w="1700" w:type="dxa"/>
+            <w:vAlign w:val="center"/>
+          </w:tcPr>
+          <w:p>
+            <w:pPr>
+              <w:keepNext/>
+              <w:spacing w:before="40" w:after="40"/>
+              <w:jc w:val="center"/>
+            </w:pPr>
+            <w:r>
+              <w:rPr>
+                <w:rFonts w:ascii="Arial" w:cs="Arial" w:eastAsia="Arial" w:hAnsi="Arial"/>
+                <w:sz w:val="19"/>
+                <w:szCs w:val="19"/>
+              </w:rPr>
+              <w:t xml:space="preserve">216</w:t>
+            </w:r>
+          </w:p>
+        </w:tc>
+      </w:tr>
+      <w:tr>
+        <w:trPr>
+          <w:cantSplit/>
+        </w:trPr>
+        <w:tc>
+          <w:tcPr>
+            <w:tcW w:w="700" w:type="dxa"/>
+            <w:vAlign w:val="center"/>
+          </w:tcPr>
+          <w:p>
+            <w:pPr>
+              <w:keepNext/>
+              <w:spacing w:before="40" w:after="40"/>
+              <w:jc w:val="center"/>
+            </w:pPr>
+            <w:r>
+              <w:rPr>
+                <w:rFonts w:ascii="Arial" w:cs="Arial" w:eastAsia="Arial" w:hAnsi="Arial"/>
+                <w:sz w:val="19"/>
+                <w:szCs w:val="19"/>
+              </w:rPr>
+              <w:t xml:space="preserve">16</w:t>
+            </w:r>
+          </w:p>
+        </w:tc>
+        <w:tc>
+          <w:tcPr>
+            <w:tcW w:w="900" w:type="dxa"/>
+            <w:vAlign w:val="center"/>
+          </w:tcPr>
+          <w:p>
+            <w:pPr>
+              <w:keepNext/>
+              <w:spacing w:before="40" w:after="40"/>
+              <w:jc w:val="center"/>
+            </w:pPr>
+            <w:r>
+              <w:rPr>
+                <w:rFonts w:ascii="Arial" w:cs="Arial" w:eastAsia="Arial" w:hAnsi="Arial"/>
+                <w:sz w:val="19"/>
+                <w:szCs w:val="19"/>
+              </w:rPr>
+              <w:t xml:space="preserve">2024</w:t>
+            </w:r>
+          </w:p>
+        </w:tc>
+        <w:tc>
+          <w:tcPr>
+            <w:tcW w:w="4300" w:type="dxa"/>
+            <w:vAlign w:val="center"/>
+          </w:tcPr>
+          <w:p>
+            <w:pPr>
+              <w:keepNext/>
+              <w:spacing w:before="40" w:after="40"/>
+              <w:jc w:val="left"/>
+            </w:pPr>
+            <w:r>
+              <w:rPr>
+                <w:rFonts w:ascii="Arial" w:cs="Arial" w:eastAsia="Arial" w:hAnsi="Arial"/>
+                <w:sz w:val="19"/>
+                <w:szCs w:val="19"/>
+              </w:rPr>
+              <w:t xml:space="preserve">Education Sciences</w:t>
+            </w:r>
+          </w:p>
+        </w:tc>
+        <w:tc>
+          <w:tcPr>
+            <w:tcW w:w="1300" w:type="dxa"/>
+            <w:vAlign w:val="center"/>
+          </w:tcPr>
+          <w:p>
+            <w:pPr>
+              <w:keepNext/>
+              <w:spacing w:before="40" w:after="40"/>
+              <w:jc w:val="center"/>
+            </w:pPr>
+            <w:r>
+              <w:rPr>
+                <w:rFonts w:ascii="Arial" w:cs="Arial" w:eastAsia="Arial" w:hAnsi="Arial"/>
+                <w:sz w:val="19"/>
+                <w:szCs w:val="19"/>
+              </w:rPr>
+              <w:t xml:space="preserve">2</w:t>
+            </w:r>
+          </w:p>
+        </w:tc>
+        <w:tc>
+          <w:tcPr>
+            <w:tcW w:w="1700" w:type="dxa"/>
+            <w:vAlign w:val="center"/>
+          </w:tcPr>
+          <w:p>
+            <w:pPr>
+              <w:keepNext/>
+              <w:spacing w:before="40" w:after="40"/>
+              <w:jc w:val="center"/>
+            </w:pPr>
+            <w:r>
+              <w:rPr>
+                <w:rFonts w:ascii="Arial" w:cs="Arial" w:eastAsia="Arial" w:hAnsi="Arial"/>
+                <w:sz w:val="19"/>
+                <w:szCs w:val="19"/>
+              </w:rPr>
+              <w:t xml:space="preserve">152</w:t>
+            </w:r>
+          </w:p>
+        </w:tc>
+      </w:tr>
+      <w:tr>
+        <w:trPr>
+          <w:cantSplit/>
+        </w:trPr>
+        <w:tc>
+          <w:tcPr>
+            <w:tcW w:w="700" w:type="dxa"/>
+            <w:vAlign w:val="center"/>
+          </w:tcPr>
+          <w:p>
+            <w:pPr>
+              <w:keepNext/>
+              <w:spacing w:before="40" w:after="40"/>
+              <w:jc w:val="center"/>
+            </w:pPr>
+            <w:r>
+              <w:rPr>
+                <w:rFonts w:ascii="Arial" w:cs="Arial" w:eastAsia="Arial" w:hAnsi="Arial"/>
+                <w:sz w:val="19"/>
+                <w:szCs w:val="19"/>
+              </w:rPr>
+              <w:t xml:space="preserve">17</w:t>
+            </w:r>
+          </w:p>
+        </w:tc>
+        <w:tc>
+          <w:tcPr>
+            <w:tcW w:w="900" w:type="dxa"/>
+            <w:vAlign w:val="center"/>
+          </w:tcPr>
+          <w:p>
+            <w:pPr>
+              <w:keepNext/>
+              <w:spacing w:before="40" w:after="40"/>
+              <w:jc w:val="center"/>
+            </w:pPr>
+            <w:r>
+              <w:rPr>
+                <w:rFonts w:ascii="Arial" w:cs="Arial" w:eastAsia="Arial" w:hAnsi="Arial"/>
+                <w:sz w:val="19"/>
+                <w:szCs w:val="19"/>
+              </w:rPr>
+              <w:t xml:space="preserve">2023</w:t>
+            </w:r>
+          </w:p>
+        </w:tc>
+        <w:tc>
+          <w:tcPr>
+            <w:tcW w:w="4300" w:type="dxa"/>
+            <w:vAlign w:val="center"/>
+          </w:tcPr>
+          <w:p>
+            <w:pPr>
+              <w:keepNext/>
+              <w:spacing w:before="40" w:after="40"/>
+              <w:jc w:val="left"/>
+            </w:pPr>
+            <w:r>
+              <w:rPr>
+                <w:rFonts w:ascii="Arial" w:cs="Arial" w:eastAsia="Arial" w:hAnsi="Arial"/>
+                <w:sz w:val="19"/>
+                <w:szCs w:val="19"/>
+              </w:rPr>
+              <w:t xml:space="preserve">Journal for STEM Education Research</w:t>
+            </w:r>
+          </w:p>
+        </w:tc>
+        <w:tc>
+          <w:tcPr>
+            <w:tcW w:w="1300" w:type="dxa"/>
+            <w:vAlign w:val="center"/>
+          </w:tcPr>
+          <w:p>
+            <w:pPr>
+              <w:keepNext/>
+              <w:spacing w:before="40" w:after="40"/>
+              <w:jc w:val="center"/>
+            </w:pPr>
+            <w:r>
+              <w:rPr>
+                <w:rFonts w:ascii="Arial" w:cs="Arial" w:eastAsia="Arial" w:hAnsi="Arial"/>
+                <w:sz w:val="19"/>
+                <w:szCs w:val="19"/>
+              </w:rPr>
+              <w:t xml:space="preserve">3</w:t>
+            </w:r>
+          </w:p>
+        </w:tc>
+        <w:tc>
+          <w:tcPr>
+            <w:tcW w:w="1700" w:type="dxa"/>
+            <w:vAlign w:val="center"/>
+          </w:tcPr>
+          <w:p>
+            <w:pPr>
+              <w:keepNext/>
+              <w:spacing w:before="40" w:after="40"/>
+              <w:jc w:val="center"/>
+            </w:pPr>
+            <w:r>
+              <w:rPr>
+                <w:rFonts w:ascii="Arial" w:cs="Arial" w:eastAsia="Arial" w:hAnsi="Arial"/>
+                <w:sz w:val="19"/>
+                <w:szCs w:val="19"/>
+              </w:rPr>
+              <w:t xml:space="preserve">200</w:t>
+            </w:r>
+          </w:p>
+        </w:tc>
+      </w:tr>
+      <w:tr>
+        <w:trPr>
+          <w:cantSplit/>
+        </w:trPr>
+        <w:tc>
+          <w:tcPr>
+            <w:tcW w:w="700" w:type="dxa"/>
+            <w:vAlign w:val="center"/>
+          </w:tcPr>
+          <w:p>
+            <w:pPr>
+              <w:keepNext/>
+              <w:spacing w:before="40" w:after="40"/>
+              <w:jc w:val="center"/>
+            </w:pPr>
+            <w:r>
+              <w:rPr>
+                <w:rFonts w:ascii="Arial" w:cs="Arial" w:eastAsia="Arial" w:hAnsi="Arial"/>
+                <w:sz w:val="19"/>
+                <w:szCs w:val="19"/>
+              </w:rPr>
+              <w:t xml:space="preserve">18</w:t>
+            </w:r>
+          </w:p>
+        </w:tc>
+        <w:tc>
+          <w:tcPr>
+            <w:tcW w:w="900" w:type="dxa"/>
+            <w:vAlign w:val="center"/>
+          </w:tcPr>
+          <w:p>
+            <w:pPr>
+              <w:keepNext/>
+              <w:spacing w:before="40" w:after="40"/>
+              <w:jc w:val="center"/>
+            </w:pPr>
+            <w:r>
+              <w:rPr>
+                <w:rFonts w:ascii="Arial" w:cs="Arial" w:eastAsia="Arial" w:hAnsi="Arial"/>
+                <w:sz w:val="19"/>
+                <w:szCs w:val="19"/>
+              </w:rPr>
+              <w:t xml:space="preserve">2023</w:t>
+            </w:r>
+          </w:p>
+        </w:tc>
+        <w:tc>
+          <w:tcPr>
+            <w:tcW w:w="4300" w:type="dxa"/>
+            <w:vAlign w:val="center"/>
+          </w:tcPr>
+          <w:p>
+            <w:pPr>
+              <w:keepNext/>
+              <w:spacing w:before="40" w:after="40"/>
+              <w:jc w:val="left"/>
+            </w:pPr>
+            <w:r>
+              <w:rPr>
+                <w:rFonts w:ascii="Arial" w:cs="Arial" w:eastAsia="Arial" w:hAnsi="Arial"/>
+                <w:sz w:val="19"/>
+                <w:szCs w:val="19"/>
+              </w:rPr>
+              <w:t xml:space="preserve">Sustainability</w:t>
+            </w:r>
+          </w:p>
+        </w:tc>
+        <w:tc>
+          <w:tcPr>
+            <w:tcW w:w="1300" w:type="dxa"/>
+            <w:vAlign w:val="center"/>
+          </w:tcPr>
+          <w:p>
+            <w:pPr>
+              <w:keepNext/>
+              <w:spacing w:before="40" w:after="40"/>
+              <w:jc w:val="center"/>
+            </w:pPr>
+            <w:r>
+              <w:rPr>
+                <w:rFonts w:ascii="Arial" w:cs="Arial" w:eastAsia="Arial" w:hAnsi="Arial"/>
+                <w:sz w:val="19"/>
+                <w:szCs w:val="19"/>
+              </w:rPr>
+              <w:t xml:space="preserve">4</w:t>
+            </w:r>
+          </w:p>
+        </w:tc>
+        <w:tc>
+          <w:tcPr>
+            <w:tcW w:w="1700" w:type="dxa"/>
+            <w:vAlign w:val="center"/>
+          </w:tcPr>
+          <w:p>
+            <w:pPr>
+              <w:keepNext/>
+              <w:spacing w:before="40" w:after="40"/>
+              <w:jc w:val="center"/>
+            </w:pPr>
+            <w:r>
+              <w:rPr>
+                <w:rFonts w:ascii="Arial" w:cs="Arial" w:eastAsia="Arial" w:hAnsi="Arial"/>
+                <w:sz w:val="19"/>
+                <w:szCs w:val="19"/>
+              </w:rPr>
+              <w:t xml:space="preserve">203</w:t>
+            </w:r>
+          </w:p>
+        </w:tc>
+      </w:tr>
+      <w:tr>
+        <w:trPr>
+          <w:cantSplit/>
+        </w:trPr>
+        <w:tc>
+          <w:tcPr>
+            <w:tcW w:w="700" w:type="dxa"/>
+            <w:vAlign w:val="center"/>
+          </w:tcPr>
+          <w:p>
+            <w:pPr>
+              <w:keepNext/>
+              <w:spacing w:before="40" w:after="40"/>
+              <w:jc w:val="center"/>
+            </w:pPr>
+            <w:r>
+              <w:rPr>
+                <w:rFonts w:ascii="Arial" w:cs="Arial" w:eastAsia="Arial" w:hAnsi="Arial"/>
+                <w:sz w:val="19"/>
+                <w:szCs w:val="19"/>
+              </w:rPr>
+              <w:t xml:space="preserve">19</w:t>
+            </w:r>
+          </w:p>
+        </w:tc>
+        <w:tc>
+          <w:tcPr>
+            <w:tcW w:w="900" w:type="dxa"/>
+            <w:vAlign w:val="center"/>
+          </w:tcPr>
+          <w:p>
+            <w:pPr>
+              <w:keepNext/>
+              <w:spacing w:before="40" w:after="40"/>
+              <w:jc w:val="center"/>
+            </w:pPr>
+            <w:r>
+              <w:rPr>
+                <w:rFonts w:ascii="Arial" w:cs="Arial" w:eastAsia="Arial" w:hAnsi="Arial"/>
+                <w:sz w:val="19"/>
+                <w:szCs w:val="19"/>
+              </w:rPr>
+              <w:t xml:space="preserve">2023</w:t>
+            </w:r>
+          </w:p>
+        </w:tc>
+        <w:tc>
+          <w:tcPr>
+            <w:tcW w:w="4300" w:type="dxa"/>
+            <w:vAlign w:val="center"/>
+          </w:tcPr>
+          <w:p>
+            <w:pPr>
+              <w:keepNext/>
+              <w:spacing w:before="40" w:after="40"/>
+              <w:jc w:val="left"/>
+            </w:pPr>
+            <w:r>
+              <w:rPr>
+                <w:rFonts w:ascii="Arial" w:cs="Arial" w:eastAsia="Arial" w:hAnsi="Arial"/>
+                <w:sz w:val="19"/>
+                <w:szCs w:val="19"/>
+              </w:rPr>
+              <w:t xml:space="preserve">Education Sciences</w:t>
+            </w:r>
+          </w:p>
+        </w:tc>
+        <w:tc>
+          <w:tcPr>
+            <w:tcW w:w="1300" w:type="dxa"/>
+            <w:vAlign w:val="center"/>
+          </w:tcPr>
+          <w:p>
+            <w:pPr>
+              <w:keepNext/>
+              <w:spacing w:before="40" w:after="40"/>
+              <w:jc w:val="center"/>
+            </w:pPr>
+            <w:r>
+              <w:rPr>
+                <w:rFonts w:ascii="Arial" w:cs="Arial" w:eastAsia="Arial" w:hAnsi="Arial"/>
+                <w:sz w:val="19"/>
+                <w:szCs w:val="19"/>
+              </w:rPr>
+              <w:t xml:space="preserve">1</w:t>
+            </w:r>
+          </w:p>
+        </w:tc>
+        <w:tc>
+          <w:tcPr>
+            <w:tcW w:w="1700" w:type="dxa"/>
+            <w:vAlign w:val="center"/>
+          </w:tcPr>
+          <w:p>
+            <w:pPr>
+              <w:keepNext/>
+              <w:spacing w:before="40" w:after="40"/>
+              <w:jc w:val="center"/>
+            </w:pPr>
+            <w:r>
+              <w:rPr>
+                <w:rFonts w:ascii="Arial" w:cs="Arial" w:eastAsia="Arial" w:hAnsi="Arial"/>
+                <w:sz w:val="19"/>
+                <w:szCs w:val="19"/>
+              </w:rPr>
+              <w:t xml:space="preserve">202</w:t>
+            </w:r>
+          </w:p>
+        </w:tc>
+      </w:tr>
+      <w:tr>
+        <w:trPr>
+          <w:cantSplit/>
+        </w:trPr>
+        <w:tc>
+          <w:tcPr>
+            <w:tcW w:w="700" w:type="dxa"/>
+            <w:vAlign w:val="center"/>
+          </w:tcPr>
+          <w:p>
+            <w:pPr>
+              <w:spacing w:before="40" w:after="40"/>
+              <w:jc w:val="center"/>
+            </w:pPr>
+            <w:r>
+              <w:rPr>
+                <w:rFonts w:ascii="Arial" w:cs="Arial" w:eastAsia="Arial" w:hAnsi="Arial"/>
+                <w:sz w:val="19"/>
+                <w:szCs w:val="19"/>
+              </w:rPr>
+              <w:t xml:space="preserve">20</w:t>
+            </w:r>
+          </w:p>
+        </w:tc>
+        <w:tc>
+          <w:tcPr>
+            <w:tcW w:w="900" w:type="dxa"/>
+            <w:vAlign w:val="center"/>
+          </w:tcPr>
+          <w:p>
+            <w:pPr>
+              <w:spacing w:before="40" w:after="40"/>
+              <w:jc w:val="center"/>
+            </w:pPr>
+            <w:r>
+              <w:rPr>
+                <w:rFonts w:ascii="Arial" w:cs="Arial" w:eastAsia="Arial" w:hAnsi="Arial"/>
+                <w:sz w:val="19"/>
+                <w:szCs w:val="19"/>
+              </w:rPr>
+              <w:t xml:space="preserve">2019</w:t>
+            </w:r>
+          </w:p>
+        </w:tc>
+        <w:tc>
+          <w:tcPr>
+            <w:tcW w:w="4300" w:type="dxa"/>
+            <w:vAlign w:val="center"/>
+          </w:tcPr>
+          <w:p>
+            <w:pPr>
+              <w:spacing w:before="40" w:after="40"/>
+              <w:jc w:val="left"/>
+            </w:pPr>
+            <w:r>
+              <w:rPr>
+                <w:rFonts w:ascii="Arial" w:cs="Arial" w:eastAsia="Arial" w:hAnsi="Arial"/>
+                <w:sz w:val="19"/>
+                <w:szCs w:val="19"/>
+              </w:rPr>
+              <w:t xml:space="preserve">Int. J. Educ. Technol. High. Educ.</w:t>
+            </w:r>
+          </w:p>
+        </w:tc>
+        <w:tc>
+          <w:tcPr>
+            <w:tcW w:w="1300" w:type="dxa"/>
+            <w:vAlign w:val="center"/>
+          </w:tcPr>
+          <w:p>
+            <w:pPr>
+              <w:spacing w:before="40" w:after="40"/>
+              <w:jc w:val="center"/>
+            </w:pPr>
+            <w:r>
+              <w:rPr>
+                <w:rFonts w:ascii="Arial" w:cs="Arial" w:eastAsia="Arial" w:hAnsi="Arial"/>
+                <w:sz w:val="19"/>
+                <w:szCs w:val="19"/>
+              </w:rPr>
+              <w:t xml:space="preserve">4</w:t>
+            </w:r>
+          </w:p>
+        </w:tc>
+        <w:tc>
+          <w:tcPr>
+            <w:tcW w:w="1700" w:type="dxa"/>
+            <w:vAlign w:val="center"/>
+          </w:tcPr>
+          <w:p>
+            <w:pPr>
+              <w:spacing w:before="40" w:after="40"/>
+              <w:jc w:val="center"/>
+            </w:pPr>
+            <w:r>
+              <w:rPr>
+                <w:rFonts w:ascii="Arial" w:cs="Arial" w:eastAsia="Arial" w:hAnsi="Arial"/>
+                <w:sz w:val="19"/>
+                <w:szCs w:val="19"/>
+              </w:rPr>
+              <w:t xml:space="preserve">216</w:t>
+            </w:r>
+          </w:p>
+        </w:tc>
+      </w:tr>
+    </w:tbl>
+    <w:p>
+      <w:pPr>
+        <w:spacing w:before="0" w:after="120" w:line="276" w:lineRule="auto"/>
+        <w:jc w:val="both"/>
+      </w:pPr>
+    </w:p>
+    <w:p>
+      <w:pPr>
+        <w:pStyle w:val="Heading1"/>
+        <w:keepNext/>
+        <w:spacing w:before="240" w:after="160" w:line="276" w:lineRule="auto"/>
+        <w:jc w:val="left"/>
+      </w:pPr>
+      <w:r>
+        <w:rPr>
+          <w:rFonts w:ascii="Arial" w:cs="Arial" w:eastAsia="Arial" w:hAnsi="Arial"/>
+          <w:b/>
+          <w:color w:val="000000"/>
+          <w:sz w:val="30"/>
+          <w:szCs w:val="30"/>
+        </w:rPr>
+        <w:t xml:space="preserve">3. Preprocesamiento y datos de entrada</w:t>
+      </w:r>
+    </w:p>
+    <w:p>
+      <w:pPr>
+        <w:spacing w:before="0" w:after="140" w:line="276" w:lineRule="auto"/>
+        <w:jc w:val="both"/>
+      </w:pPr>
+      <w:r>
+        <w:rPr>
+          <w:rFonts w:ascii="Arial" w:cs="Arial" w:eastAsia="Arial" w:hAnsi="Arial"/>
+          <w:sz w:val="22"/>
+          <w:szCs w:val="22"/>
+        </w:rPr>
+        <w:t xml:space="preserve">Cada abstract pasa por el mismo preprocesamiento: se convierte a minúsculas, se separa en palabras formadas solo por letras, y se eliminan las palabras vacías del inglés (the, of, and, in, entre otras) y las palabras de menos de tres letras. Con los 20 abstracts se obtiene:</w:t>
+      </w:r>
+    </w:p>
+    <w:p>
+      <w:pPr>
+        <w:spacing w:before="0" w:after="80" w:line="276" w:lineRule="auto"/>
+        <w:ind w:left="360"/>
+        <w:jc w:val="left"/>
+      </w:pPr>
+      <w:r>
+        <w:rPr>
+          <w:rFonts w:ascii="Arial" w:cs="Arial" w:eastAsia="Arial" w:hAnsi="Arial"/>
+          <w:sz w:val="22"/>
+          <w:szCs w:val="22"/>
+        </w:rPr>
+        <w:t xml:space="preserve">•  </w:t>
+      </w:r>
+      <w:r>
+        <w:rPr>
+          <w:rFonts w:ascii="Arial" w:cs="Arial" w:eastAsia="Arial" w:hAnsi="Arial"/>
+          <w:b/>
+          <w:sz w:val="22"/>
+          <w:szCs w:val="22"/>
+        </w:rPr>
+        <w:t xml:space="preserve">2.314 tokens</w:t>
+      </w:r>
+      <w:r>
+        <w:rPr>
+          <w:rFonts w:ascii="Arial" w:cs="Arial" w:eastAsia="Arial" w:hAnsi="Arial"/>
+          <w:sz w:val="22"/>
+          <w:szCs w:val="22"/>
+        </w:rPr>
+        <w:t xml:space="preserve"> (palabras útiles, contando repeticiones).</w:t>
+      </w:r>
+    </w:p>
+    <w:p>
+      <w:pPr>
+        <w:spacing w:before="0" w:after="80" w:line="276" w:lineRule="auto"/>
+        <w:ind w:left="360"/>
+        <w:jc w:val="left"/>
+      </w:pPr>
+      <w:r>
+        <w:rPr>
+          <w:rFonts w:ascii="Arial" w:cs="Arial" w:eastAsia="Arial" w:hAnsi="Arial"/>
+          <w:sz w:val="22"/>
+          <w:szCs w:val="22"/>
+        </w:rPr>
+        <w:t xml:space="preserve">•  </w:t>
+      </w:r>
+      <w:r>
+        <w:rPr>
+          <w:rFonts w:ascii="Arial" w:cs="Arial" w:eastAsia="Arial" w:hAnsi="Arial"/>
+          <w:b/>
+          <w:sz w:val="22"/>
+          <w:szCs w:val="22"/>
+        </w:rPr>
+        <w:t xml:space="preserve">959 términos distintos</w:t>
+      </w:r>
+      <w:r>
+        <w:rPr>
+          <w:rFonts w:ascii="Arial" w:cs="Arial" w:eastAsia="Arial" w:hAnsi="Arial"/>
+          <w:sz w:val="22"/>
+          <w:szCs w:val="22"/>
+        </w:rPr>
+        <w:t xml:space="preserve">. Cada uno se guarda como un par (término, frecuencia).</w:t>
+      </w:r>
+    </w:p>
+    <w:p>
+      <w:pPr>
+        <w:spacing w:before="0" w:after="80" w:line="276" w:lineRule="auto"/>
+        <w:ind w:left="360"/>
+        <w:jc w:val="left"/>
+      </w:pPr>
+      <w:r>
+        <w:rPr>
+          <w:rFonts w:ascii="Arial" w:cs="Arial" w:eastAsia="Arial" w:hAnsi="Arial"/>
+          <w:sz w:val="22"/>
+          <w:szCs w:val="22"/>
+        </w:rPr>
+        <w:t xml:space="preserve">•  </w:t>
+      </w:r>
+      <w:r>
+        <w:rPr>
+          <w:rFonts w:ascii="Arial" w:cs="Arial" w:eastAsia="Arial" w:hAnsi="Arial"/>
+          <w:b/>
+          <w:sz w:val="22"/>
+          <w:szCs w:val="22"/>
+        </w:rPr>
+        <w:t xml:space="preserve">57 como frecuencia máxima</w:t>
+      </w:r>
+      <w:r>
+        <w:rPr>
+          <w:rFonts w:ascii="Arial" w:cs="Arial" w:eastAsia="Arial" w:hAnsi="Arial"/>
+          <w:sz w:val="22"/>
+          <w:szCs w:val="22"/>
+        </w:rPr>
+        <w:t xml:space="preserve">, que corresponde al término education.</w:t>
+      </w:r>
+    </w:p>
+    <w:p>
+      <w:pPr>
+        <w:spacing w:before="0" w:after="140" w:line="276" w:lineRule="auto"/>
+        <w:jc w:val="both"/>
+      </w:pPr>
+      <w:r>
+        <w:rPr>
+          <w:rFonts w:ascii="Arial" w:cs="Arial" w:eastAsia="Arial" w:hAnsi="Arial"/>
+          <w:sz w:val="22"/>
+          <w:szCs w:val="22"/>
+        </w:rPr>
         <w:t xml:space="preserve">Los tres algoritmos reciben la lista de 959 pares en orden alfabético y la devuelven ordenada por frecuencia de mayor a menor. Como los tres son estables (no cambian el orden relativo de los elementos con la misma frecuencia), los empates quedan en orden alfabético y los tres producen exactamente el mismo resultado.</w:t>
+      </w:r>
+    </w:p>
+    <w:p>
+      <w:pPr>
+        <w:keepNext/>
+        <w:spacing w:before="0" w:after="140" w:line="276" w:lineRule="auto"/>
+        <w:jc w:val="both"/>
+      </w:pPr>
+      <w:r>
+        <w:rPr>
+          <w:rFonts w:ascii="Arial" w:cs="Arial" w:eastAsia="Arial" w:hAnsi="Arial"/>
+          <w:sz w:val="22"/>
+          <w:szCs w:val="22"/>
+        </w:rPr>
+        <w:t xml:space="preserve">El preprocesamiento se hace con estas funciones. tokenizar recorre el texto carácter por carácter y corta una palabra cada vez que encuentra algo que no es una letra; limpiar_tokens quita las palabras vacías y las cortas, y frecuencias cuenta cuántas veces aparece cada palabra usando un diccionario:</w:t>
+      </w:r>
+    </w:p>
+    <w:p>
+      <w:pPr>
+        <w:keepNext/>
+        <w:spacing w:before="60" w:after="40" w:line="276" w:lineRule="auto"/>
+        <w:jc w:val="center"/>
+      </w:pPr>
+      <w:r>
+        <w:drawing>
+          <wp:inline distT="0" distB="0" distL="0" distR="0">
+            <wp:extent cx="5760720" cy="5316220"/>
+            <wp:docPr id="112" name="Imagen 112"/>
+            <a:graphic xmlns:a="http://schemas.openxmlformats.org/drawingml/2006/main">
+              <a:graphicData uri="http://schemas.openxmlformats.org/drawingml/2006/picture">
+                <pic:pic xmlns:pic="http://schemas.openxmlformats.org/drawingml/2006/picture">
+                  <pic:nvPicPr>
+                    <pic:cNvPr id="112" name="seg_pre_preprocesamiento.png"/>
+                    <pic:cNvPicPr/>
+                  </pic:nvPicPr>
+                  <pic:blipFill>
+                    <a:blip r:embed="rIdSeg112"/>
+                    <a:stretch>
+                      <a:fillRect/>
+                    </a:stretch>
+                  </pic:blipFill>
+                  <pic:spPr>
+                    <a:xfrm>
+                      <a:off x="0" y="0"/>
+                      <a:ext cx="5760720" cy="5316220"/>
+                    </a:xfrm>
+                    <a:prstGeom prst="rect">
+                      <a:avLst/>
+                    </a:prstGeom>
+                    <a:ln w="6350">
+                      <a:solidFill>
+                        <a:srgbClr val="808080"/>
+                      </a:solidFill>
+                    </a:ln>
+                  </pic:spPr>
+                </pic:pic>
+              </a:graphicData>
+            </a:graphic>
+          </wp:inline>
+        </w:drawing>
+      </w:r>
+    </w:p>
+    <w:p>
+      <w:pPr>
+        <w:spacing w:before="0" w:after="200" w:line="276" w:lineRule="auto"/>
+        <w:jc w:val="center"/>
+      </w:pPr>
+      <w:r>
+        <w:rPr>
+          <w:rFonts w:ascii="Arial" w:cs="Arial" w:eastAsia="Arial" w:hAnsi="Arial"/>
+          <w:i/>
+          <w:sz w:val="18"/>
+          <w:szCs w:val="18"/>
+        </w:rPr>
+        <w:t xml:space="preserve">Figura 12. Funciones de preprocesamiento del texto. Archivo: backend/app/nucleo/preprocesamiento.py.</w:t>
+      </w:r>
+    </w:p>
+    <w:p>
+      <w:pPr>
+        <w:spacing w:before="0" w:after="140" w:line="276" w:lineRule="auto"/>
+        <w:jc w:val="both"/>
+      </w:pPr>
+      <w:r>
+        <w:rPr>
+          <w:rFonts w:ascii="Arial" w:cs="Arial" w:eastAsia="Arial" w:hAnsi="Arial"/>
+          <w:b/>
+          <w:sz w:val="22"/>
+          <w:szCs w:val="22"/>
+        </w:rPr>
+        <w:t xml:space="preserve">Ejemplo. </w:t>
+      </w:r>
+      <w:r>
+        <w:rPr>
+          <w:rFonts w:ascii="Arial" w:cs="Arial" w:eastAsia="Arial" w:hAnsi="Arial"/>
+          <w:sz w:val="22"/>
+          <w:szCs w:val="22"/>
+        </w:rPr>
+        <w:t xml:space="preserve">La frase Artificial intelligence (AI) is finding its way into education queda como los tokens artificial, intelligence, finding, way, education. Se eliminaron ai e is por tener menos de tres letras, e its e into por ser palabras vacías.</w:t>
+      </w:r>
+    </w:p>
+    <w:p>
+      <w:pPr>
+        <w:keepNext/>
+        <w:spacing w:before="0" w:after="140" w:line="276" w:lineRule="auto"/>
+        <w:jc w:val="both"/>
+      </w:pPr>
+      <w:r>
+        <w:rPr>
+          <w:rFonts w:ascii="Arial" w:cs="Arial" w:eastAsia="Arial" w:hAnsi="Arial"/>
+          <w:sz w:val="22"/>
+          <w:szCs w:val="22"/>
+        </w:rPr>
+        <w:t xml:space="preserve">Con esas funciones, el servicio del ranking une los tokens de los 20 abstracts, cuenta las frecuencias y arma la lista de pares (término, frecuencia). Esa lista se ordena una vez alfabéticamente: es solo preparación de los datos para que los empates queden en orden alfabético, no es parte de los algoritmos evaluados.</w:t>
+      </w:r>
+    </w:p>
+    <w:p>
+      <w:pPr>
+        <w:keepNext/>
+        <w:spacing w:before="60" w:after="40" w:line="276" w:lineRule="auto"/>
+        <w:jc w:val="center"/>
+      </w:pPr>
+      <w:r>
+        <w:drawing>
+          <wp:inline distT="0" distB="0" distL="0" distR="0">
+            <wp:extent cx="5760720" cy="2716703"/>
+            <wp:docPr id="113" name="Imagen 113"/>
+            <a:graphic xmlns:a="http://schemas.openxmlformats.org/drawingml/2006/main">
+              <a:graphicData uri="http://schemas.openxmlformats.org/drawingml/2006/picture">
+                <pic:pic xmlns:pic="http://schemas.openxmlformats.org/drawingml/2006/picture">
+                  <pic:nvPicPr>
+                    <pic:cNvPr id="113" name="seg_pre_pares.png"/>
+                    <pic:cNvPicPr/>
+                  </pic:nvPicPr>
+                  <pic:blipFill>
+                    <a:blip r:embed="rIdSeg113"/>
+                    <a:stretch>
+                      <a:fillRect/>
+                    </a:stretch>
+                  </pic:blipFill>
+                  <pic:spPr>
+                    <a:xfrm>
+                      <a:off x="0" y="0"/>
+                      <a:ext cx="5760720" cy="2716703"/>
+                    </a:xfrm>
+                    <a:prstGeom prst="rect">
+                      <a:avLst/>
+                    </a:prstGeom>
+                    <a:ln w="6350">
+                      <a:solidFill>
+                        <a:srgbClr val="808080"/>
+                      </a:solidFill>
+                    </a:ln>
+                  </pic:spPr>
+                </pic:pic>
+              </a:graphicData>
+            </a:graphic>
+          </wp:inline>
+        </w:drawing>
+      </w:r>
+    </w:p>
+    <w:p>
+      <w:pPr>
+        <w:spacing w:before="0" w:after="200" w:line="276" w:lineRule="auto"/>
+        <w:jc w:val="center"/>
+      </w:pPr>
+      <w:r>
+        <w:rPr>
+          <w:rFonts w:ascii="Arial" w:cs="Arial" w:eastAsia="Arial" w:hAnsi="Arial"/>
+          <w:i/>
+          <w:sz w:val="18"/>
+          <w:szCs w:val="18"/>
+        </w:rPr>
+        <w:t xml:space="preserve">Figura 13. Construcción de la lista de pares que reciben los tres algoritmos. Archivo: backend/app/servicios/ranking.py.</w:t>
       </w:r>
     </w:p>
     <w:p>
@@ -1364,7 +5469,7 @@
           <w:sz w:val="30"/>
           <w:szCs w:val="30"/>
         </w:rPr>
-        <w:t xml:space="preserve">3. Cómo se calcula T(n)</w:t>
+        <w:t xml:space="preserve">4. Cómo se calcula T(n)</w:t>
       </w:r>
     </w:p>
     <w:p>
@@ -1598,7 +5703,7 @@
           <w:sz w:val="22"/>
           <w:szCs w:val="22"/>
         </w:rPr>
-        <w:t xml:space="preserve">Para obtener Big O se toma el término que más crece y se eliminan las constantes. Para comprobar las tablas se contaron las líneas que realmente ejecuta el programa con la herramienta sys.settrace de Python, y los conteos coinciden con las fórmulas de este documento.</w:t>
+        <w:t xml:space="preserve">Para obtener Big O se toma el término que más crece y se eliminan las constantes. Las imágenes muestran el código exactamente como está en el proyecto, con los números de línea del archivo, y las tablas usan esos mismos números. Los comentarios y los textos de documentación (docstrings) no se ejecutan, por eso no aparecen en las tablas. Para comprobar las tablas se contaron las líneas que realmente ejecuta el programa con la herramienta sys.settrace de Python, y los conteos coinciden con las fórmulas de este documento.</w:t>
       </w:r>
     </w:p>
     <w:p>
@@ -1616,7 +5721,7 @@
           <w:sz w:val="30"/>
           <w:szCs w:val="30"/>
         </w:rPr>
-        <w:t xml:space="preserve">4. Counting Sort</w:t>
+        <w:t xml:space="preserve">5. Counting Sort</w:t>
       </w:r>
     </w:p>
     <w:p>
@@ -1634,7 +5739,7 @@
           <w:sz w:val="25"/>
           <w:szCs w:val="25"/>
         </w:rPr>
-        <w:t xml:space="preserve">4.1 Idea del algoritmo</w:t>
+        <w:t xml:space="preserve">5.1 Idea del algoritmo</w:t>
       </w:r>
     </w:p>
     <w:p>
@@ -1891,7 +5996,7 @@
           <w:sz w:val="25"/>
           <w:szCs w:val="25"/>
         </w:rPr>
-        <w:t xml:space="preserve">4.2 Código</w:t>
+        <w:t xml:space="preserve">5.2 Código</w:t>
       </w:r>
     </w:p>
     <w:p>
@@ -1903,17 +6008,17 @@
       <w:r>
         <w:drawing>
           <wp:inline distT="0" distB="0" distL="0" distR="0">
-            <wp:extent cx="5120640" cy="1596043"/>
-            <wp:docPr id="101" name="Imagen 101"/>
+            <wp:extent cx="5120640" cy="1995948"/>
+            <wp:docPr id="114" name="Imagen 114"/>
             <a:graphic xmlns:a="http://schemas.openxmlformats.org/drawingml/2006/main">
               <a:graphicData uri="http://schemas.openxmlformats.org/drawingml/2006/picture">
                 <pic:pic xmlns:pic="http://schemas.openxmlformats.org/drawingml/2006/picture">
                   <pic:nvPicPr>
-                    <pic:cNvPr id="101" name="seg_counting_principal.png"/>
+                    <pic:cNvPr id="114" name="seg_counting_principal.png"/>
                     <pic:cNvPicPr/>
                   </pic:nvPicPr>
                   <pic:blipFill>
-                    <a:blip r:embed="rIdSeg101"/>
+                    <a:blip r:embed="rIdSeg114"/>
                     <a:stretch>
                       <a:fillRect/>
                     </a:stretch>
@@ -1921,7 +6026,7 @@
                   <pic:spPr>
                     <a:xfrm>
                       <a:off x="0" y="0"/>
-                      <a:ext cx="5120640" cy="1596043"/>
+                      <a:ext cx="5120640" cy="1995948"/>
                     </a:xfrm>
                     <a:prstGeom prst="rect">
                       <a:avLst/>
@@ -1951,7 +6056,7 @@
           <w:sz w:val="18"/>
           <w:szCs w:val="18"/>
         </w:rPr>
-        <w:t xml:space="preserve">Figura 1. Función counting_sort: busca la frecuencia máxima k y llama al núcleo.</w:t>
+        <w:t xml:space="preserve">Figura 14. Función counting_sort: busca la frecuencia máxima k y llama al núcleo. Archivo: backend/app/algoritmos/ordenamiento/counting_sort.py.</w:t>
       </w:r>
     </w:p>
     <w:p>
@@ -1963,17 +6068,17 @@
       <w:r>
         <w:drawing>
           <wp:inline distT="0" distB="0" distL="0" distR="0">
-            <wp:extent cx="5669280" cy="2912514"/>
-            <wp:docPr id="102" name="Imagen 102"/>
+            <wp:extent cx="5669280" cy="3416487"/>
+            <wp:docPr id="115" name="Imagen 115"/>
             <a:graphic xmlns:a="http://schemas.openxmlformats.org/drawingml/2006/main">
               <a:graphicData uri="http://schemas.openxmlformats.org/drawingml/2006/picture">
                 <pic:pic xmlns:pic="http://schemas.openxmlformats.org/drawingml/2006/picture">
                   <pic:nvPicPr>
-                    <pic:cNvPr id="102" name="seg_counting_nucleo.png"/>
+                    <pic:cNvPr id="115" name="seg_counting_nucleo.png"/>
                     <pic:cNvPicPr/>
                   </pic:nvPicPr>
                   <pic:blipFill>
-                    <a:blip r:embed="rIdSeg102"/>
+                    <a:blip r:embed="rIdSeg115"/>
                     <a:stretch>
                       <a:fillRect/>
                     </a:stretch>
@@ -1981,7 +6086,7 @@
                   <pic:spPr>
                     <a:xfrm>
                       <a:off x="0" y="0"/>
-                      <a:ext cx="5669280" cy="2912514"/>
+                      <a:ext cx="5669280" cy="3416487"/>
                     </a:xfrm>
                     <a:prstGeom prst="rect">
                       <a:avLst/>
@@ -2011,7 +6116,7 @@
           <w:sz w:val="18"/>
           <w:szCs w:val="18"/>
         </w:rPr>
-        <w:t xml:space="preserve">Figura 2. Núcleo de Counting Sort, compartido con Radix Sort.</w:t>
+        <w:t xml:space="preserve">Figura 15. Núcleo de Counting Sort, compartido con Radix Sort. Archivo: backend/app/algoritmos/ordenamiento/counting_sort.py.</w:t>
       </w:r>
     </w:p>
     <w:p>
@@ -2029,7 +6134,7 @@
           <w:sz w:val="25"/>
           <w:szCs w:val="25"/>
         </w:rPr>
-        <w:t xml:space="preserve">4.3 Cálculo de T(n)</w:t>
+        <w:t xml:space="preserve">5.3 Cálculo de T(n)</w:t>
       </w:r>
     </w:p>
     <w:p>
@@ -2044,7 +6149,7 @@
           <w:sz w:val="22"/>
           <w:szCs w:val="22"/>
         </w:rPr>
-        <w:t xml:space="preserve">Tabla de la función counting_sort (Figura 1):</w:t>
+        <w:t xml:space="preserve">Tabla de la función counting_sort (Figura 14):</w:t>
       </w:r>
     </w:p>
     <w:tbl>
@@ -2166,7 +6271,7 @@
                 <w:sz w:val="19"/>
                 <w:szCs w:val="19"/>
               </w:rPr>
-              <w:t xml:space="preserve">1</w:t>
+              <w:t xml:space="preserve">42</w:t>
             </w:r>
           </w:p>
         </w:tc>
@@ -2234,7 +6339,7 @@
                 <w:sz w:val="19"/>
                 <w:szCs w:val="19"/>
               </w:rPr>
-              <w:t xml:space="preserve">5</w:t>
+              <w:t xml:space="preserve">53</w:t>
             </w:r>
           </w:p>
         </w:tc>
@@ -2302,7 +6407,7 @@
                 <w:sz w:val="19"/>
                 <w:szCs w:val="19"/>
               </w:rPr>
-              <w:t xml:space="preserve">8</w:t>
+              <w:t xml:space="preserve">56</w:t>
             </w:r>
           </w:p>
         </w:tc>
@@ -2370,7 +6475,7 @@
                 <w:sz w:val="19"/>
                 <w:szCs w:val="19"/>
               </w:rPr>
-              <w:t xml:space="preserve">9</w:t>
+              <w:t xml:space="preserve">57</w:t>
             </w:r>
           </w:p>
         </w:tc>
@@ -2438,7 +6543,7 @@
                 <w:sz w:val="19"/>
                 <w:szCs w:val="19"/>
               </w:rPr>
-              <w:t xml:space="preserve">10</w:t>
+              <w:t xml:space="preserve">58</w:t>
             </w:r>
           </w:p>
         </w:tc>
@@ -2506,7 +6611,7 @@
                 <w:sz w:val="19"/>
                 <w:szCs w:val="19"/>
               </w:rPr>
-              <w:t xml:space="preserve">11</w:t>
+              <w:t xml:space="preserve">59</w:t>
             </w:r>
           </w:p>
         </w:tc>
@@ -2573,7 +6678,7 @@
                 <w:sz w:val="19"/>
                 <w:szCs w:val="19"/>
               </w:rPr>
-              <w:t xml:space="preserve">12</w:t>
+              <w:t xml:space="preserve">60</w:t>
             </w:r>
           </w:p>
         </w:tc>
@@ -2651,7 +6756,7 @@
           <w:sz w:val="22"/>
           <w:szCs w:val="22"/>
         </w:rPr>
-        <w:t xml:space="preserve">Tabla del núcleo ordenar_por_clave_descendente (Figura 2):</w:t>
+        <w:t xml:space="preserve">Tabla del núcleo ordenar_por_clave_descendente (Figura 15):</w:t>
       </w:r>
     </w:p>
     <w:tbl>
@@ -2773,7 +6878,7 @@
                 <w:sz w:val="19"/>
                 <w:szCs w:val="19"/>
               </w:rPr>
-              <w:t xml:space="preserve">2</w:t>
+              <w:t xml:space="preserve">16</w:t>
             </w:r>
           </w:p>
         </w:tc>
@@ -2841,7 +6946,7 @@
                 <w:sz w:val="19"/>
                 <w:szCs w:val="19"/>
               </w:rPr>
-              <w:t xml:space="preserve">3</w:t>
+              <w:t xml:space="preserve">17</w:t>
             </w:r>
           </w:p>
         </w:tc>
@@ -2909,7 +7014,7 @@
                 <w:sz w:val="19"/>
                 <w:szCs w:val="19"/>
               </w:rPr>
-              <w:t xml:space="preserve">7</w:t>
+              <w:t xml:space="preserve">21</w:t>
             </w:r>
           </w:p>
         </w:tc>
@@ -2977,7 +7082,7 @@
                 <w:sz w:val="19"/>
                 <w:szCs w:val="19"/>
               </w:rPr>
-              <w:t xml:space="preserve">8</w:t>
+              <w:t xml:space="preserve">22</w:t>
             </w:r>
           </w:p>
         </w:tc>
@@ -3045,7 +7150,7 @@
                 <w:sz w:val="19"/>
                 <w:szCs w:val="19"/>
               </w:rPr>
-              <w:t xml:space="preserve">9</w:t>
+              <w:t xml:space="preserve">23</w:t>
             </w:r>
           </w:p>
         </w:tc>
@@ -3113,7 +7218,7 @@
                 <w:sz w:val="19"/>
                 <w:szCs w:val="19"/>
               </w:rPr>
-              <w:t xml:space="preserve">14</w:t>
+              <w:t xml:space="preserve">28</w:t>
             </w:r>
           </w:p>
         </w:tc>
@@ -3181,7 +7286,7 @@
                 <w:sz w:val="19"/>
                 <w:szCs w:val="19"/>
               </w:rPr>
-              <w:t xml:space="preserve">15</w:t>
+              <w:t xml:space="preserve">29</w:t>
             </w:r>
           </w:p>
         </w:tc>
@@ -3249,7 +7354,7 @@
                 <w:sz w:val="19"/>
                 <w:szCs w:val="19"/>
               </w:rPr>
-              <w:t xml:space="preserve">19</w:t>
+              <w:t xml:space="preserve">33</w:t>
             </w:r>
           </w:p>
         </w:tc>
@@ -3317,7 +7422,7 @@
                 <w:sz w:val="19"/>
                 <w:szCs w:val="19"/>
               </w:rPr>
-              <w:t xml:space="preserve">20</w:t>
+              <w:t xml:space="preserve">34</w:t>
             </w:r>
           </w:p>
         </w:tc>
@@ -3385,7 +7490,7 @@
                 <w:sz w:val="19"/>
                 <w:szCs w:val="19"/>
               </w:rPr>
-              <w:t xml:space="preserve">21</w:t>
+              <w:t xml:space="preserve">35</w:t>
             </w:r>
           </w:p>
         </w:tc>
@@ -3453,7 +7558,7 @@
                 <w:sz w:val="19"/>
                 <w:szCs w:val="19"/>
               </w:rPr>
-              <w:t xml:space="preserve">22</w:t>
+              <w:t xml:space="preserve">36</w:t>
             </w:r>
           </w:p>
         </w:tc>
@@ -3521,7 +7626,7 @@
                 <w:sz w:val="19"/>
                 <w:szCs w:val="19"/>
               </w:rPr>
-              <w:t xml:space="preserve">23</w:t>
+              <w:t xml:space="preserve">37</w:t>
             </w:r>
           </w:p>
         </w:tc>
@@ -3589,7 +7694,7 @@
                 <w:sz w:val="19"/>
                 <w:szCs w:val="19"/>
               </w:rPr>
-              <w:t xml:space="preserve">24</w:t>
+              <w:t xml:space="preserve">38</w:t>
             </w:r>
           </w:p>
         </w:tc>
@@ -3656,7 +7761,7 @@
                 <w:sz w:val="19"/>
                 <w:szCs w:val="19"/>
               </w:rPr>
-              <w:t xml:space="preserve">25</w:t>
+              <w:t xml:space="preserve">39</w:t>
             </w:r>
           </w:p>
         </w:tc>
@@ -3788,7 +7893,7 @@
           <w:sz w:val="22"/>
           <w:szCs w:val="22"/>
         </w:rPr>
-        <w:t xml:space="preserve">Constantes: líneas 2, 3 y 25 = 3</w:t>
+        <w:t xml:space="preserve">Constantes: líneas 16, 17 y 39 = 3</w:t>
       </w:r>
     </w:p>
     <w:p>
@@ -3836,7 +7941,7 @@
           <w:sz w:val="25"/>
           <w:szCs w:val="25"/>
         </w:rPr>
-        <w:t xml:space="preserve">4.4 Big O</w:t>
+        <w:t xml:space="preserve">5.4 Big O</w:t>
       </w:r>
     </w:p>
     <w:p>
@@ -3912,7 +8017,7 @@
           <w:sz w:val="30"/>
           <w:szCs w:val="30"/>
         </w:rPr>
-        <w:t xml:space="preserve">5. Radix Sort</w:t>
+        <w:t xml:space="preserve">6. Radix Sort</w:t>
       </w:r>
     </w:p>
     <w:p>
@@ -3930,7 +8035,7 @@
           <w:sz w:val="25"/>
           <w:szCs w:val="25"/>
         </w:rPr>
-        <w:t xml:space="preserve">5.1 Idea del algoritmo</w:t>
+        <w:t xml:space="preserve">6.1 Idea del algoritmo</w:t>
       </w:r>
     </w:p>
     <w:p>
@@ -4045,7 +8150,7 @@
           <w:sz w:val="25"/>
           <w:szCs w:val="25"/>
         </w:rPr>
-        <w:t xml:space="preserve">5.2 Código</w:t>
+        <w:t xml:space="preserve">6.2 Código</w:t>
       </w:r>
     </w:p>
     <w:p>
@@ -4057,17 +8162,17 @@
       <w:r>
         <w:drawing>
           <wp:inline distT="0" distB="0" distL="0" distR="0">
-            <wp:extent cx="5760720" cy="2592324"/>
-            <wp:docPr id="103" name="Imagen 103"/>
+            <wp:extent cx="5760720" cy="3298012"/>
+            <wp:docPr id="116" name="Imagen 116"/>
             <a:graphic xmlns:a="http://schemas.openxmlformats.org/drawingml/2006/main">
               <a:graphicData uri="http://schemas.openxmlformats.org/drawingml/2006/picture">
                 <pic:pic xmlns:pic="http://schemas.openxmlformats.org/drawingml/2006/picture">
                   <pic:nvPicPr>
-                    <pic:cNvPr id="103" name="seg_radix.png"/>
+                    <pic:cNvPr id="116" name="seg_radix.png"/>
                     <pic:cNvPicPr/>
                   </pic:nvPicPr>
                   <pic:blipFill>
-                    <a:blip r:embed="rIdSeg103"/>
+                    <a:blip r:embed="rIdSeg116"/>
                     <a:stretch>
                       <a:fillRect/>
                     </a:stretch>
@@ -4075,7 +8180,7 @@
                   <pic:spPr>
                     <a:xfrm>
                       <a:off x="0" y="0"/>
-                      <a:ext cx="5760720" cy="2592324"/>
+                      <a:ext cx="5760720" cy="3298012"/>
                     </a:xfrm>
                     <a:prstGeom prst="rect">
                       <a:avLst/>
@@ -4105,7 +8210,7 @@
           <w:sz w:val="18"/>
           <w:szCs w:val="18"/>
         </w:rPr>
-        <w:t xml:space="preserve">Figura 3. Radix Sort: una pasada del núcleo de Counting Sort por cada dígito.</w:t>
+        <w:t xml:space="preserve">Figura 16. Radix Sort: una pasada del núcleo de Counting Sort por cada dígito. Archivo: backend/app/algoritmos/ordenamiento/radix_sort.py.</w:t>
       </w:r>
     </w:p>
     <w:p>
@@ -4123,7 +8228,7 @@
           <w:sz w:val="25"/>
           <w:szCs w:val="25"/>
         </w:rPr>
-        <w:t xml:space="preserve">5.3 Cálculo de T(n)</w:t>
+        <w:t xml:space="preserve">6.3 Cálculo de T(n)</w:t>
       </w:r>
     </w:p>
     <w:p>
@@ -4138,7 +8243,7 @@
           <w:sz w:val="22"/>
           <w:szCs w:val="22"/>
         </w:rPr>
-        <w:t xml:space="preserve">El ciclo while da una vuelta por cada dígito de la frecuencia máxima, es decir, d vueltas. En cada vuelta se llama al núcleo con k = b − 1 = 9, cuyo costo, usando la fórmula de la sección 4.3, es:</w:t>
+        <w:t xml:space="preserve">El ciclo while da una vuelta por cada dígito de la frecuencia máxima, es decir, d vueltas. En cada vuelta se llama al núcleo con k = b − 1 = 9, cuyo costo, usando la fórmula de la sección 5.3, es:</w:t>
       </w:r>
     </w:p>
     <w:p>
@@ -4276,7 +8381,7 @@
                 <w:sz w:val="19"/>
                 <w:szCs w:val="19"/>
               </w:rPr>
-              <w:t xml:space="preserve">6</w:t>
+              <w:t xml:space="preserve">20</w:t>
             </w:r>
           </w:p>
         </w:tc>
@@ -4344,7 +8449,7 @@
                 <w:sz w:val="19"/>
                 <w:szCs w:val="19"/>
               </w:rPr>
-              <w:t xml:space="preserve">7</w:t>
+              <w:t xml:space="preserve">26</w:t>
             </w:r>
           </w:p>
         </w:tc>
@@ -4412,7 +8517,7 @@
                 <w:sz w:val="19"/>
                 <w:szCs w:val="19"/>
               </w:rPr>
-              <w:t xml:space="preserve">9</w:t>
+              <w:t xml:space="preserve">28</w:t>
             </w:r>
           </w:p>
         </w:tc>
@@ -4480,7 +8585,7 @@
                 <w:sz w:val="19"/>
                 <w:szCs w:val="19"/>
               </w:rPr>
-              <w:t xml:space="preserve">10</w:t>
+              <w:t xml:space="preserve">29</w:t>
             </w:r>
           </w:p>
         </w:tc>
@@ -4548,7 +8653,7 @@
                 <w:sz w:val="19"/>
                 <w:szCs w:val="19"/>
               </w:rPr>
-              <w:t xml:space="preserve">11</w:t>
+              <w:t xml:space="preserve">30</w:t>
             </w:r>
           </w:p>
         </w:tc>
@@ -4616,7 +8721,7 @@
                 <w:sz w:val="19"/>
                 <w:szCs w:val="19"/>
               </w:rPr>
-              <w:t xml:space="preserve">12</w:t>
+              <w:t xml:space="preserve">31</w:t>
             </w:r>
           </w:p>
         </w:tc>
@@ -4684,7 +8789,7 @@
                 <w:sz w:val="19"/>
                 <w:szCs w:val="19"/>
               </w:rPr>
-              <w:t xml:space="preserve">14</w:t>
+              <w:t xml:space="preserve">33</w:t>
             </w:r>
           </w:p>
         </w:tc>
@@ -4752,7 +8857,7 @@
                 <w:sz w:val="19"/>
                 <w:szCs w:val="19"/>
               </w:rPr>
-              <w:t xml:space="preserve">15</w:t>
+              <w:t xml:space="preserve">34</w:t>
             </w:r>
           </w:p>
         </w:tc>
@@ -4820,7 +8925,7 @@
                 <w:sz w:val="19"/>
                 <w:szCs w:val="19"/>
               </w:rPr>
-              <w:t xml:space="preserve">19</w:t>
+              <w:t xml:space="preserve">38</w:t>
             </w:r>
           </w:p>
         </w:tc>
@@ -4888,7 +8993,7 @@
                 <w:sz w:val="19"/>
                 <w:szCs w:val="19"/>
               </w:rPr>
-              <w:t xml:space="preserve">20</w:t>
+              <w:t xml:space="preserve">39</w:t>
             </w:r>
           </w:p>
         </w:tc>
@@ -4956,7 +9061,7 @@
                 <w:sz w:val="19"/>
                 <w:szCs w:val="19"/>
               </w:rPr>
-              <w:t xml:space="preserve">21</w:t>
+              <w:t xml:space="preserve">40</w:t>
             </w:r>
           </w:p>
         </w:tc>
@@ -5024,7 +9129,7 @@
                 <w:sz w:val="19"/>
                 <w:szCs w:val="19"/>
               </w:rPr>
-              <w:t xml:space="preserve">22</w:t>
+              <w:t xml:space="preserve">41</w:t>
             </w:r>
           </w:p>
         </w:tc>
@@ -5092,7 +9197,7 @@
                 <w:sz w:val="19"/>
                 <w:szCs w:val="19"/>
               </w:rPr>
-              <w:t xml:space="preserve">23</w:t>
+              <w:t xml:space="preserve">42</w:t>
             </w:r>
           </w:p>
         </w:tc>
@@ -5159,7 +9264,7 @@
                 <w:sz w:val="19"/>
                 <w:szCs w:val="19"/>
               </w:rPr>
-              <w:t xml:space="preserve">24</w:t>
+              <w:t xml:space="preserve">43</w:t>
             </w:r>
           </w:p>
         </w:tc>
@@ -5245,7 +9350,7 @@
           <w:sz w:val="22"/>
           <w:szCs w:val="22"/>
         </w:rPr>
-        <w:t xml:space="preserve">Constantes: líneas 6, 7, 9, 14, 15, 23, 24 y el +1 de la línea 10 = 8</w:t>
+        <w:t xml:space="preserve">Constantes: líneas 20, 26, 28, 33, 34, 42, 43 y el +1 de la línea 29 = 8</w:t>
       </w:r>
     </w:p>
     <w:p>
@@ -5268,7 +9373,7 @@
           <w:sz w:val="22"/>
           <w:szCs w:val="22"/>
         </w:rPr>
-        <w:t xml:space="preserve">Términos con n fuera del while: líneas 10, 11 y 12 = 3n</w:t>
+        <w:t xml:space="preserve">Términos con n fuera del while: líneas 29, 30 y 31 = 3n</w:t>
       </w:r>
     </w:p>
     <w:p>
@@ -5339,7 +9444,7 @@
           <w:sz w:val="25"/>
           <w:szCs w:val="25"/>
         </w:rPr>
-        <w:t xml:space="preserve">5.4 Big O</w:t>
+        <w:t xml:space="preserve">6.4 Big O</w:t>
       </w:r>
     </w:p>
     <w:p>
@@ -5415,7 +9520,7 @@
           <w:sz w:val="30"/>
           <w:szCs w:val="30"/>
         </w:rPr>
-        <w:t xml:space="preserve">6. Bucket Sort</w:t>
+        <w:t xml:space="preserve">7. Bucket Sort</w:t>
       </w:r>
     </w:p>
     <w:p>
@@ -5433,7 +9538,7 @@
           <w:sz w:val="25"/>
           <w:szCs w:val="25"/>
         </w:rPr>
-        <w:t xml:space="preserve">6.1 Idea del algoritmo</w:t>
+        <w:t xml:space="preserve">7.1 Idea del algoritmo</w:t>
       </w:r>
     </w:p>
     <w:p>
@@ -5509,7 +9614,7 @@
           <w:sz w:val="25"/>
           <w:szCs w:val="25"/>
         </w:rPr>
-        <w:t xml:space="preserve">6.2 Código</w:t>
+        <w:t xml:space="preserve">7.2 Código</w:t>
       </w:r>
     </w:p>
     <w:p>
@@ -5521,17 +9626,17 @@
       <w:r>
         <w:drawing>
           <wp:inline distT="0" distB="0" distL="0" distR="0">
-            <wp:extent cx="5760720" cy="3552444"/>
-            <wp:docPr id="104" name="Imagen 104"/>
+            <wp:extent cx="5760720" cy="4521855"/>
+            <wp:docPr id="117" name="Imagen 117"/>
             <a:graphic xmlns:a="http://schemas.openxmlformats.org/drawingml/2006/main">
               <a:graphicData uri="http://schemas.openxmlformats.org/drawingml/2006/picture">
                 <pic:pic xmlns:pic="http://schemas.openxmlformats.org/drawingml/2006/picture">
                   <pic:nvPicPr>
-                    <pic:cNvPr id="104" name="seg_bucket_principal.png"/>
+                    <pic:cNvPr id="117" name="seg_bucket_principal.png"/>
                     <pic:cNvPicPr/>
                   </pic:nvPicPr>
                   <pic:blipFill>
-                    <a:blip r:embed="rIdSeg104"/>
+                    <a:blip r:embed="rIdSeg117"/>
                     <a:stretch>
                       <a:fillRect/>
                     </a:stretch>
@@ -5539,7 +9644,7 @@
                   <pic:spPr>
                     <a:xfrm>
                       <a:off x="0" y="0"/>
-                      <a:ext cx="5760720" cy="3552444"/>
+                      <a:ext cx="5760720" cy="4521855"/>
                     </a:xfrm>
                     <a:prstGeom prst="rect">
                       <a:avLst/>
@@ -5569,7 +9674,7 @@
           <w:sz w:val="18"/>
           <w:szCs w:val="18"/>
         </w:rPr>
-        <w:t xml:space="preserve">Figura 4. Bucket Sort: distribución en cubetas y unión.</w:t>
+        <w:t xml:space="preserve">Figura 17. Bucket Sort: distribución en cubetas y unión. Archivo: backend/app/algoritmos/ordenamiento/bucket_sort.py.</w:t>
       </w:r>
     </w:p>
     <w:p>
@@ -5581,17 +9686,17 @@
       <w:r>
         <w:drawing>
           <wp:inline distT="0" distB="0" distL="0" distR="0">
-            <wp:extent cx="5486400" cy="1267690"/>
-            <wp:docPr id="105" name="Imagen 105"/>
+            <wp:extent cx="5486400" cy="1431234"/>
+            <wp:docPr id="118" name="Imagen 118"/>
             <a:graphic xmlns:a="http://schemas.openxmlformats.org/drawingml/2006/main">
               <a:graphicData uri="http://schemas.openxmlformats.org/drawingml/2006/picture">
                 <pic:pic xmlns:pic="http://schemas.openxmlformats.org/drawingml/2006/picture">
                   <pic:nvPicPr>
-                    <pic:cNvPr id="105" name="seg_bucket_insercion.png"/>
+                    <pic:cNvPr id="118" name="seg_bucket_insercion.png"/>
                     <pic:cNvPicPr/>
                   </pic:nvPicPr>
                   <pic:blipFill>
-                    <a:blip r:embed="rIdSeg105"/>
+                    <a:blip r:embed="rIdSeg118"/>
                     <a:stretch>
                       <a:fillRect/>
                     </a:stretch>
@@ -5599,7 +9704,7 @@
                   <pic:spPr>
                     <a:xfrm>
                       <a:off x="0" y="0"/>
-                      <a:ext cx="5486400" cy="1267690"/>
+                      <a:ext cx="5486400" cy="1431234"/>
                     </a:xfrm>
                     <a:prstGeom prst="rect">
                       <a:avLst/>
@@ -5629,7 +9734,7 @@
           <w:sz w:val="18"/>
           <w:szCs w:val="18"/>
         </w:rPr>
-        <w:t xml:space="preserve">Figura 5. Inserción estable dentro de una cubeta.</w:t>
+        <w:t xml:space="preserve">Figura 18. Inserción estable dentro de una cubeta. Archivo: backend/app/algoritmos/ordenamiento/bucket_sort.py.</w:t>
       </w:r>
     </w:p>
     <w:p>
@@ -5647,7 +9752,7 @@
           <w:sz w:val="25"/>
           <w:szCs w:val="25"/>
         </w:rPr>
-        <w:t xml:space="preserve">6.3 Cálculo de T(n)</w:t>
+        <w:t xml:space="preserve">7.3 Cálculo de T(n)</w:t>
       </w:r>
     </w:p>
     <w:p>
@@ -5662,7 +9767,7 @@
           <w:sz w:val="22"/>
           <w:szCs w:val="22"/>
         </w:rPr>
-        <w:t xml:space="preserve">Primero se analiza la inserción (Figura 5). Si s es la cantidad de elementos que hay que desplazar para insertar uno nuevo:</w:t>
+        <w:t xml:space="preserve">Primero se analiza la inserción (Figura 18). Si s es la cantidad de elementos que hay que desplazar para insertar uno nuevo:</w:t>
       </w:r>
     </w:p>
     <w:tbl>
@@ -5784,7 +9889,7 @@
                 <w:sz w:val="19"/>
                 <w:szCs w:val="19"/>
               </w:rPr>
-              <w:t xml:space="preserve">2</w:t>
+              <w:t xml:space="preserve">16</w:t>
             </w:r>
           </w:p>
         </w:tc>
@@ -5852,7 +9957,7 @@
                 <w:sz w:val="19"/>
                 <w:szCs w:val="19"/>
               </w:rPr>
-              <w:t xml:space="preserve">3</w:t>
+              <w:t xml:space="preserve">17</w:t>
             </w:r>
           </w:p>
         </w:tc>
@@ -5920,7 +10025,7 @@
                 <w:sz w:val="19"/>
                 <w:szCs w:val="19"/>
               </w:rPr>
-              <w:t xml:space="preserve">4</w:t>
+              <w:t xml:space="preserve">18</w:t>
             </w:r>
           </w:p>
         </w:tc>
@@ -5988,7 +10093,7 @@
                 <w:sz w:val="19"/>
                 <w:szCs w:val="19"/>
               </w:rPr>
-              <w:t xml:space="preserve">5</w:t>
+              <w:t xml:space="preserve">19</w:t>
             </w:r>
           </w:p>
         </w:tc>
@@ -6056,7 +10161,7 @@
                 <w:sz w:val="19"/>
                 <w:szCs w:val="19"/>
               </w:rPr>
-              <w:t xml:space="preserve">6</w:t>
+              <w:t xml:space="preserve">20</w:t>
             </w:r>
           </w:p>
         </w:tc>
@@ -6123,7 +10228,7 @@
                 <w:sz w:val="19"/>
                 <w:szCs w:val="19"/>
               </w:rPr>
-              <w:t xml:space="preserve">7</w:t>
+              <w:t xml:space="preserve">21</w:t>
             </w:r>
           </w:p>
         </w:tc>
@@ -6201,7 +10306,7 @@
           <w:sz w:val="22"/>
           <w:szCs w:val="22"/>
         </w:rPr>
-        <w:t xml:space="preserve">Ahora la función principal (Figura 4):</w:t>
+        <w:t xml:space="preserve">Ahora la función principal (Figura 17):</w:t>
       </w:r>
     </w:p>
     <w:tbl>
@@ -6323,7 +10428,7 @@
                 <w:sz w:val="19"/>
                 <w:szCs w:val="19"/>
               </w:rPr>
-              <w:t xml:space="preserve">1</w:t>
+              <w:t xml:space="preserve">24</w:t>
             </w:r>
           </w:p>
         </w:tc>
@@ -6391,7 +10496,7 @@
                 <w:sz w:val="19"/>
                 <w:szCs w:val="19"/>
               </w:rPr>
-              <w:t xml:space="preserve">2</w:t>
+              <w:t xml:space="preserve">35</w:t>
             </w:r>
           </w:p>
         </w:tc>
@@ -6459,7 +10564,7 @@
                 <w:sz w:val="19"/>
                 <w:szCs w:val="19"/>
               </w:rPr>
-              <w:t xml:space="preserve">3</w:t>
+              <w:t xml:space="preserve">36</w:t>
             </w:r>
           </w:p>
         </w:tc>
@@ -6527,7 +10632,7 @@
                 <w:sz w:val="19"/>
                 <w:szCs w:val="19"/>
               </w:rPr>
-              <w:t xml:space="preserve">7</w:t>
+              <w:t xml:space="preserve">40</w:t>
             </w:r>
           </w:p>
         </w:tc>
@@ -6595,7 +10700,7 @@
                 <w:sz w:val="19"/>
                 <w:szCs w:val="19"/>
               </w:rPr>
-              <w:t xml:space="preserve">8</w:t>
+              <w:t xml:space="preserve">41</w:t>
             </w:r>
           </w:p>
         </w:tc>
@@ -6663,7 +10768,7 @@
                 <w:sz w:val="19"/>
                 <w:szCs w:val="19"/>
               </w:rPr>
-              <w:t xml:space="preserve">9</w:t>
+              <w:t xml:space="preserve">42</w:t>
             </w:r>
           </w:p>
         </w:tc>
@@ -6731,7 +10836,7 @@
                 <w:sz w:val="19"/>
                 <w:szCs w:val="19"/>
               </w:rPr>
-              <w:t xml:space="preserve">10</w:t>
+              <w:t xml:space="preserve">43</w:t>
             </w:r>
           </w:p>
         </w:tc>
@@ -6799,7 +10904,7 @@
                 <w:sz w:val="19"/>
                 <w:szCs w:val="19"/>
               </w:rPr>
-              <w:t xml:space="preserve">11</w:t>
+              <w:t xml:space="preserve">44</w:t>
             </w:r>
           </w:p>
         </w:tc>
@@ -6867,7 +10972,7 @@
                 <w:sz w:val="19"/>
                 <w:szCs w:val="19"/>
               </w:rPr>
-              <w:t xml:space="preserve">12</w:t>
+              <w:t xml:space="preserve">45</w:t>
             </w:r>
           </w:p>
         </w:tc>
@@ -6935,7 +11040,7 @@
                 <w:sz w:val="19"/>
                 <w:szCs w:val="19"/>
               </w:rPr>
-              <w:t xml:space="preserve">13</w:t>
+              <w:t xml:space="preserve">46</w:t>
             </w:r>
           </w:p>
         </w:tc>
@@ -7003,7 +11108,7 @@
                 <w:sz w:val="19"/>
                 <w:szCs w:val="19"/>
               </w:rPr>
-              <w:t xml:space="preserve">15</w:t>
+              <w:t xml:space="preserve">48</w:t>
             </w:r>
           </w:p>
         </w:tc>
@@ -7071,7 +11176,7 @@
                 <w:sz w:val="19"/>
                 <w:szCs w:val="19"/>
               </w:rPr>
-              <w:t xml:space="preserve">16</w:t>
+              <w:t xml:space="preserve">49</w:t>
             </w:r>
           </w:p>
         </w:tc>
@@ -7139,7 +11244,7 @@
                 <w:sz w:val="19"/>
                 <w:szCs w:val="19"/>
               </w:rPr>
-              <w:t xml:space="preserve">17</w:t>
+              <w:t xml:space="preserve">50</w:t>
             </w:r>
           </w:p>
         </w:tc>
@@ -7207,7 +11312,7 @@
                 <w:sz w:val="19"/>
                 <w:szCs w:val="19"/>
               </w:rPr>
-              <w:t xml:space="preserve">21</w:t>
+              <w:t xml:space="preserve">54</w:t>
             </w:r>
           </w:p>
         </w:tc>
@@ -7275,7 +11380,7 @@
                 <w:sz w:val="19"/>
                 <w:szCs w:val="19"/>
               </w:rPr>
-              <w:t xml:space="preserve">22</w:t>
+              <w:t xml:space="preserve">55</w:t>
             </w:r>
           </w:p>
         </w:tc>
@@ -7343,7 +11448,7 @@
                 <w:sz w:val="19"/>
                 <w:szCs w:val="19"/>
               </w:rPr>
-              <w:t xml:space="preserve">23</w:t>
+              <w:t xml:space="preserve">56</w:t>
             </w:r>
           </w:p>
         </w:tc>
@@ -7411,7 +11516,7 @@
                 <w:sz w:val="19"/>
                 <w:szCs w:val="19"/>
               </w:rPr>
-              <w:t xml:space="preserve">26</w:t>
+              <w:t xml:space="preserve">59</w:t>
             </w:r>
           </w:p>
         </w:tc>
@@ -7479,7 +11584,7 @@
                 <w:sz w:val="19"/>
                 <w:szCs w:val="19"/>
               </w:rPr>
-              <w:t xml:space="preserve">27</w:t>
+              <w:t xml:space="preserve">60</w:t>
             </w:r>
           </w:p>
         </w:tc>
@@ -7547,7 +11652,7 @@
                 <w:sz w:val="19"/>
                 <w:szCs w:val="19"/>
               </w:rPr>
-              <w:t xml:space="preserve">28</w:t>
+              <w:t xml:space="preserve">61</w:t>
             </w:r>
           </w:p>
         </w:tc>
@@ -7615,7 +11720,7 @@
                 <w:sz w:val="19"/>
                 <w:szCs w:val="19"/>
               </w:rPr>
-              <w:t xml:space="preserve">29</w:t>
+              <w:t xml:space="preserve">62</w:t>
             </w:r>
           </w:p>
         </w:tc>
@@ -7682,7 +11787,7 @@
                 <w:sz w:val="19"/>
                 <w:szCs w:val="19"/>
               </w:rPr>
-              <w:t xml:space="preserve">30</w:t>
+              <w:t xml:space="preserve">63</w:t>
             </w:r>
           </w:p>
         </w:tc>
@@ -7745,7 +11850,7 @@
           <w:sz w:val="22"/>
           <w:szCs w:val="22"/>
         </w:rPr>
-        <w:t xml:space="preserve">La línea 28 se evalúa 2n veces porque el ciclo interno entra una vez por cada uno de los n elementos y sale una vez por cada una de las m = n cubetas.</w:t>
+        <w:t xml:space="preserve">La línea 61 se evalúa 2n veces porque el ciclo interno entra una vez por cada uno de los n elementos y sale una vez por cada una de las m = n cubetas.</w:t>
       </w:r>
     </w:p>
     <w:p>
@@ -7855,7 +11960,7 @@
           <w:sz w:val="25"/>
           <w:szCs w:val="25"/>
         </w:rPr>
-        <w:t xml:space="preserve">6.4 Big O</w:t>
+        <w:t xml:space="preserve">7.4 Big O</w:t>
       </w:r>
     </w:p>
     <w:tbl>
@@ -8125,7 +12230,7 @@
           <w:sz w:val="30"/>
           <w:szCs w:val="30"/>
         </w:rPr>
-        <w:t xml:space="preserve">7. Medición empírica</w:t>
+        <w:t xml:space="preserve">8. Medición empírica</w:t>
       </w:r>
     </w:p>
     <w:p>
@@ -9055,16 +13160,16 @@
         <w:drawing>
           <wp:inline distT="0" distB="0" distL="0" distR="0">
             <wp:extent cx="5303520" cy="3030582"/>
-            <wp:docPr id="106" name="Imagen 106"/>
+            <wp:docPr id="119" name="Imagen 119"/>
             <a:graphic xmlns:a="http://schemas.openxmlformats.org/drawingml/2006/main">
               <a:graphicData uri="http://schemas.openxmlformats.org/drawingml/2006/picture">
                 <pic:pic xmlns:pic="http://schemas.openxmlformats.org/drawingml/2006/picture">
                   <pic:nvPicPr>
-                    <pic:cNvPr id="106" name="seg_escalamiento.png"/>
+                    <pic:cNvPr id="119" name="seg_escalamiento.png"/>
                     <pic:cNvPicPr/>
                   </pic:nvPicPr>
                   <pic:blipFill>
-                    <a:blip r:embed="rIdSeg106"/>
+                    <a:blip r:embed="rIdSeg119"/>
                     <a:stretch>
                       <a:fillRect/>
                     </a:stretch>
@@ -9102,7 +13207,7 @@
           <w:sz w:val="18"/>
           <w:szCs w:val="18"/>
         </w:rPr>
-        <w:t xml:space="preserve">Figura 6. Tiempo de ejecución de los tres algoritmos al duplicar n.</w:t>
+        <w:t xml:space="preserve">Figura 19. Tiempo de ejecución de los tres algoritmos al duplicar n.</w:t>
       </w:r>
     </w:p>
     <w:p>
@@ -9134,7 +13239,7 @@
           <w:sz w:val="30"/>
           <w:szCs w:val="30"/>
         </w:rPr>
-        <w:t xml:space="preserve">8. Validación de resultados: 15 términos más frecuentes</w:t>
+        <w:t xml:space="preserve">9. Validación de resultados: 15 términos más frecuentes</w:t>
       </w:r>
     </w:p>
     <w:p>
@@ -11303,7 +15408,7 @@
           <w:sz w:val="30"/>
           <w:szCs w:val="30"/>
         </w:rPr>
-        <w:t xml:space="preserve">9. Implementación en la aplicación web</w:t>
+        <w:t xml:space="preserve">10. Implementación en la aplicación web</w:t>
       </w:r>
     </w:p>
     <w:p>
@@ -11345,16 +15450,16 @@
         <w:drawing>
           <wp:inline distT="0" distB="0" distL="0" distR="0">
             <wp:extent cx="5760720" cy="1522476"/>
-            <wp:docPr id="107" name="Imagen 107"/>
+            <wp:docPr id="120" name="Imagen 120"/>
             <a:graphic xmlns:a="http://schemas.openxmlformats.org/drawingml/2006/main">
               <a:graphicData uri="http://schemas.openxmlformats.org/drawingml/2006/picture">
                 <pic:pic xmlns:pic="http://schemas.openxmlformats.org/drawingml/2006/picture">
                   <pic:nvPicPr>
-                    <pic:cNvPr id="107" name="seg_app_encabezado.png"/>
+                    <pic:cNvPr id="120" name="seg_app_encabezado.png"/>
                     <pic:cNvPicPr/>
                   </pic:nvPicPr>
                   <pic:blipFill>
-                    <a:blip r:embed="rIdSeg107"/>
+                    <a:blip r:embed="rIdSeg120"/>
                     <a:stretch>
                       <a:fillRect/>
                     </a:stretch>
@@ -11392,7 +15497,7 @@
           <w:sz w:val="18"/>
           <w:szCs w:val="18"/>
         </w:rPr>
-        <w:t xml:space="preserve">Figura 7. Encabezado de la vista Ranking de términos con los datos del corpus.</w:t>
+        <w:t xml:space="preserve">Figura 20. Encabezado de la vista Ranking de términos con los datos del corpus.</w:t>
       </w:r>
     </w:p>
     <w:p>
@@ -11420,16 +15525,16 @@
         <w:drawing>
           <wp:inline distT="0" distB="0" distL="0" distR="0">
             <wp:extent cx="5760720" cy="3516115"/>
-            <wp:docPr id="108" name="Imagen 108"/>
+            <wp:docPr id="121" name="Imagen 121"/>
             <a:graphic xmlns:a="http://schemas.openxmlformats.org/drawingml/2006/main">
               <a:graphicData uri="http://schemas.openxmlformats.org/drawingml/2006/picture">
                 <pic:pic xmlns:pic="http://schemas.openxmlformats.org/drawingml/2006/picture">
                   <pic:nvPicPr>
-                    <pic:cNvPr id="108" name="seg_app_top15.png"/>
+                    <pic:cNvPr id="121" name="seg_app_top15.png"/>
                     <pic:cNvPicPr/>
                   </pic:nvPicPr>
                   <pic:blipFill>
-                    <a:blip r:embed="rIdSeg108"/>
+                    <a:blip r:embed="rIdSeg121"/>
                     <a:stretch>
                       <a:fillRect/>
                     </a:stretch>
@@ -11467,7 +15572,7 @@
           <w:sz w:val="18"/>
           <w:szCs w:val="18"/>
         </w:rPr>
-        <w:t xml:space="preserve">Figura 8. Top 15 términos obtenido con Counting Sort, con su gráfico de barras.</w:t>
+        <w:t xml:space="preserve">Figura 21. Top 15 términos obtenido con Counting Sort, con su gráfico de barras.</w:t>
       </w:r>
     </w:p>
     <w:p>
@@ -11495,16 +15600,16 @@
         <w:drawing>
           <wp:inline distT="0" distB="0" distL="0" distR="0">
             <wp:extent cx="5760720" cy="1362332"/>
-            <wp:docPr id="109" name="Imagen 109"/>
+            <wp:docPr id="122" name="Imagen 122"/>
             <a:graphic xmlns:a="http://schemas.openxmlformats.org/drawingml/2006/main">
               <a:graphicData uri="http://schemas.openxmlformats.org/drawingml/2006/picture">
                 <pic:pic xmlns:pic="http://schemas.openxmlformats.org/drawingml/2006/picture">
                   <pic:nvPicPr>
-                    <pic:cNvPr id="109" name="seg_app_tiempos.png"/>
+                    <pic:cNvPr id="122" name="seg_app_tiempos.png"/>
                     <pic:cNvPicPr/>
                   </pic:nvPicPr>
                   <pic:blipFill>
-                    <a:blip r:embed="rIdSeg109"/>
+                    <a:blip r:embed="rIdSeg122"/>
                     <a:stretch>
                       <a:fillRect/>
                     </a:stretch>
@@ -11542,7 +15647,7 @@
           <w:sz w:val="18"/>
           <w:szCs w:val="18"/>
         </w:rPr>
-        <w:t xml:space="preserve">Figura 9. Tiempos de ejecución y benchmark en la aplicación.</w:t>
+        <w:t xml:space="preserve">Figura 22. Tiempos de ejecución y benchmark en la aplicación.</w:t>
       </w:r>
     </w:p>
     <w:p>
@@ -11570,16 +15675,16 @@
         <w:drawing>
           <wp:inline distT="0" distB="0" distL="0" distR="0">
             <wp:extent cx="5486400" cy="2224216"/>
-            <wp:docPr id="110" name="Imagen 110"/>
+            <wp:docPr id="123" name="Imagen 123"/>
             <a:graphic xmlns:a="http://schemas.openxmlformats.org/drawingml/2006/main">
               <a:graphicData uri="http://schemas.openxmlformats.org/drawingml/2006/picture">
                 <pic:pic xmlns:pic="http://schemas.openxmlformats.org/drawingml/2006/picture">
                   <pic:nvPicPr>
-                    <pic:cNvPr id="110" name="seg_app_escalamiento.png"/>
+                    <pic:cNvPr id="123" name="seg_app_escalamiento.png"/>
                     <pic:cNvPicPr/>
                   </pic:nvPicPr>
                   <pic:blipFill>
-                    <a:blip r:embed="rIdSeg110"/>
+                    <a:blip r:embed="rIdSeg123"/>
                     <a:stretch>
                       <a:fillRect/>
                     </a:stretch>
@@ -11617,7 +15722,7 @@
           <w:sz w:val="18"/>
           <w:szCs w:val="18"/>
         </w:rPr>
-        <w:t xml:space="preserve">Figura 10. Gráfica de escalamiento en la aplicación.</w:t>
+        <w:t xml:space="preserve">Figura 23. Gráfica de escalamiento en la aplicación.</w:t>
       </w:r>
     </w:p>
     <w:p>
@@ -11631,7 +15736,7 @@
           <w:sz w:val="22"/>
           <w:szCs w:val="22"/>
         </w:rPr>
-        <w:t xml:space="preserve">Los tiempos de las capturas son mayores y más variables que los de la sección 7 porque se midieron en el servidor gratuito donde está publicada la aplicación, que comparte el procesador con otros servicios. Aun así se mantiene el mismo orden: Counting Sort es el más rápido según el tiempo mínimo, y los tres crecen de forma aproximadamente lineal.</w:t>
+        <w:t xml:space="preserve">Los tiempos de las capturas son mayores y más variables que los de la sección 8 porque se midieron en el servidor gratuito donde está publicada la aplicación, que comparte el procesador con otros servicios. Aun así se mantiene el mismo orden: Counting Sort es el más rápido según el tiempo mínimo, y los tres crecen de forma aproximadamente lineal.</w:t>
       </w:r>
     </w:p>
     <w:p>
@@ -11649,7 +15754,7 @@
           <w:sz w:val="30"/>
           <w:szCs w:val="30"/>
         </w:rPr>
-        <w:t xml:space="preserve">10. Conclusiones</w:t>
+        <w:t xml:space="preserve">11. Conclusiones</w:t>
       </w:r>
     </w:p>
     <w:p>
@@ -11782,7 +15887,7 @@
           <w:sz w:val="30"/>
           <w:szCs w:val="30"/>
         </w:rPr>
-        <w:t xml:space="preserve">11. Referencias</w:t>
+        <w:t xml:space="preserve">12. Referencias</w:t>
       </w:r>
     </w:p>
     <w:p>

--- a/docs/seguimiento/seguimiento-ranking.docx
+++ b/docs/seguimiento/seguimiento-ranking.docx
@@ -906,7 +906,7 @@
       <w:r>
         <w:drawing>
           <wp:inline distT="0" distB="0" distL="0" distR="0">
-            <wp:extent cx="5486400" cy="1478942"/>
+            <wp:extent cx="5876544" cy="1999488"/>
             <wp:docPr id="101" name="Imagen 101"/>
             <a:graphic xmlns:a="http://schemas.openxmlformats.org/drawingml/2006/main">
               <a:graphicData uri="http://schemas.openxmlformats.org/drawingml/2006/picture">
@@ -924,14 +924,14 @@
                   <pic:spPr>
                     <a:xfrm>
                       <a:off x="0" y="0"/>
-                      <a:ext cx="5486400" cy="1478942"/>
+                      <a:ext cx="5876544" cy="1999488"/>
                     </a:xfrm>
                     <a:prstGeom prst="rect">
                       <a:avLst/>
                     </a:prstGeom>
                     <a:ln w="6350">
                       <a:solidFill>
-                        <a:srgbClr val="808080"/>
+                        <a:srgbClr val="404040"/>
                       </a:solidFill>
                     </a:ln>
                   </pic:spPr>
@@ -999,7 +999,7 @@
       <w:r>
         <w:drawing>
           <wp:inline distT="0" distB="0" distL="0" distR="0">
-            <wp:extent cx="5760720" cy="3711804"/>
+            <wp:extent cx="5017008" cy="4194048"/>
             <wp:docPr id="102" name="Imagen 102"/>
             <a:graphic xmlns:a="http://schemas.openxmlformats.org/drawingml/2006/main">
               <a:graphicData uri="http://schemas.openxmlformats.org/drawingml/2006/picture">
@@ -1017,14 +1017,14 @@
                   <pic:spPr>
                     <a:xfrm>
                       <a:off x="0" y="0"/>
-                      <a:ext cx="5760720" cy="3711804"/>
+                      <a:ext cx="5017008" cy="4194048"/>
                     </a:xfrm>
                     <a:prstGeom prst="rect">
                       <a:avLst/>
                     </a:prstGeom>
                     <a:ln w="6350">
                       <a:solidFill>
-                        <a:srgbClr val="808080"/>
+                        <a:srgbClr val="404040"/>
                       </a:solidFill>
                     </a:ln>
                   </pic:spPr>
@@ -1220,7 +1220,7 @@
       <w:r>
         <w:drawing>
           <wp:inline distT="0" distB="0" distL="0" distR="0">
-            <wp:extent cx="5760720" cy="2109354"/>
+            <wp:extent cx="5120640" cy="2365248"/>
             <wp:docPr id="103" name="Imagen 103"/>
             <a:graphic xmlns:a="http://schemas.openxmlformats.org/drawingml/2006/main">
               <a:graphicData uri="http://schemas.openxmlformats.org/drawingml/2006/picture">
@@ -1238,14 +1238,14 @@
                   <pic:spPr>
                     <a:xfrm>
                       <a:off x="0" y="0"/>
-                      <a:ext cx="5760720" cy="2109354"/>
+                      <a:ext cx="5120640" cy="2365248"/>
                     </a:xfrm>
                     <a:prstGeom prst="rect">
                       <a:avLst/>
                     </a:prstGeom>
                     <a:ln w="6350">
                       <a:solidFill>
-                        <a:srgbClr val="808080"/>
+                        <a:srgbClr val="404040"/>
                       </a:solidFill>
                     </a:ln>
                   </pic:spPr>
@@ -1295,7 +1295,7 @@
       <w:r>
         <w:drawing>
           <wp:inline distT="0" distB="0" distL="0" distR="0">
-            <wp:extent cx="5760720" cy="2792544"/>
+            <wp:extent cx="4255008" cy="2609088"/>
             <wp:docPr id="104" name="Imagen 104"/>
             <a:graphic xmlns:a="http://schemas.openxmlformats.org/drawingml/2006/main">
               <a:graphicData uri="http://schemas.openxmlformats.org/drawingml/2006/picture">
@@ -1313,14 +1313,14 @@
                   <pic:spPr>
                     <a:xfrm>
                       <a:off x="0" y="0"/>
-                      <a:ext cx="5760720" cy="2792544"/>
+                      <a:ext cx="4255008" cy="2609088"/>
                     </a:xfrm>
                     <a:prstGeom prst="rect">
                       <a:avLst/>
                     </a:prstGeom>
                     <a:ln w="6350">
                       <a:solidFill>
-                        <a:srgbClr val="808080"/>
+                        <a:srgbClr val="404040"/>
                       </a:solidFill>
                     </a:ln>
                   </pic:spPr>
@@ -1471,7 +1471,7 @@
       <w:r>
         <w:drawing>
           <wp:inline distT="0" distB="0" distL="0" distR="0">
-            <wp:extent cx="5760720" cy="4205325"/>
+            <wp:extent cx="5157216" cy="4925568"/>
             <wp:docPr id="105" name="Imagen 105"/>
             <a:graphic xmlns:a="http://schemas.openxmlformats.org/drawingml/2006/main">
               <a:graphicData uri="http://schemas.openxmlformats.org/drawingml/2006/picture">
@@ -1489,14 +1489,14 @@
                   <pic:spPr>
                     <a:xfrm>
                       <a:off x="0" y="0"/>
-                      <a:ext cx="5760720" cy="4205325"/>
+                      <a:ext cx="5157216" cy="4925568"/>
                     </a:xfrm>
                     <a:prstGeom prst="rect">
                       <a:avLst/>
                     </a:prstGeom>
                     <a:ln w="6350">
                       <a:solidFill>
-                        <a:srgbClr val="808080"/>
+                        <a:srgbClr val="404040"/>
                       </a:solidFill>
                     </a:ln>
                   </pic:spPr>
@@ -1564,7 +1564,7 @@
       <w:r>
         <w:drawing>
           <wp:inline distT="0" distB="0" distL="0" distR="0">
-            <wp:extent cx="5760720" cy="1903542"/>
+            <wp:extent cx="5870448" cy="2487168"/>
             <wp:docPr id="106" name="Imagen 106"/>
             <a:graphic xmlns:a="http://schemas.openxmlformats.org/drawingml/2006/main">
               <a:graphicData uri="http://schemas.openxmlformats.org/drawingml/2006/picture">
@@ -1582,14 +1582,14 @@
                   <pic:spPr>
                     <a:xfrm>
                       <a:off x="0" y="0"/>
-                      <a:ext cx="5760720" cy="1903542"/>
+                      <a:ext cx="5870448" cy="2487168"/>
                     </a:xfrm>
                     <a:prstGeom prst="rect">
                       <a:avLst/>
                     </a:prstGeom>
                     <a:ln w="6350">
                       <a:solidFill>
-                        <a:srgbClr val="808080"/>
+                        <a:srgbClr val="404040"/>
                       </a:solidFill>
                     </a:ln>
                   </pic:spPr>
@@ -1639,7 +1639,7 @@
       <w:r>
         <w:drawing>
           <wp:inline distT="0" distB="0" distL="0" distR="0">
-            <wp:extent cx="5760720" cy="2487583"/>
+            <wp:extent cx="4559808" cy="2487168"/>
             <wp:docPr id="107" name="Imagen 107"/>
             <a:graphic xmlns:a="http://schemas.openxmlformats.org/drawingml/2006/main">
               <a:graphicData uri="http://schemas.openxmlformats.org/drawingml/2006/picture">
@@ -1657,14 +1657,14 @@
                   <pic:spPr>
                     <a:xfrm>
                       <a:off x="0" y="0"/>
-                      <a:ext cx="5760720" cy="2487583"/>
+                      <a:ext cx="4559808" cy="2487168"/>
                     </a:xfrm>
                     <a:prstGeom prst="rect">
                       <a:avLst/>
                     </a:prstGeom>
                     <a:ln w="6350">
                       <a:solidFill>
-                        <a:srgbClr val="808080"/>
+                        <a:srgbClr val="404040"/>
                       </a:solidFill>
                     </a:ln>
                   </pic:spPr>
@@ -1732,7 +1732,7 @@
       <w:r>
         <w:drawing>
           <wp:inline distT="0" distB="0" distL="0" distR="0">
-            <wp:extent cx="5760720" cy="452628"/>
+            <wp:extent cx="5370576" cy="414528"/>
             <wp:docPr id="108" name="Imagen 108"/>
             <a:graphic xmlns:a="http://schemas.openxmlformats.org/drawingml/2006/main">
               <a:graphicData uri="http://schemas.openxmlformats.org/drawingml/2006/picture">
@@ -1750,14 +1750,14 @@
                   <pic:spPr>
                     <a:xfrm>
                       <a:off x="0" y="0"/>
-                      <a:ext cx="5760720" cy="452628"/>
+                      <a:ext cx="5370576" cy="414528"/>
                     </a:xfrm>
                     <a:prstGeom prst="rect">
                       <a:avLst/>
                     </a:prstGeom>
                     <a:ln w="6350">
                       <a:solidFill>
-                        <a:srgbClr val="808080"/>
+                        <a:srgbClr val="404040"/>
                       </a:solidFill>
                     </a:ln>
                   </pic:spPr>
@@ -1792,7 +1792,7 @@
       <w:r>
         <w:drawing>
           <wp:inline distT="0" distB="0" distL="0" distR="0">
-            <wp:extent cx="5760720" cy="2070258"/>
+            <wp:extent cx="4968240" cy="2243328"/>
             <wp:docPr id="109" name="Imagen 109"/>
             <a:graphic xmlns:a="http://schemas.openxmlformats.org/drawingml/2006/main">
               <a:graphicData uri="http://schemas.openxmlformats.org/drawingml/2006/picture">
@@ -1810,14 +1810,14 @@
                   <pic:spPr>
                     <a:xfrm>
                       <a:off x="0" y="0"/>
-                      <a:ext cx="5760720" cy="2070258"/>
+                      <a:ext cx="4968240" cy="2243328"/>
                     </a:xfrm>
                     <a:prstGeom prst="rect">
                       <a:avLst/>
                     </a:prstGeom>
                     <a:ln w="6350">
                       <a:solidFill>
-                        <a:srgbClr val="808080"/>
+                        <a:srgbClr val="404040"/>
                       </a:solidFill>
                     </a:ln>
                   </pic:spPr>
@@ -1867,7 +1867,7 @@
       <w:r>
         <w:drawing>
           <wp:inline distT="0" distB="0" distL="0" distR="0">
-            <wp:extent cx="5760720" cy="1589164"/>
+            <wp:extent cx="4474464" cy="1511808"/>
             <wp:docPr id="110" name="Imagen 110"/>
             <a:graphic xmlns:a="http://schemas.openxmlformats.org/drawingml/2006/main">
               <a:graphicData uri="http://schemas.openxmlformats.org/drawingml/2006/picture">
@@ -1885,14 +1885,14 @@
                   <pic:spPr>
                     <a:xfrm>
                       <a:off x="0" y="0"/>
-                      <a:ext cx="5760720" cy="1589164"/>
+                      <a:ext cx="4474464" cy="1511808"/>
                     </a:xfrm>
                     <a:prstGeom prst="rect">
                       <a:avLst/>
                     </a:prstGeom>
                     <a:ln w="6350">
                       <a:solidFill>
-                        <a:srgbClr val="808080"/>
+                        <a:srgbClr val="404040"/>
                       </a:solidFill>
                     </a:ln>
                   </pic:spPr>
@@ -1942,7 +1942,7 @@
       <w:r>
         <w:drawing>
           <wp:inline distT="0" distB="0" distL="0" distR="0">
-            <wp:extent cx="5760720" cy="1064480"/>
+            <wp:extent cx="4767072" cy="1024128"/>
             <wp:docPr id="111" name="Imagen 111"/>
             <a:graphic xmlns:a="http://schemas.openxmlformats.org/drawingml/2006/main">
               <a:graphicData uri="http://schemas.openxmlformats.org/drawingml/2006/picture">
@@ -1960,14 +1960,14 @@
                   <pic:spPr>
                     <a:xfrm>
                       <a:off x="0" y="0"/>
-                      <a:ext cx="5760720" cy="1064480"/>
+                      <a:ext cx="4767072" cy="1024128"/>
                     </a:xfrm>
                     <a:prstGeom prst="rect">
                       <a:avLst/>
                     </a:prstGeom>
                     <a:ln w="6350">
                       <a:solidFill>
-                        <a:srgbClr val="808080"/>
+                        <a:srgbClr val="404040"/>
                       </a:solidFill>
                     </a:ln>
                   </pic:spPr>
@@ -4916,7 +4916,7 @@
       <w:r>
         <w:drawing>
           <wp:inline distT="0" distB="0" distL="0" distR="0">
-            <wp:extent cx="5760720" cy="5316220"/>
+            <wp:extent cx="4163568" cy="5047488"/>
             <wp:docPr id="112" name="Imagen 112"/>
             <a:graphic xmlns:a="http://schemas.openxmlformats.org/drawingml/2006/main">
               <a:graphicData uri="http://schemas.openxmlformats.org/drawingml/2006/picture">
@@ -4934,14 +4934,14 @@
                   <pic:spPr>
                     <a:xfrm>
                       <a:off x="0" y="0"/>
-                      <a:ext cx="5760720" cy="5316220"/>
+                      <a:ext cx="4163568" cy="5047488"/>
                     </a:xfrm>
                     <a:prstGeom prst="rect">
                       <a:avLst/>
                     </a:prstGeom>
                     <a:ln w="6350">
                       <a:solidFill>
-                        <a:srgbClr val="808080"/>
+                        <a:srgbClr val="404040"/>
                       </a:solidFill>
                     </a:ln>
                   </pic:spPr>
@@ -5014,7 +5014,7 @@
       <w:r>
         <w:drawing>
           <wp:inline distT="0" distB="0" distL="0" distR="0">
-            <wp:extent cx="5760720" cy="2716703"/>
+            <wp:extent cx="4517136" cy="2731008"/>
             <wp:docPr id="113" name="Imagen 113"/>
             <a:graphic xmlns:a="http://schemas.openxmlformats.org/drawingml/2006/main">
               <a:graphicData uri="http://schemas.openxmlformats.org/drawingml/2006/picture">
@@ -5032,14 +5032,14 @@
                   <pic:spPr>
                     <a:xfrm>
                       <a:off x="0" y="0"/>
-                      <a:ext cx="5760720" cy="2716703"/>
+                      <a:ext cx="4517136" cy="2731008"/>
                     </a:xfrm>
                     <a:prstGeom prst="rect">
                       <a:avLst/>
                     </a:prstGeom>
                     <a:ln w="6350">
                       <a:solidFill>
-                        <a:srgbClr val="808080"/>
+                        <a:srgbClr val="404040"/>
                       </a:solidFill>
                     </a:ln>
                   </pic:spPr>
@@ -6008,7 +6008,7 @@
       <w:r>
         <w:drawing>
           <wp:inline distT="0" distB="0" distL="0" distR="0">
-            <wp:extent cx="5120640" cy="1995948"/>
+            <wp:extent cx="4760976" cy="2365248"/>
             <wp:docPr id="114" name="Imagen 114"/>
             <a:graphic xmlns:a="http://schemas.openxmlformats.org/drawingml/2006/main">
               <a:graphicData uri="http://schemas.openxmlformats.org/drawingml/2006/picture">
@@ -6026,14 +6026,14 @@
                   <pic:spPr>
                     <a:xfrm>
                       <a:off x="0" y="0"/>
-                      <a:ext cx="5120640" cy="1995948"/>
+                      <a:ext cx="4760976" cy="2365248"/>
                     </a:xfrm>
                     <a:prstGeom prst="rect">
                       <a:avLst/>
                     </a:prstGeom>
                     <a:ln w="6350">
                       <a:solidFill>
-                        <a:srgbClr val="808080"/>
+                        <a:srgbClr val="404040"/>
                       </a:solidFill>
                     </a:ln>
                   </pic:spPr>
@@ -6068,7 +6068,7 @@
       <w:r>
         <w:drawing>
           <wp:inline distT="0" distB="0" distL="0" distR="0">
-            <wp:extent cx="5669280" cy="3416487"/>
+            <wp:extent cx="4864608" cy="3828288"/>
             <wp:docPr id="115" name="Imagen 115"/>
             <a:graphic xmlns:a="http://schemas.openxmlformats.org/drawingml/2006/main">
               <a:graphicData uri="http://schemas.openxmlformats.org/drawingml/2006/picture">
@@ -6086,14 +6086,14 @@
                   <pic:spPr>
                     <a:xfrm>
                       <a:off x="0" y="0"/>
-                      <a:ext cx="5669280" cy="3416487"/>
+                      <a:ext cx="4864608" cy="3828288"/>
                     </a:xfrm>
                     <a:prstGeom prst="rect">
                       <a:avLst/>
                     </a:prstGeom>
                     <a:ln w="6350">
                       <a:solidFill>
-                        <a:srgbClr val="808080"/>
+                        <a:srgbClr val="404040"/>
                       </a:solidFill>
                     </a:ln>
                   </pic:spPr>
@@ -8162,7 +8162,7 @@
       <w:r>
         <w:drawing>
           <wp:inline distT="0" distB="0" distL="0" distR="0">
-            <wp:extent cx="5760720" cy="3298012"/>
+            <wp:extent cx="5120640" cy="3828288"/>
             <wp:docPr id="116" name="Imagen 116"/>
             <a:graphic xmlns:a="http://schemas.openxmlformats.org/drawingml/2006/main">
               <a:graphicData uri="http://schemas.openxmlformats.org/drawingml/2006/picture">
@@ -8180,14 +8180,14 @@
                   <pic:spPr>
                     <a:xfrm>
                       <a:off x="0" y="0"/>
-                      <a:ext cx="5760720" cy="3298012"/>
+                      <a:ext cx="5120640" cy="3828288"/>
                     </a:xfrm>
                     <a:prstGeom prst="rect">
                       <a:avLst/>
                     </a:prstGeom>
                     <a:ln w="6350">
                       <a:solidFill>
-                        <a:srgbClr val="808080"/>
+                        <a:srgbClr val="404040"/>
                       </a:solidFill>
                     </a:ln>
                   </pic:spPr>
@@ -9626,7 +9626,7 @@
       <w:r>
         <w:drawing>
           <wp:inline distT="0" distB="0" distL="0" distR="0">
-            <wp:extent cx="5760720" cy="4521855"/>
+            <wp:extent cx="4767072" cy="4925568"/>
             <wp:docPr id="117" name="Imagen 117"/>
             <a:graphic xmlns:a="http://schemas.openxmlformats.org/drawingml/2006/main">
               <a:graphicData uri="http://schemas.openxmlformats.org/drawingml/2006/picture">
@@ -9644,14 +9644,14 @@
                   <pic:spPr>
                     <a:xfrm>
                       <a:off x="0" y="0"/>
-                      <a:ext cx="5760720" cy="4521855"/>
+                      <a:ext cx="4767072" cy="4925568"/>
                     </a:xfrm>
                     <a:prstGeom prst="rect">
                       <a:avLst/>
                     </a:prstGeom>
                     <a:ln w="6350">
                       <a:solidFill>
-                        <a:srgbClr val="808080"/>
+                        <a:srgbClr val="404040"/>
                       </a:solidFill>
                     </a:ln>
                   </pic:spPr>
@@ -9686,7 +9686,7 @@
       <w:r>
         <w:drawing>
           <wp:inline distT="0" distB="0" distL="0" distR="0">
-            <wp:extent cx="5486400" cy="1431234"/>
+            <wp:extent cx="4712208" cy="1511808"/>
             <wp:docPr id="118" name="Imagen 118"/>
             <a:graphic xmlns:a="http://schemas.openxmlformats.org/drawingml/2006/main">
               <a:graphicData uri="http://schemas.openxmlformats.org/drawingml/2006/picture">
@@ -9704,14 +9704,14 @@
                   <pic:spPr>
                     <a:xfrm>
                       <a:off x="0" y="0"/>
-                      <a:ext cx="5486400" cy="1431234"/>
+                      <a:ext cx="4712208" cy="1511808"/>
                     </a:xfrm>
                     <a:prstGeom prst="rect">
                       <a:avLst/>
                     </a:prstGeom>
                     <a:ln w="6350">
                       <a:solidFill>
-                        <a:srgbClr val="808080"/>
+                        <a:srgbClr val="404040"/>
                       </a:solidFill>
                     </a:ln>
                   </pic:spPr>
@@ -13184,7 +13184,7 @@
                     </a:prstGeom>
                     <a:ln w="6350">
                       <a:solidFill>
-                        <a:srgbClr val="808080"/>
+                        <a:srgbClr val="404040"/>
                       </a:solidFill>
                     </a:ln>
                   </pic:spPr>
@@ -15474,7 +15474,7 @@
                     </a:prstGeom>
                     <a:ln w="6350">
                       <a:solidFill>
-                        <a:srgbClr val="808080"/>
+                        <a:srgbClr val="404040"/>
                       </a:solidFill>
                     </a:ln>
                   </pic:spPr>
@@ -15549,7 +15549,7 @@
                     </a:prstGeom>
                     <a:ln w="6350">
                       <a:solidFill>
-                        <a:srgbClr val="808080"/>
+                        <a:srgbClr val="404040"/>
                       </a:solidFill>
                     </a:ln>
                   </pic:spPr>
@@ -15624,7 +15624,7 @@
                     </a:prstGeom>
                     <a:ln w="6350">
                       <a:solidFill>
-                        <a:srgbClr val="808080"/>
+                        <a:srgbClr val="404040"/>
                       </a:solidFill>
                     </a:ln>
                   </pic:spPr>
@@ -15699,7 +15699,7 @@
                     </a:prstGeom>
                     <a:ln w="6350">
                       <a:solidFill>
-                        <a:srgbClr val="808080"/>
+                        <a:srgbClr val="404040"/>
                       </a:solidFill>
                     </a:ln>
                   </pic:spPr>

--- a/docs/seguimiento/seguimiento-ranking.docx
+++ b/docs/seguimiento/seguimiento-ranking.docx
@@ -5469,259 +5469,7 @@
           <w:sz w:val="30"/>
           <w:szCs w:val="30"/>
         </w:rPr>
-        <w:t xml:space="preserve">4. Cómo se calcula T(n)</w:t>
-      </w:r>
-    </w:p>
-    <w:p>
-      <w:pPr>
-        <w:spacing w:before="0" w:after="140" w:line="276" w:lineRule="auto"/>
-        <w:jc w:val="both"/>
-      </w:pPr>
-      <w:r>
-        <w:rPr>
-          <w:rFonts w:ascii="Arial" w:cs="Arial" w:eastAsia="Arial" w:hAnsi="Arial"/>
-          <w:sz w:val="22"/>
-          <w:szCs w:val="22"/>
-        </w:rPr>
-        <w:t xml:space="preserve">Se sigue el mismo procedimiento de los ejercicios de tiempo de ejecución: se hace una tabla con cada línea del código y el número de veces que se ejecuta, y al final se suman todas. Las reglas usadas son:</w:t>
-      </w:r>
-    </w:p>
-    <w:p>
-      <w:pPr>
-        <w:spacing w:before="0" w:after="80" w:line="276" w:lineRule="auto"/>
-        <w:ind w:left="360"/>
-        <w:jc w:val="left"/>
-      </w:pPr>
-      <w:r>
-        <w:rPr>
-          <w:rFonts w:ascii="Arial" w:cs="Arial" w:eastAsia="Arial" w:hAnsi="Arial"/>
-          <w:sz w:val="22"/>
-          <w:szCs w:val="22"/>
-        </w:rPr>
-        <w:t xml:space="preserve">•  </w:t>
-      </w:r>
-      <w:r>
-        <w:rPr>
-          <w:rFonts w:ascii="Arial" w:cs="Arial" w:eastAsia="Arial" w:hAnsi="Arial"/>
-          <w:sz w:val="22"/>
-          <w:szCs w:val="22"/>
-        </w:rPr>
-        <w:t xml:space="preserve">Una asignación, comparación o retorno que no está dentro de un ciclo se ejecuta </w:t>
-      </w:r>
-      <w:r>
-        <w:rPr>
-          <w:rFonts w:ascii="Arial" w:cs="Arial" w:eastAsia="Arial" w:hAnsi="Arial"/>
-          <w:b/>
-          <w:sz w:val="22"/>
-          <w:szCs w:val="22"/>
-        </w:rPr>
-        <w:t xml:space="preserve">1</w:t>
-      </w:r>
-      <w:r>
-        <w:rPr>
-          <w:rFonts w:ascii="Arial" w:cs="Arial" w:eastAsia="Arial" w:hAnsi="Arial"/>
-          <w:sz w:val="22"/>
-          <w:szCs w:val="22"/>
-        </w:rPr>
-        <w:t xml:space="preserve"> vez.</w:t>
-      </w:r>
-    </w:p>
-    <w:p>
-      <w:pPr>
-        <w:spacing w:before="0" w:after="80" w:line="276" w:lineRule="auto"/>
-        <w:ind w:left="360"/>
-        <w:jc w:val="left"/>
-      </w:pPr>
-      <w:r>
-        <w:rPr>
-          <w:rFonts w:ascii="Arial" w:cs="Arial" w:eastAsia="Arial" w:hAnsi="Arial"/>
-          <w:sz w:val="22"/>
-          <w:szCs w:val="22"/>
-        </w:rPr>
-        <w:t xml:space="preserve">•  </w:t>
-      </w:r>
-      <w:r>
-        <w:rPr>
-          <w:rFonts w:ascii="Arial" w:cs="Arial" w:eastAsia="Arial" w:hAnsi="Arial"/>
-          <w:sz w:val="22"/>
-          <w:szCs w:val="22"/>
-        </w:rPr>
-        <w:t xml:space="preserve">La línea de un ciclo que da n vueltas se evalúa </w:t>
-      </w:r>
-      <w:r>
-        <w:rPr>
-          <w:rFonts w:ascii="Arial" w:cs="Arial" w:eastAsia="Arial" w:hAnsi="Arial"/>
-          <w:b/>
-          <w:sz w:val="22"/>
-          <w:szCs w:val="22"/>
-        </w:rPr>
-        <w:t xml:space="preserve">n + 1</w:t>
-      </w:r>
-      <w:r>
-        <w:rPr>
-          <w:rFonts w:ascii="Arial" w:cs="Arial" w:eastAsia="Arial" w:hAnsi="Arial"/>
-          <w:sz w:val="22"/>
-          <w:szCs w:val="22"/>
-        </w:rPr>
-        <w:t xml:space="preserve"> veces: n veces que entra y 1 vez más cuando la condición deja de cumplirse (igual que i &lt; n en los ejercicios).</w:t>
-      </w:r>
-    </w:p>
-    <w:p>
-      <w:pPr>
-        <w:spacing w:before="0" w:after="80" w:line="276" w:lineRule="auto"/>
-        <w:ind w:left="360"/>
-        <w:jc w:val="left"/>
-      </w:pPr>
-      <w:r>
-        <w:rPr>
-          <w:rFonts w:ascii="Arial" w:cs="Arial" w:eastAsia="Arial" w:hAnsi="Arial"/>
-          <w:sz w:val="22"/>
-          <w:szCs w:val="22"/>
-        </w:rPr>
-        <w:t xml:space="preserve">•  </w:t>
-      </w:r>
-      <w:r>
-        <w:rPr>
-          <w:rFonts w:ascii="Arial" w:cs="Arial" w:eastAsia="Arial" w:hAnsi="Arial"/>
-          <w:sz w:val="22"/>
-          <w:szCs w:val="22"/>
-        </w:rPr>
-        <w:t xml:space="preserve">Las líneas dentro de ese ciclo se ejecutan </w:t>
-      </w:r>
-      <w:r>
-        <w:rPr>
-          <w:rFonts w:ascii="Arial" w:cs="Arial" w:eastAsia="Arial" w:hAnsi="Arial"/>
-          <w:b/>
-          <w:sz w:val="22"/>
-          <w:szCs w:val="22"/>
-        </w:rPr>
-        <w:t xml:space="preserve">n</w:t>
-      </w:r>
-      <w:r>
-        <w:rPr>
-          <w:rFonts w:ascii="Arial" w:cs="Arial" w:eastAsia="Arial" w:hAnsi="Arial"/>
-          <w:sz w:val="22"/>
-          <w:szCs w:val="22"/>
-        </w:rPr>
-        <w:t xml:space="preserve"> veces.</w:t>
-      </w:r>
-    </w:p>
-    <w:p>
-      <w:pPr>
-        <w:spacing w:before="0" w:after="80" w:line="276" w:lineRule="auto"/>
-        <w:ind w:left="360"/>
-        <w:jc w:val="left"/>
-      </w:pPr>
-      <w:r>
-        <w:rPr>
-          <w:rFonts w:ascii="Arial" w:cs="Arial" w:eastAsia="Arial" w:hAnsi="Arial"/>
-          <w:sz w:val="22"/>
-          <w:szCs w:val="22"/>
-        </w:rPr>
-        <w:t xml:space="preserve">•  </w:t>
-      </w:r>
-      <w:r>
-        <w:rPr>
-          <w:rFonts w:ascii="Arial" w:cs="Arial" w:eastAsia="Arial" w:hAnsi="Arial"/>
-          <w:sz w:val="22"/>
-          <w:szCs w:val="22"/>
-        </w:rPr>
-        <w:t xml:space="preserve">Una asignación dentro de un if se cuenta en el peor caso, es decir, como si siempre se ejecutara.</w:t>
-      </w:r>
-    </w:p>
-    <w:p>
-      <w:pPr>
-        <w:spacing w:before="0" w:after="80" w:line="276" w:lineRule="auto"/>
-        <w:ind w:left="360"/>
-        <w:jc w:val="left"/>
-      </w:pPr>
-      <w:r>
-        <w:rPr>
-          <w:rFonts w:ascii="Arial" w:cs="Arial" w:eastAsia="Arial" w:hAnsi="Arial"/>
-          <w:sz w:val="22"/>
-          <w:szCs w:val="22"/>
-        </w:rPr>
-        <w:t xml:space="preserve">•  </w:t>
-      </w:r>
-      <w:r>
-        <w:rPr>
-          <w:rFonts w:ascii="Arial" w:cs="Arial" w:eastAsia="Arial" w:hAnsi="Arial"/>
-          <w:sz w:val="22"/>
-          <w:szCs w:val="22"/>
-        </w:rPr>
-        <w:t xml:space="preserve">Crear un arreglo de tamaño m, por ejemplo [0] * m, cuesta </w:t>
-      </w:r>
-      <w:r>
-        <w:rPr>
-          <w:rFonts w:ascii="Arial" w:cs="Arial" w:eastAsia="Arial" w:hAnsi="Arial"/>
-          <w:b/>
-          <w:sz w:val="22"/>
-          <w:szCs w:val="22"/>
-        </w:rPr>
-        <w:t xml:space="preserve">m</w:t>
-      </w:r>
-      <w:r>
-        <w:rPr>
-          <w:rFonts w:ascii="Arial" w:cs="Arial" w:eastAsia="Arial" w:hAnsi="Arial"/>
-          <w:sz w:val="22"/>
-          <w:szCs w:val="22"/>
-        </w:rPr>
-        <w:t xml:space="preserve">, porque hay que inicializar cada casilla.</w:t>
-      </w:r>
-    </w:p>
-    <w:p>
-      <w:pPr>
-        <w:spacing w:before="0" w:after="80" w:line="276" w:lineRule="auto"/>
-        <w:ind w:left="360"/>
-        <w:jc w:val="left"/>
-      </w:pPr>
-      <w:r>
-        <w:rPr>
-          <w:rFonts w:ascii="Arial" w:cs="Arial" w:eastAsia="Arial" w:hAnsi="Arial"/>
-          <w:sz w:val="22"/>
-          <w:szCs w:val="22"/>
-        </w:rPr>
-        <w:t xml:space="preserve">•  </w:t>
-      </w:r>
-      <w:r>
-        <w:rPr>
-          <w:rFonts w:ascii="Arial" w:cs="Arial" w:eastAsia="Arial" w:hAnsi="Arial"/>
-          <w:sz w:val="22"/>
-          <w:szCs w:val="22"/>
-        </w:rPr>
-        <w:t xml:space="preserve">Cada parámetro de la función principal suma 1, y llamar a una función cuesta 1 más lo que cuesta esa función.</w:t>
-      </w:r>
-    </w:p>
-    <w:p>
-      <w:pPr>
-        <w:spacing w:before="0" w:after="140" w:line="276" w:lineRule="auto"/>
-        <w:jc w:val="both"/>
-      </w:pPr>
-      <w:r>
-        <w:rPr>
-          <w:rFonts w:ascii="Arial" w:cs="Arial" w:eastAsia="Arial" w:hAnsi="Arial"/>
-          <w:sz w:val="22"/>
-          <w:szCs w:val="22"/>
-        </w:rPr>
-        <w:t xml:space="preserve">Para obtener Big O se toma el término que más crece y se eliminan las constantes. Las imágenes muestran el código exactamente como está en el proyecto, con los números de línea del archivo, y las tablas usan esos mismos números. Los comentarios y los textos de documentación (docstrings) no se ejecutan, por eso no aparecen en las tablas. Para comprobar las tablas se contaron las líneas que realmente ejecuta el programa con la herramienta sys.settrace de Python, y los conteos coinciden con las fórmulas de este documento.</w:t>
-      </w:r>
-    </w:p>
-    <w:p>
-      <w:pPr>
-        <w:pStyle w:val="Heading1"/>
-        <w:keepNext/>
-        <w:spacing w:before="240" w:after="160" w:line="276" w:lineRule="auto"/>
-        <w:jc w:val="left"/>
-      </w:pPr>
-      <w:r>
-        <w:rPr>
-          <w:rFonts w:ascii="Arial" w:cs="Arial" w:eastAsia="Arial" w:hAnsi="Arial"/>
-          <w:b/>
-          <w:color w:val="000000"/>
-          <w:sz w:val="30"/>
-          <w:szCs w:val="30"/>
-        </w:rPr>
-        <w:t xml:space="preserve">5. Counting Sort</w:t>
+        <w:t xml:space="preserve">4. Counting Sort</w:t>
       </w:r>
     </w:p>
     <w:p>
@@ -5739,7 +5487,7 @@
           <w:sz w:val="25"/>
           <w:szCs w:val="25"/>
         </w:rPr>
-        <w:t xml:space="preserve">5.1 Idea del algoritmo</w:t>
+        <w:t xml:space="preserve">4.1 Idea del algoritmo</w:t>
       </w:r>
     </w:p>
     <w:p>
@@ -5996,7 +5744,7 @@
           <w:sz w:val="25"/>
           <w:szCs w:val="25"/>
         </w:rPr>
-        <w:t xml:space="preserve">5.2 Código</w:t>
+        <w:t xml:space="preserve">4.2 Código</w:t>
       </w:r>
     </w:p>
     <w:p>
@@ -6134,7 +5882,7 @@
           <w:sz w:val="25"/>
           <w:szCs w:val="25"/>
         </w:rPr>
-        <w:t xml:space="preserve">5.3 Cálculo de T(n)</w:t>
+        <w:t xml:space="preserve">4.3 Cálculo de T(n)</w:t>
       </w:r>
     </w:p>
     <w:p>
@@ -7941,7 +7689,7 @@
           <w:sz w:val="25"/>
           <w:szCs w:val="25"/>
         </w:rPr>
-        <w:t xml:space="preserve">5.4 Big O</w:t>
+        <w:t xml:space="preserve">4.4 Big O</w:t>
       </w:r>
     </w:p>
     <w:p>
@@ -8017,7 +7765,7 @@
           <w:sz w:val="30"/>
           <w:szCs w:val="30"/>
         </w:rPr>
-        <w:t xml:space="preserve">6. Radix Sort</w:t>
+        <w:t xml:space="preserve">5. Radix Sort</w:t>
       </w:r>
     </w:p>
     <w:p>
@@ -8035,7 +7783,7 @@
           <w:sz w:val="25"/>
           <w:szCs w:val="25"/>
         </w:rPr>
-        <w:t xml:space="preserve">6.1 Idea del algoritmo</w:t>
+        <w:t xml:space="preserve">5.1 Idea del algoritmo</w:t>
       </w:r>
     </w:p>
     <w:p>
@@ -8150,7 +7898,7 @@
           <w:sz w:val="25"/>
           <w:szCs w:val="25"/>
         </w:rPr>
-        <w:t xml:space="preserve">6.2 Código</w:t>
+        <w:t xml:space="preserve">5.2 Código</w:t>
       </w:r>
     </w:p>
     <w:p>
@@ -8228,7 +7976,7 @@
           <w:sz w:val="25"/>
           <w:szCs w:val="25"/>
         </w:rPr>
-        <w:t xml:space="preserve">6.3 Cálculo de T(n)</w:t>
+        <w:t xml:space="preserve">5.3 Cálculo de T(n)</w:t>
       </w:r>
     </w:p>
     <w:p>
@@ -8243,7 +7991,7 @@
           <w:sz w:val="22"/>
           <w:szCs w:val="22"/>
         </w:rPr>
-        <w:t xml:space="preserve">El ciclo while da una vuelta por cada dígito de la frecuencia máxima, es decir, d vueltas. En cada vuelta se llama al núcleo con k = b − 1 = 9, cuyo costo, usando la fórmula de la sección 5.3, es:</w:t>
+        <w:t xml:space="preserve">El ciclo while da una vuelta por cada dígito de la frecuencia máxima, es decir, d vueltas. En cada vuelta se llama al núcleo con k = b − 1 = 9, cuyo costo, usando la fórmula de la sección 4.3, es:</w:t>
       </w:r>
     </w:p>
     <w:p>
@@ -9444,7 +9192,7 @@
           <w:sz w:val="25"/>
           <w:szCs w:val="25"/>
         </w:rPr>
-        <w:t xml:space="preserve">6.4 Big O</w:t>
+        <w:t xml:space="preserve">5.4 Big O</w:t>
       </w:r>
     </w:p>
     <w:p>
@@ -9520,7 +9268,7 @@
           <w:sz w:val="30"/>
           <w:szCs w:val="30"/>
         </w:rPr>
-        <w:t xml:space="preserve">7. Bucket Sort</w:t>
+        <w:t xml:space="preserve">6. Bucket Sort</w:t>
       </w:r>
     </w:p>
     <w:p>
@@ -9538,7 +9286,7 @@
           <w:sz w:val="25"/>
           <w:szCs w:val="25"/>
         </w:rPr>
-        <w:t xml:space="preserve">7.1 Idea del algoritmo</w:t>
+        <w:t xml:space="preserve">6.1 Idea del algoritmo</w:t>
       </w:r>
     </w:p>
     <w:p>
@@ -9614,7 +9362,7 @@
           <w:sz w:val="25"/>
           <w:szCs w:val="25"/>
         </w:rPr>
-        <w:t xml:space="preserve">7.2 Código</w:t>
+        <w:t xml:space="preserve">6.2 Código</w:t>
       </w:r>
     </w:p>
     <w:p>
@@ -9752,7 +9500,7 @@
           <w:sz w:val="25"/>
           <w:szCs w:val="25"/>
         </w:rPr>
-        <w:t xml:space="preserve">7.3 Cálculo de T(n)</w:t>
+        <w:t xml:space="preserve">6.3 Cálculo de T(n)</w:t>
       </w:r>
     </w:p>
     <w:p>
@@ -11960,7 +11708,7 @@
           <w:sz w:val="25"/>
           <w:szCs w:val="25"/>
         </w:rPr>
-        <w:t xml:space="preserve">7.4 Big O</w:t>
+        <w:t xml:space="preserve">6.4 Big O</w:t>
       </w:r>
     </w:p>
     <w:tbl>
@@ -12230,7 +11978,7 @@
           <w:sz w:val="30"/>
           <w:szCs w:val="30"/>
         </w:rPr>
-        <w:t xml:space="preserve">8. Medición empírica</w:t>
+        <w:t xml:space="preserve">7. Medición empírica</w:t>
       </w:r>
     </w:p>
     <w:p>
@@ -13239,7 +12987,7 @@
           <w:sz w:val="30"/>
           <w:szCs w:val="30"/>
         </w:rPr>
-        <w:t xml:space="preserve">9. Validación de resultados: 15 términos más frecuentes</w:t>
+        <w:t xml:space="preserve">8. Validación de resultados: 15 términos más frecuentes</w:t>
       </w:r>
     </w:p>
     <w:p>
@@ -15408,7 +15156,7 @@
           <w:sz w:val="30"/>
           <w:szCs w:val="30"/>
         </w:rPr>
-        <w:t xml:space="preserve">10. Implementación en la aplicación web</w:t>
+        <w:t xml:space="preserve">9. Implementación en la aplicación web</w:t>
       </w:r>
     </w:p>
     <w:p>
@@ -15736,7 +15484,7 @@
           <w:sz w:val="22"/>
           <w:szCs w:val="22"/>
         </w:rPr>
-        <w:t xml:space="preserve">Los tiempos de las capturas son mayores y más variables que los de la sección 8 porque se midieron en el servidor gratuito donde está publicada la aplicación, que comparte el procesador con otros servicios. Aun así se mantiene el mismo orden: Counting Sort es el más rápido según el tiempo mínimo, y los tres crecen de forma aproximadamente lineal.</w:t>
+        <w:t xml:space="preserve">Los tiempos de las capturas son mayores y más variables que los de la sección 7 porque se midieron en el servidor gratuito donde está publicada la aplicación, que comparte el procesador con otros servicios. Aun así se mantiene el mismo orden: Counting Sort es el más rápido según el tiempo mínimo, y los tres crecen de forma aproximadamente lineal.</w:t>
       </w:r>
     </w:p>
     <w:p>
@@ -15754,7 +15502,7 @@
           <w:sz w:val="30"/>
           <w:szCs w:val="30"/>
         </w:rPr>
-        <w:t xml:space="preserve">11. Conclusiones</w:t>
+        <w:t xml:space="preserve">10. Conclusiones</w:t>
       </w:r>
     </w:p>
     <w:p>
@@ -15887,7 +15635,7 @@
           <w:sz w:val="30"/>
           <w:szCs w:val="30"/>
         </w:rPr>
-        <w:t xml:space="preserve">12. Referencias</w:t>
+        <w:t xml:space="preserve">11. Referencias</w:t>
       </w:r>
     </w:p>
     <w:p>

--- a/docs/seguimiento/seguimiento-ranking.docx
+++ b/docs/seguimiento/seguimiento-ranking.docx
@@ -4779,7 +4779,7 @@
           <w:sz w:val="22"/>
           <w:szCs w:val="22"/>
         </w:rPr>
-        <w:t xml:space="preserve">Cada abstract pasa por el mismo preprocesamiento: se convierte a minúsculas, se separa en palabras formadas solo por letras, y se eliminan las palabras vacías del inglés (the, of, and, in, entre otras) y las palabras de menos de tres letras. Con los 20 abstracts se obtiene:</w:t>
+        <w:t xml:space="preserve">Cada abstract pasa por el mismo preprocesamiento: se convierte a minúsculas, se separa en palabras formadas solo por letras, y se eliminan las palabras vacías del inglés (the, of, and, in, entre otras) y las palabras de menos de tres letras, con una excepción: la sigla AI (inteligencia artificial) se conserva porque es el tema central de los 20 artículos. Con los 20 abstracts se obtiene:</w:t>
       </w:r>
     </w:p>
     <w:p>
@@ -4803,7 +4803,7 @@
           <w:sz w:val="22"/>
           <w:szCs w:val="22"/>
         </w:rPr>
-        <w:t xml:space="preserve">2.314 tokens</w:t>
+        <w:t xml:space="preserve">2.400 tokens</w:t>
       </w:r>
       <w:r>
         <w:rPr>
@@ -4835,7 +4835,7 @@
           <w:sz w:val="22"/>
           <w:szCs w:val="22"/>
         </w:rPr>
-        <w:t xml:space="preserve">959 términos distintos</w:t>
+        <w:t xml:space="preserve">960 términos distintos</w:t>
       </w:r>
       <w:r>
         <w:rPr>
@@ -4867,7 +4867,7 @@
           <w:sz w:val="22"/>
           <w:szCs w:val="22"/>
         </w:rPr>
-        <w:t xml:space="preserve">57 como frecuencia máxima</w:t>
+        <w:t xml:space="preserve">86 como frecuencia máxima</w:t>
       </w:r>
       <w:r>
         <w:rPr>
@@ -4875,7 +4875,7 @@
           <w:sz w:val="22"/>
           <w:szCs w:val="22"/>
         </w:rPr>
-        <w:t xml:space="preserve">, que corresponde al término education.</w:t>
+        <w:t xml:space="preserve">, que corresponde a la sigla ai (inteligencia artificial).</w:t>
       </w:r>
     </w:p>
     <w:p>
@@ -4889,7 +4889,21 @@
           <w:sz w:val="22"/>
           <w:szCs w:val="22"/>
         </w:rPr>
-        <w:t xml:space="preserve">Los tres algoritmos reciben la lista de 959 pares en orden alfabético y la devuelven ordenada por frecuencia de mayor a menor. Como los tres son estables (no cambian el orden relativo de los elementos con la misma frecuencia), los empates quedan en orden alfabético y los tres producen exactamente el mismo resultado.</w:t>
+        <w:t xml:space="preserve">Los tres algoritmos reciben la lista de 960 pares en orden alfabético y la devuelven ordenada por frecuencia de mayor a menor. Como los tres son estables (no cambian el orden relativo de los elementos con la misma frecuencia), los empates quedan en orden alfabético y los tres producen exactamente el mismo resultado.</w:t>
+      </w:r>
+    </w:p>
+    <w:p>
+      <w:pPr>
+        <w:spacing w:before="0" w:after="140" w:line="276" w:lineRule="auto"/>
+        <w:jc w:val="both"/>
+      </w:pPr>
+      <w:r>
+        <w:rPr>
+          <w:rFonts w:ascii="Arial" w:cs="Arial" w:eastAsia="Arial" w:hAnsi="Arial"/>
+          <w:sz w:val="22"/>
+          <w:szCs w:val="22"/>
+        </w:rPr>
+        <w:t xml:space="preserve">El preprocesamiento se hace con estas funciones. tokenizar recorre el texto carácter por carácter y corta una palabra cada vez que encuentra algo que no es una letra; limpiar_tokens quita las palabras vacías y las cortas, y frecuencias cuenta cuántas veces aparece cada palabra usando un diccionario.</w:t>
       </w:r>
     </w:p>
     <w:p>
@@ -4904,7 +4918,7 @@
           <w:sz w:val="22"/>
           <w:szCs w:val="22"/>
         </w:rPr>
-        <w:t xml:space="preserve">El preprocesamiento se hace con estas funciones. tokenizar recorre el texto carácter por carácter y corta una palabra cada vez que encuentra algo que no es una letra; limpiar_tokens quita las palabras vacías y las cortas, y frecuencias cuenta cuántas veces aparece cada palabra usando un diccionario:</w:t>
+        <w:t xml:space="preserve">La constante SIGLAS_CONSERVADAS guarda las siglas cortas que no se deben eliminar. Sin ella, la regla de las tres letras borraría ai, que aparece 86 veces en 18 de los 20 abstracts y es el término más frecuente del corpus:</w:t>
       </w:r>
     </w:p>
     <w:p>
@@ -4916,13 +4930,13 @@
       <w:r>
         <w:drawing>
           <wp:inline distT="0" distB="0" distL="0" distR="0">
-            <wp:extent cx="4163568" cy="5047488"/>
+            <wp:extent cx="4163568" cy="4194048"/>
             <wp:docPr id="112" name="Imagen 112"/>
             <a:graphic xmlns:a="http://schemas.openxmlformats.org/drawingml/2006/main">
               <a:graphicData uri="http://schemas.openxmlformats.org/drawingml/2006/picture">
                 <pic:pic xmlns:pic="http://schemas.openxmlformats.org/drawingml/2006/picture">
                   <pic:nvPicPr>
-                    <pic:cNvPr id="112" name="seg_pre_preprocesamiento.png"/>
+                    <pic:cNvPr id="112" name="seg_pre_tokenizar.png"/>
                     <pic:cNvPicPr/>
                   </pic:nvPicPr>
                   <pic:blipFill>
@@ -4934,7 +4948,7 @@
                   <pic:spPr>
                     <a:xfrm>
                       <a:off x="0" y="0"/>
-                      <a:ext cx="4163568" cy="5047488"/>
+                      <a:ext cx="4163568" cy="4194048"/>
                     </a:xfrm>
                     <a:prstGeom prst="rect">
                       <a:avLst/>
@@ -4964,45 +4978,7 @@
           <w:sz w:val="18"/>
           <w:szCs w:val="18"/>
         </w:rPr>
-        <w:t xml:space="preserve">Figura 12. Funciones de preprocesamiento del texto. Archivo: backend/app/nucleo/preprocesamiento.py.</w:t>
-      </w:r>
-    </w:p>
-    <w:p>
-      <w:pPr>
-        <w:spacing w:before="0" w:after="140" w:line="276" w:lineRule="auto"/>
-        <w:jc w:val="both"/>
-      </w:pPr>
-      <w:r>
-        <w:rPr>
-          <w:rFonts w:ascii="Arial" w:cs="Arial" w:eastAsia="Arial" w:hAnsi="Arial"/>
-          <w:b/>
-          <w:sz w:val="22"/>
-          <w:szCs w:val="22"/>
-        </w:rPr>
-        <w:t xml:space="preserve">Ejemplo. </w:t>
-      </w:r>
-      <w:r>
-        <w:rPr>
-          <w:rFonts w:ascii="Arial" w:cs="Arial" w:eastAsia="Arial" w:hAnsi="Arial"/>
-          <w:sz w:val="22"/>
-          <w:szCs w:val="22"/>
-        </w:rPr>
-        <w:t xml:space="preserve">La frase Artificial intelligence (AI) is finding its way into education queda como los tokens artificial, intelligence, finding, way, education. Se eliminaron ai e is por tener menos de tres letras, e its e into por ser palabras vacías.</w:t>
-      </w:r>
-    </w:p>
-    <w:p>
-      <w:pPr>
-        <w:keepNext/>
-        <w:spacing w:before="0" w:after="140" w:line="276" w:lineRule="auto"/>
-        <w:jc w:val="both"/>
-      </w:pPr>
-      <w:r>
-        <w:rPr>
-          <w:rFonts w:ascii="Arial" w:cs="Arial" w:eastAsia="Arial" w:hAnsi="Arial"/>
-          <w:sz w:val="22"/>
-          <w:szCs w:val="22"/>
-        </w:rPr>
-        <w:t xml:space="preserve">Con esas funciones, el servicio del ranking une los tokens de los 20 abstracts, cuenta las frecuencias y arma la lista de pares (término, frecuencia). Esa lista se ordena una vez alfabéticamente: es solo preparación de los datos para que los empates queden en orden alfabético, no es parte de los algoritmos evaluados.</w:t>
+        <w:t xml:space="preserve">Figura 12. Constantes, normalización y tokenización del texto. Archivo: backend/app/nucleo/preprocesamiento.py.</w:t>
       </w:r>
     </w:p>
     <w:p>
@@ -5014,17 +4990,115 @@
       <w:r>
         <w:drawing>
           <wp:inline distT="0" distB="0" distL="0" distR="0">
-            <wp:extent cx="4517136" cy="2731008"/>
+            <wp:extent cx="4718304" cy="2731008"/>
             <wp:docPr id="113" name="Imagen 113"/>
             <a:graphic xmlns:a="http://schemas.openxmlformats.org/drawingml/2006/main">
               <a:graphicData uri="http://schemas.openxmlformats.org/drawingml/2006/picture">
                 <pic:pic xmlns:pic="http://schemas.openxmlformats.org/drawingml/2006/picture">
                   <pic:nvPicPr>
-                    <pic:cNvPr id="113" name="seg_pre_pares.png"/>
+                    <pic:cNvPr id="113" name="seg_pre_limpieza.png"/>
                     <pic:cNvPicPr/>
                   </pic:nvPicPr>
                   <pic:blipFill>
                     <a:blip r:embed="rIdSeg113"/>
+                    <a:stretch>
+                      <a:fillRect/>
+                    </a:stretch>
+                  </pic:blipFill>
+                  <pic:spPr>
+                    <a:xfrm>
+                      <a:off x="0" y="0"/>
+                      <a:ext cx="4718304" cy="2731008"/>
+                    </a:xfrm>
+                    <a:prstGeom prst="rect">
+                      <a:avLst/>
+                    </a:prstGeom>
+                    <a:ln w="6350">
+                      <a:solidFill>
+                        <a:srgbClr val="404040"/>
+                      </a:solidFill>
+                    </a:ln>
+                  </pic:spPr>
+                </pic:pic>
+              </a:graphicData>
+            </a:graphic>
+          </wp:inline>
+        </w:drawing>
+      </w:r>
+    </w:p>
+    <w:p>
+      <w:pPr>
+        <w:spacing w:before="0" w:after="200" w:line="276" w:lineRule="auto"/>
+        <w:jc w:val="center"/>
+      </w:pPr>
+      <w:r>
+        <w:rPr>
+          <w:rFonts w:ascii="Arial" w:cs="Arial" w:eastAsia="Arial" w:hAnsi="Arial"/>
+          <w:i/>
+          <w:sz w:val="18"/>
+          <w:szCs w:val="18"/>
+        </w:rPr>
+        <w:t xml:space="preserve">Figura 13. Limpieza de tokens con la excepción de siglas y conteo de frecuencias. Archivo: backend/app/nucleo/preprocesamiento.py.</w:t>
+      </w:r>
+    </w:p>
+    <w:p>
+      <w:pPr>
+        <w:spacing w:before="0" w:after="140" w:line="276" w:lineRule="auto"/>
+        <w:jc w:val="both"/>
+      </w:pPr>
+      <w:r>
+        <w:rPr>
+          <w:rFonts w:ascii="Arial" w:cs="Arial" w:eastAsia="Arial" w:hAnsi="Arial"/>
+          <w:b/>
+          <w:sz w:val="22"/>
+          <w:szCs w:val="22"/>
+        </w:rPr>
+        <w:t xml:space="preserve">Ejemplo. </w:t>
+      </w:r>
+      <w:r>
+        <w:rPr>
+          <w:rFonts w:ascii="Arial" w:cs="Arial" w:eastAsia="Arial" w:hAnsi="Arial"/>
+          <w:sz w:val="22"/>
+          <w:szCs w:val="22"/>
+        </w:rPr>
+        <w:t xml:space="preserve">La frase Artificial intelligence (AI) is finding its way into education queda como los tokens artificial, intelligence, ai, finding, way, education. Se eliminó is por tener menos de tres letras, its e into por ser palabras vacías, y ai se conservó por estar en SIGLAS_CONSERVADAS.</w:t>
+      </w:r>
+    </w:p>
+    <w:p>
+      <w:pPr>
+        <w:keepNext/>
+        <w:spacing w:before="0" w:after="140" w:line="276" w:lineRule="auto"/>
+        <w:jc w:val="both"/>
+      </w:pPr>
+      <w:r>
+        <w:rPr>
+          <w:rFonts w:ascii="Arial" w:cs="Arial" w:eastAsia="Arial" w:hAnsi="Arial"/>
+          <w:sz w:val="22"/>
+          <w:szCs w:val="22"/>
+        </w:rPr>
+        <w:t xml:space="preserve">Con esas funciones, el servicio del ranking une los tokens de los 20 abstracts, cuenta las frecuencias y arma la lista de pares (término, frecuencia). Esa lista se ordena una vez alfabéticamente: es solo preparación de los datos para que los empates queden en orden alfabético, no es parte de los algoritmos evaluados.</w:t>
+      </w:r>
+    </w:p>
+    <w:p>
+      <w:pPr>
+        <w:keepNext/>
+        <w:spacing w:before="60" w:after="40" w:line="276" w:lineRule="auto"/>
+        <w:jc w:val="center"/>
+      </w:pPr>
+      <w:r>
+        <w:drawing>
+          <wp:inline distT="0" distB="0" distL="0" distR="0">
+            <wp:extent cx="4517136" cy="2731008"/>
+            <wp:docPr id="114" name="Imagen 114"/>
+            <a:graphic xmlns:a="http://schemas.openxmlformats.org/drawingml/2006/main">
+              <a:graphicData uri="http://schemas.openxmlformats.org/drawingml/2006/picture">
+                <pic:pic xmlns:pic="http://schemas.openxmlformats.org/drawingml/2006/picture">
+                  <pic:nvPicPr>
+                    <pic:cNvPr id="114" name="seg_pre_pares.png"/>
+                    <pic:cNvPicPr/>
+                  </pic:nvPicPr>
+                  <pic:blipFill>
+                    <a:blip r:embed="rIdSeg114"/>
                     <a:stretch>
                       <a:fillRect/>
                     </a:stretch>
@@ -5062,7 +5136,7 @@
           <w:sz w:val="18"/>
           <w:szCs w:val="18"/>
         </w:rPr>
-        <w:t xml:space="preserve">Figura 13. Construcción de la lista de pares que reciben los tres algoritmos. Archivo: backend/app/servicios/ranking.py.</w:t>
+        <w:t xml:space="preserve">Figura 14. Construcción de la lista de pares que reciben los tres algoritmos. Archivo: backend/app/servicios/ranking.py.</w:t>
       </w:r>
     </w:p>
     <w:p>
@@ -5241,7 +5315,7 @@
                 <w:sz w:val="19"/>
                 <w:szCs w:val="19"/>
               </w:rPr>
-              <w:t xml:space="preserve">959</w:t>
+              <w:t xml:space="preserve">960</w:t>
             </w:r>
           </w:p>
         </w:tc>
@@ -5309,7 +5383,7 @@
                 <w:sz w:val="19"/>
                 <w:szCs w:val="19"/>
               </w:rPr>
-              <w:t xml:space="preserve">57</w:t>
+              <w:t xml:space="preserve">86</w:t>
             </w:r>
           </w:p>
         </w:tc>
@@ -5757,16 +5831,16 @@
         <w:drawing>
           <wp:inline distT="0" distB="0" distL="0" distR="0">
             <wp:extent cx="4760976" cy="2365248"/>
-            <wp:docPr id="114" name="Imagen 114"/>
+            <wp:docPr id="115" name="Imagen 115"/>
             <a:graphic xmlns:a="http://schemas.openxmlformats.org/drawingml/2006/main">
               <a:graphicData uri="http://schemas.openxmlformats.org/drawingml/2006/picture">
                 <pic:pic xmlns:pic="http://schemas.openxmlformats.org/drawingml/2006/picture">
                   <pic:nvPicPr>
-                    <pic:cNvPr id="114" name="seg_counting_principal.png"/>
+                    <pic:cNvPr id="115" name="seg_counting_principal.png"/>
                     <pic:cNvPicPr/>
                   </pic:nvPicPr>
                   <pic:blipFill>
-                    <a:blip r:embed="rIdSeg114"/>
+                    <a:blip r:embed="rIdSeg115"/>
                     <a:stretch>
                       <a:fillRect/>
                     </a:stretch>
@@ -5804,7 +5878,7 @@
           <w:sz w:val="18"/>
           <w:szCs w:val="18"/>
         </w:rPr>
-        <w:t xml:space="preserve">Figura 14. Función counting_sort: busca la frecuencia máxima k y llama al núcleo. Archivo: backend/app/algoritmos/ordenamiento/counting_sort.py.</w:t>
+        <w:t xml:space="preserve">Figura 15. Función counting_sort: busca la frecuencia máxima k y llama al núcleo. Archivo: backend/app/algoritmos/ordenamiento/counting_sort.py.</w:t>
       </w:r>
     </w:p>
     <w:p>
@@ -5817,16 +5891,16 @@
         <w:drawing>
           <wp:inline distT="0" distB="0" distL="0" distR="0">
             <wp:extent cx="4864608" cy="3828288"/>
-            <wp:docPr id="115" name="Imagen 115"/>
+            <wp:docPr id="116" name="Imagen 116"/>
             <a:graphic xmlns:a="http://schemas.openxmlformats.org/drawingml/2006/main">
               <a:graphicData uri="http://schemas.openxmlformats.org/drawingml/2006/picture">
                 <pic:pic xmlns:pic="http://schemas.openxmlformats.org/drawingml/2006/picture">
                   <pic:nvPicPr>
-                    <pic:cNvPr id="115" name="seg_counting_nucleo.png"/>
+                    <pic:cNvPr id="116" name="seg_counting_nucleo.png"/>
                     <pic:cNvPicPr/>
                   </pic:nvPicPr>
                   <pic:blipFill>
-                    <a:blip r:embed="rIdSeg115"/>
+                    <a:blip r:embed="rIdSeg116"/>
                     <a:stretch>
                       <a:fillRect/>
                     </a:stretch>
@@ -5864,7 +5938,7 @@
           <w:sz w:val="18"/>
           <w:szCs w:val="18"/>
         </w:rPr>
-        <w:t xml:space="preserve">Figura 15. Núcleo de Counting Sort, compartido con Radix Sort. Archivo: backend/app/algoritmos/ordenamiento/counting_sort.py.</w:t>
+        <w:t xml:space="preserve">Figura 16. Núcleo de Counting Sort, compartido con Radix Sort. Archivo: backend/app/algoritmos/ordenamiento/counting_sort.py.</w:t>
       </w:r>
     </w:p>
     <w:p>
@@ -5897,7 +5971,7 @@
           <w:sz w:val="22"/>
           <w:szCs w:val="22"/>
         </w:rPr>
-        <w:t xml:space="preserve">Tabla de la función counting_sort (Figura 14):</w:t>
+        <w:t xml:space="preserve">Tabla de la función counting_sort (Figura 15):</w:t>
       </w:r>
     </w:p>
     <w:tbl>
@@ -6504,7 +6578,7 @@
           <w:sz w:val="22"/>
           <w:szCs w:val="22"/>
         </w:rPr>
-        <w:t xml:space="preserve">Tabla del núcleo ordenar_por_clave_descendente (Figura 15):</w:t>
+        <w:t xml:space="preserve">Tabla del núcleo ordenar_por_clave_descendente (Figura 16):</w:t>
       </w:r>
     </w:p>
     <w:tbl>
@@ -7733,7 +7807,7 @@
           <w:sz w:val="22"/>
           <w:szCs w:val="22"/>
         </w:rPr>
-        <w:t xml:space="preserve">El algoritmo tiene dos ciclos que recorren los n pares y dos que recorren las k + 1 casillas, pero ninguno está dentro de otro, así que los costos se suman y no se multiplican. Por eso logra tiempo lineal sin hacer comparaciones entre elementos. En el corpus k = 57 es mucho menor que n = 959, así que en la práctica se comporta como O(n). Con los valores del corpus: T = 11(959) + 3(57) + 12 = 10.732 operaciones.</w:t>
+        <w:t xml:space="preserve">El algoritmo tiene dos ciclos que recorren los n pares y dos que recorren las k + 1 casillas, pero ninguno está dentro de otro, así que los costos se suman y no se multiplican. Por eso logra tiempo lineal sin hacer comparaciones entre elementos. En el corpus k = 86 es mucho menor que n = 960, así que en la práctica se comporta como O(n). Con los valores del corpus: T = 11(960) + 3(86) + 12 = 10.830 operaciones.</w:t>
       </w:r>
     </w:p>
     <w:p>
@@ -7911,16 +7985,16 @@
         <w:drawing>
           <wp:inline distT="0" distB="0" distL="0" distR="0">
             <wp:extent cx="5120640" cy="3828288"/>
-            <wp:docPr id="116" name="Imagen 116"/>
+            <wp:docPr id="117" name="Imagen 117"/>
             <a:graphic xmlns:a="http://schemas.openxmlformats.org/drawingml/2006/main">
               <a:graphicData uri="http://schemas.openxmlformats.org/drawingml/2006/picture">
                 <pic:pic xmlns:pic="http://schemas.openxmlformats.org/drawingml/2006/picture">
                   <pic:nvPicPr>
-                    <pic:cNvPr id="116" name="seg_radix.png"/>
+                    <pic:cNvPr id="117" name="seg_radix.png"/>
                     <pic:cNvPicPr/>
                   </pic:nvPicPr>
                   <pic:blipFill>
-                    <a:blip r:embed="rIdSeg116"/>
+                    <a:blip r:embed="rIdSeg117"/>
                     <a:stretch>
                       <a:fillRect/>
                     </a:stretch>
@@ -7958,7 +8032,7 @@
           <w:sz w:val="18"/>
           <w:szCs w:val="18"/>
         </w:rPr>
-        <w:t xml:space="preserve">Figura 16. Radix Sort: una pasada del núcleo de Counting Sort por cada dígito. Archivo: backend/app/algoritmos/ordenamiento/radix_sort.py.</w:t>
+        <w:t xml:space="preserve">Figura 17. Radix Sort: una pasada del núcleo de Counting Sort por cada dígito. Archivo: backend/app/algoritmos/ordenamiento/radix_sort.py.</w:t>
       </w:r>
     </w:p>
     <w:p>
@@ -9236,7 +9310,7 @@
           <w:sz w:val="22"/>
           <w:szCs w:val="22"/>
         </w:rPr>
-        <w:t xml:space="preserve">La cantidad de dígitos d solo crece con el logaritmo de la frecuencia máxima (d = ⌊log₁₀ k⌋ + 1), y la base b = 10 es fija. En el corpus, k = 57 tiene d = 2 dígitos, así que d y b son constantes y la complejidad queda en O(n).</w:t>
+        <w:t xml:space="preserve">La cantidad de dígitos d solo crece con el logaritmo de la frecuencia máxima (d = ⌊log₁₀ k⌋ + 1), y la base b = 10 es fija. En el corpus, k = 86 tiene d = 2 dígitos, así que d y b son constantes y la complejidad queda en O(n).</w:t>
       </w:r>
     </w:p>
     <w:p>
@@ -9250,7 +9324,7 @@
           <w:sz w:val="22"/>
           <w:szCs w:val="22"/>
         </w:rPr>
-        <w:t xml:space="preserve">Con los valores del corpus: T = 8(2)(959) + 3(959) + 38(2) + 8 = 19n + 84 = 18.305 operaciones. Es más que Counting Sort porque recorre los datos una vez por cada dígito (dos pasadas completas).</w:t>
+        <w:t xml:space="preserve">Con los valores del corpus: T = 8(2)(960) + 3(960) + 38(2) + 8 = 19n + 84 = 18.324 operaciones. Es más que Counting Sort porque recorre los datos una vez por cada dígito (dos pasadas completas).</w:t>
       </w:r>
     </w:p>
     <w:p>
@@ -9375,16 +9449,16 @@
         <w:drawing>
           <wp:inline distT="0" distB="0" distL="0" distR="0">
             <wp:extent cx="4767072" cy="4925568"/>
-            <wp:docPr id="117" name="Imagen 117"/>
+            <wp:docPr id="118" name="Imagen 118"/>
             <a:graphic xmlns:a="http://schemas.openxmlformats.org/drawingml/2006/main">
               <a:graphicData uri="http://schemas.openxmlformats.org/drawingml/2006/picture">
                 <pic:pic xmlns:pic="http://schemas.openxmlformats.org/drawingml/2006/picture">
                   <pic:nvPicPr>
-                    <pic:cNvPr id="117" name="seg_bucket_principal.png"/>
+                    <pic:cNvPr id="118" name="seg_bucket_principal.png"/>
                     <pic:cNvPicPr/>
                   </pic:nvPicPr>
                   <pic:blipFill>
-                    <a:blip r:embed="rIdSeg117"/>
+                    <a:blip r:embed="rIdSeg118"/>
                     <a:stretch>
                       <a:fillRect/>
                     </a:stretch>
@@ -9422,7 +9496,7 @@
           <w:sz w:val="18"/>
           <w:szCs w:val="18"/>
         </w:rPr>
-        <w:t xml:space="preserve">Figura 17. Bucket Sort: distribución en cubetas y unión. Archivo: backend/app/algoritmos/ordenamiento/bucket_sort.py.</w:t>
+        <w:t xml:space="preserve">Figura 18. Bucket Sort: distribución en cubetas y unión. Archivo: backend/app/algoritmos/ordenamiento/bucket_sort.py.</w:t>
       </w:r>
     </w:p>
     <w:p>
@@ -9435,16 +9509,16 @@
         <w:drawing>
           <wp:inline distT="0" distB="0" distL="0" distR="0">
             <wp:extent cx="4712208" cy="1511808"/>
-            <wp:docPr id="118" name="Imagen 118"/>
+            <wp:docPr id="119" name="Imagen 119"/>
             <a:graphic xmlns:a="http://schemas.openxmlformats.org/drawingml/2006/main">
               <a:graphicData uri="http://schemas.openxmlformats.org/drawingml/2006/picture">
                 <pic:pic xmlns:pic="http://schemas.openxmlformats.org/drawingml/2006/picture">
                   <pic:nvPicPr>
-                    <pic:cNvPr id="118" name="seg_bucket_insercion.png"/>
+                    <pic:cNvPr id="119" name="seg_bucket_insercion.png"/>
                     <pic:cNvPicPr/>
                   </pic:nvPicPr>
                   <pic:blipFill>
-                    <a:blip r:embed="rIdSeg118"/>
+                    <a:blip r:embed="rIdSeg119"/>
                     <a:stretch>
                       <a:fillRect/>
                     </a:stretch>
@@ -9482,7 +9556,7 @@
           <w:sz w:val="18"/>
           <w:szCs w:val="18"/>
         </w:rPr>
-        <w:t xml:space="preserve">Figura 18. Inserción estable dentro de una cubeta. Archivo: backend/app/algoritmos/ordenamiento/bucket_sort.py.</w:t>
+        <w:t xml:space="preserve">Figura 19. Inserción estable dentro de una cubeta. Archivo: backend/app/algoritmos/ordenamiento/bucket_sort.py.</w:t>
       </w:r>
     </w:p>
     <w:p>
@@ -9515,7 +9589,7 @@
           <w:sz w:val="22"/>
           <w:szCs w:val="22"/>
         </w:rPr>
-        <w:t xml:space="preserve">Primero se analiza la inserción (Figura 18). Si s es la cantidad de elementos que hay que desplazar para insertar uno nuevo:</w:t>
+        <w:t xml:space="preserve">Primero se analiza la inserción (Figura 19). Si s es la cantidad de elementos que hay que desplazar para insertar uno nuevo:</w:t>
       </w:r>
     </w:p>
     <w:tbl>
@@ -10054,7 +10128,7 @@
           <w:sz w:val="22"/>
           <w:szCs w:val="22"/>
         </w:rPr>
-        <w:t xml:space="preserve">Ahora la función principal (Figura 17):</w:t>
+        <w:t xml:space="preserve">Ahora la función principal (Figura 18):</w:t>
       </w:r>
     </w:p>
     <w:tbl>
@@ -11960,7 +12034,7 @@
           <w:sz w:val="22"/>
           <w:szCs w:val="22"/>
         </w:rPr>
-        <w:t xml:space="preserve">En el corpus se cumple el caso promedio: hay m = 959 cubetas y solo 57 valores posibles de frecuencia, así que cada cubeta recibe una sola frecuencia. Los elementos repetidos llegan en orden alfabético y la inserción nunca desplaza nada, por eso en la práctica se comporta como Counting Sort. Con n = 959: T = 17(959) + 13 = 16.316 operaciones.</w:t>
+        <w:t xml:space="preserve">En el corpus se cumple el caso promedio: hay m = 960 cubetas y solo 86 valores posibles de frecuencia, así que cada cubeta recibe una sola frecuencia. Los elementos repetidos llegan en orden alfabético y la inserción nunca desplaza nada, por eso en la práctica se comporta como Counting Sort. Con n = 960: T = 17(960) + 13 = 16.333 operaciones.</w:t>
       </w:r>
     </w:p>
     <w:p>
@@ -11993,7 +12067,7 @@
           <w:sz w:val="22"/>
           <w:szCs w:val="22"/>
         </w:rPr>
-        <w:t xml:space="preserve">Los tres algoritmos se ejecutaron sobre la lista de frecuencias del corpus completo (n = 959 pares), 50 veces cada uno, midiendo el tiempo con time.perf_counter, que es el reloj de mayor precisión de Python.</w:t>
+        <w:t xml:space="preserve">Los tres algoritmos se ejecutaron sobre la lista de frecuencias del corpus completo (n = 960 pares), 50 veces cada uno, midiendo el tiempo con time.perf_counter, que es el reloj de mayor precisión de Python.</w:t>
       </w:r>
     </w:p>
     <w:tbl>
@@ -12067,7 +12141,7 @@
                 <w:sz w:val="19"/>
                 <w:szCs w:val="19"/>
               </w:rPr>
-              <w:t xml:space="preserve">T(n) con n = 959</w:t>
+              <w:t xml:space="preserve">T(n) con n = 960</w:t>
             </w:r>
           </w:p>
         </w:tc>
@@ -12160,7 +12234,7 @@
                 <w:sz w:val="19"/>
                 <w:szCs w:val="19"/>
               </w:rPr>
-              <w:t xml:space="preserve">10.732</w:t>
+              <w:t xml:space="preserve">10.830</w:t>
             </w:r>
           </w:p>
         </w:tc>
@@ -12181,7 +12255,7 @@
                 <w:sz w:val="19"/>
                 <w:szCs w:val="19"/>
               </w:rPr>
-              <w:t xml:space="preserve">0,541</w:t>
+              <w:t xml:space="preserve">0,434</w:t>
             </w:r>
           </w:p>
         </w:tc>
@@ -12202,7 +12276,7 @@
                 <w:sz w:val="19"/>
                 <w:szCs w:val="19"/>
               </w:rPr>
-              <w:t xml:space="preserve">0,880</w:t>
+              <w:t xml:space="preserve">0,439</w:t>
             </w:r>
           </w:p>
         </w:tc>
@@ -12249,7 +12323,7 @@
                 <w:sz w:val="19"/>
                 <w:szCs w:val="19"/>
               </w:rPr>
-              <w:t xml:space="preserve">16.316</w:t>
+              <w:t xml:space="preserve">16.333</w:t>
             </w:r>
           </w:p>
         </w:tc>
@@ -12270,7 +12344,7 @@
                 <w:sz w:val="19"/>
                 <w:szCs w:val="19"/>
               </w:rPr>
-              <w:t xml:space="preserve">0,700</w:t>
+              <w:t xml:space="preserve">0,703</w:t>
             </w:r>
           </w:p>
         </w:tc>
@@ -12291,7 +12365,7 @@
                 <w:sz w:val="19"/>
                 <w:szCs w:val="19"/>
               </w:rPr>
-              <w:t xml:space="preserve">0,860</w:t>
+              <w:t xml:space="preserve">0,717</w:t>
             </w:r>
           </w:p>
         </w:tc>
@@ -12336,7 +12410,7 @@
                 <w:sz w:val="19"/>
                 <w:szCs w:val="19"/>
               </w:rPr>
-              <w:t xml:space="preserve">18.305</w:t>
+              <w:t xml:space="preserve">18.324</w:t>
             </w:r>
           </w:p>
         </w:tc>
@@ -12356,7 +12430,7 @@
                 <w:sz w:val="19"/>
                 <w:szCs w:val="19"/>
               </w:rPr>
-              <w:t xml:space="preserve">1,008</w:t>
+              <w:t xml:space="preserve">0,990</w:t>
             </w:r>
           </w:p>
         </w:tc>
@@ -12376,7 +12450,7 @@
                 <w:sz w:val="19"/>
                 <w:szCs w:val="19"/>
               </w:rPr>
-              <w:t xml:space="preserve">1,499</w:t>
+              <w:t xml:space="preserve">1,201</w:t>
             </w:r>
           </w:p>
         </w:tc>
@@ -12560,7 +12634,7 @@
                 <w:sz w:val="19"/>
                 <w:szCs w:val="19"/>
               </w:rPr>
-              <w:t xml:space="preserve">959</w:t>
+              <w:t xml:space="preserve">960</w:t>
             </w:r>
           </w:p>
         </w:tc>
@@ -12581,7 +12655,7 @@
                 <w:sz w:val="19"/>
                 <w:szCs w:val="19"/>
               </w:rPr>
-              <w:t xml:space="preserve">0,463</w:t>
+              <w:t xml:space="preserve">0,438</w:t>
             </w:r>
           </w:p>
         </w:tc>
@@ -12602,7 +12676,7 @@
                 <w:sz w:val="19"/>
                 <w:szCs w:val="19"/>
               </w:rPr>
-              <w:t xml:space="preserve">1,204</w:t>
+              <w:t xml:space="preserve">1,001</w:t>
             </w:r>
           </w:p>
         </w:tc>
@@ -12623,7 +12697,7 @@
                 <w:sz w:val="19"/>
                 <w:szCs w:val="19"/>
               </w:rPr>
-              <w:t xml:space="preserve">0,830</w:t>
+              <w:t xml:space="preserve">0,693</w:t>
             </w:r>
           </w:p>
         </w:tc>
@@ -12649,7 +12723,7 @@
                 <w:sz w:val="19"/>
                 <w:szCs w:val="19"/>
               </w:rPr>
-              <w:t xml:space="preserve">1.918</w:t>
+              <w:t xml:space="preserve">1.920</w:t>
             </w:r>
           </w:p>
         </w:tc>
@@ -12670,7 +12744,7 @@
                 <w:sz w:val="19"/>
                 <w:szCs w:val="19"/>
               </w:rPr>
-              <w:t xml:space="preserve">1,162</w:t>
+              <w:t xml:space="preserve">0,742</w:t>
             </w:r>
           </w:p>
         </w:tc>
@@ -12691,7 +12765,7 @@
                 <w:sz w:val="19"/>
                 <w:szCs w:val="19"/>
               </w:rPr>
-              <w:t xml:space="preserve">3,848</w:t>
+              <w:t xml:space="preserve">1,582</w:t>
             </w:r>
           </w:p>
         </w:tc>
@@ -12712,7 +12786,7 @@
                 <w:sz w:val="19"/>
                 <w:szCs w:val="19"/>
               </w:rPr>
-              <w:t xml:space="preserve">2,566</w:t>
+              <w:t xml:space="preserve">1,121</w:t>
             </w:r>
           </w:p>
         </w:tc>
@@ -12738,7 +12812,7 @@
                 <w:sz w:val="19"/>
                 <w:szCs w:val="19"/>
               </w:rPr>
-              <w:t xml:space="preserve">3.836</w:t>
+              <w:t xml:space="preserve">3.840</w:t>
             </w:r>
           </w:p>
         </w:tc>
@@ -12759,7 +12833,7 @@
                 <w:sz w:val="19"/>
                 <w:szCs w:val="19"/>
               </w:rPr>
-              <w:t xml:space="preserve">3,486</w:t>
+              <w:t xml:space="preserve">1,366</w:t>
             </w:r>
           </w:p>
         </w:tc>
@@ -12780,7 +12854,7 @@
                 <w:sz w:val="19"/>
                 <w:szCs w:val="19"/>
               </w:rPr>
-              <w:t xml:space="preserve">5,589</w:t>
+              <w:t xml:space="preserve">3,158</w:t>
             </w:r>
           </w:p>
         </w:tc>
@@ -12801,7 +12875,7 @@
                 <w:sz w:val="19"/>
                 <w:szCs w:val="19"/>
               </w:rPr>
-              <w:t xml:space="preserve">5,298</w:t>
+              <w:t xml:space="preserve">2,552</w:t>
             </w:r>
           </w:p>
         </w:tc>
@@ -12826,7 +12900,7 @@
                 <w:sz w:val="19"/>
                 <w:szCs w:val="19"/>
               </w:rPr>
-              <w:t xml:space="preserve">7.672</w:t>
+              <w:t xml:space="preserve">7.680</w:t>
             </w:r>
           </w:p>
         </w:tc>
@@ -12846,7 +12920,7 @@
                 <w:sz w:val="19"/>
                 <w:szCs w:val="19"/>
               </w:rPr>
-              <w:t xml:space="preserve">4,828</w:t>
+              <w:t xml:space="preserve">2,814</w:t>
             </w:r>
           </w:p>
         </w:tc>
@@ -12866,7 +12940,7 @@
                 <w:sz w:val="19"/>
                 <w:szCs w:val="19"/>
               </w:rPr>
-              <w:t xml:space="preserve">10,024</w:t>
+              <w:t xml:space="preserve">6,399</w:t>
             </w:r>
           </w:p>
         </w:tc>
@@ -12886,7 +12960,7 @@
                 <w:sz w:val="19"/>
                 <w:szCs w:val="19"/>
               </w:rPr>
-              <w:t xml:space="preserve">7,663</w:t>
+              <w:t xml:space="preserve">5,067</w:t>
             </w:r>
           </w:p>
         </w:tc>
@@ -12908,16 +12982,16 @@
         <w:drawing>
           <wp:inline distT="0" distB="0" distL="0" distR="0">
             <wp:extent cx="5303520" cy="3030582"/>
-            <wp:docPr id="119" name="Imagen 119"/>
+            <wp:docPr id="120" name="Imagen 120"/>
             <a:graphic xmlns:a="http://schemas.openxmlformats.org/drawingml/2006/main">
               <a:graphicData uri="http://schemas.openxmlformats.org/drawingml/2006/picture">
                 <pic:pic xmlns:pic="http://schemas.openxmlformats.org/drawingml/2006/picture">
                   <pic:nvPicPr>
-                    <pic:cNvPr id="119" name="seg_escalamiento.png"/>
+                    <pic:cNvPr id="120" name="seg_escalamiento.png"/>
                     <pic:cNvPicPr/>
                   </pic:nvPicPr>
                   <pic:blipFill>
-                    <a:blip r:embed="rIdSeg119"/>
+                    <a:blip r:embed="rIdSeg120"/>
                     <a:stretch>
                       <a:fillRect/>
                     </a:stretch>
@@ -12955,7 +13029,7 @@
           <w:sz w:val="18"/>
           <w:szCs w:val="18"/>
         </w:rPr>
-        <w:t xml:space="preserve">Figura 19. Tiempo de ejecución de los tres algoritmos al duplicar n.</w:t>
+        <w:t xml:space="preserve">Figura 20. Tiempo de ejecución de los tres algoritmos al duplicar n.</w:t>
       </w:r>
     </w:p>
     <w:p>
@@ -13217,7 +13291,7 @@
                 <w:sz w:val="19"/>
                 <w:szCs w:val="19"/>
               </w:rPr>
-              <w:t xml:space="preserve">education</w:t>
+              <w:t xml:space="preserve">ai</w:t>
             </w:r>
           </w:p>
         </w:tc>
@@ -13238,7 +13312,7 @@
                 <w:sz w:val="19"/>
                 <w:szCs w:val="19"/>
               </w:rPr>
-              <w:t xml:space="preserve">57</w:t>
+              <w:t xml:space="preserve">86</w:t>
             </w:r>
           </w:p>
         </w:tc>
@@ -13348,7 +13422,7 @@
                 <w:sz w:val="19"/>
                 <w:szCs w:val="19"/>
               </w:rPr>
-              <w:t xml:space="preserve">research</w:t>
+              <w:t xml:space="preserve">education</w:t>
             </w:r>
           </w:p>
         </w:tc>
@@ -13369,7 +13443,7 @@
                 <w:sz w:val="19"/>
                 <w:szCs w:val="19"/>
               </w:rPr>
-              <w:t xml:space="preserve">46</w:t>
+              <w:t xml:space="preserve">57</w:t>
             </w:r>
           </w:p>
         </w:tc>
@@ -13479,7 +13553,7 @@
                 <w:sz w:val="19"/>
                 <w:szCs w:val="19"/>
               </w:rPr>
-              <w:t xml:space="preserve">learning</w:t>
+              <w:t xml:space="preserve">research</w:t>
             </w:r>
           </w:p>
         </w:tc>
@@ -13500,7 +13574,7 @@
                 <w:sz w:val="19"/>
                 <w:szCs w:val="19"/>
               </w:rPr>
-              <w:t xml:space="preserve">40</w:t>
+              <w:t xml:space="preserve">46</w:t>
             </w:r>
           </w:p>
         </w:tc>
@@ -13610,7 +13684,7 @@
                 <w:sz w:val="19"/>
                 <w:szCs w:val="19"/>
               </w:rPr>
-              <w:t xml:space="preserve">aied</w:t>
+              <w:t xml:space="preserve">learning</w:t>
             </w:r>
           </w:p>
         </w:tc>
@@ -13631,7 +13705,7 @@
                 <w:sz w:val="19"/>
                 <w:szCs w:val="19"/>
               </w:rPr>
-              <w:t xml:space="preserve">38</w:t>
+              <w:t xml:space="preserve">40</w:t>
             </w:r>
           </w:p>
         </w:tc>
@@ -13741,7 +13815,7 @@
                 <w:sz w:val="19"/>
                 <w:szCs w:val="19"/>
               </w:rPr>
-              <w:t xml:space="preserve">review</w:t>
+              <w:t xml:space="preserve">aied</w:t>
             </w:r>
           </w:p>
         </w:tc>
@@ -13762,7 +13836,7 @@
                 <w:sz w:val="19"/>
                 <w:szCs w:val="19"/>
               </w:rPr>
-              <w:t xml:space="preserve">36</w:t>
+              <w:t xml:space="preserve">38</w:t>
             </w:r>
           </w:p>
         </w:tc>
@@ -13872,7 +13946,7 @@
                 <w:sz w:val="19"/>
                 <w:szCs w:val="19"/>
               </w:rPr>
-              <w:t xml:space="preserve">educational</w:t>
+              <w:t xml:space="preserve">review</w:t>
             </w:r>
           </w:p>
         </w:tc>
@@ -13893,7 +13967,7 @@
                 <w:sz w:val="19"/>
                 <w:szCs w:val="19"/>
               </w:rPr>
-              <w:t xml:space="preserve">33</w:t>
+              <w:t xml:space="preserve">36</w:t>
             </w:r>
           </w:p>
         </w:tc>
@@ -14003,7 +14077,7 @@
                 <w:sz w:val="19"/>
                 <w:szCs w:val="19"/>
               </w:rPr>
-              <w:t xml:space="preserve">assessment</w:t>
+              <w:t xml:space="preserve">educational</w:t>
             </w:r>
           </w:p>
         </w:tc>
@@ -14024,7 +14098,7 @@
                 <w:sz w:val="19"/>
                 <w:szCs w:val="19"/>
               </w:rPr>
-              <w:t xml:space="preserve">32</w:t>
+              <w:t xml:space="preserve">33</w:t>
             </w:r>
           </w:p>
         </w:tc>
@@ -14134,7 +14208,7 @@
                 <w:sz w:val="19"/>
                 <w:szCs w:val="19"/>
               </w:rPr>
-              <w:t xml:space="preserve">intelligence</w:t>
+              <w:t xml:space="preserve">assessment</w:t>
             </w:r>
           </w:p>
         </w:tc>
@@ -14155,7 +14229,7 @@
                 <w:sz w:val="19"/>
                 <w:szCs w:val="19"/>
               </w:rPr>
-              <w:t xml:space="preserve">23</w:t>
+              <w:t xml:space="preserve">32</w:t>
             </w:r>
           </w:p>
         </w:tc>
@@ -14265,7 +14339,7 @@
                 <w:sz w:val="19"/>
                 <w:szCs w:val="19"/>
               </w:rPr>
-              <w:t xml:space="preserve">artificial</w:t>
+              <w:t xml:space="preserve">intelligence</w:t>
             </w:r>
           </w:p>
         </w:tc>
@@ -14286,7 +14360,7 @@
                 <w:sz w:val="19"/>
                 <w:szCs w:val="19"/>
               </w:rPr>
-              <w:t xml:space="preserve">22</w:t>
+              <w:t xml:space="preserve">23</w:t>
             </w:r>
           </w:p>
         </w:tc>
@@ -14396,7 +14470,7 @@
                 <w:sz w:val="19"/>
                 <w:szCs w:val="19"/>
               </w:rPr>
-              <w:t xml:space="preserve">studies</w:t>
+              <w:t xml:space="preserve">artificial</w:t>
             </w:r>
           </w:p>
         </w:tc>
@@ -14417,7 +14491,7 @@
                 <w:sz w:val="19"/>
                 <w:szCs w:val="19"/>
               </w:rPr>
-              <w:t xml:space="preserve">21</w:t>
+              <w:t xml:space="preserve">22</w:t>
             </w:r>
           </w:p>
         </w:tc>
@@ -14527,7 +14601,7 @@
                 <w:sz w:val="19"/>
                 <w:szCs w:val="19"/>
               </w:rPr>
-              <w:t xml:space="preserve">higher</w:t>
+              <w:t xml:space="preserve">studies</w:t>
             </w:r>
           </w:p>
         </w:tc>
@@ -14548,7 +14622,7 @@
                 <w:sz w:val="19"/>
                 <w:szCs w:val="19"/>
               </w:rPr>
-              <w:t xml:space="preserve">16</w:t>
+              <w:t xml:space="preserve">21</w:t>
             </w:r>
           </w:p>
         </w:tc>
@@ -14658,7 +14732,7 @@
                 <w:sz w:val="19"/>
                 <w:szCs w:val="19"/>
               </w:rPr>
-              <w:t xml:space="preserve">literature</w:t>
+              <w:t xml:space="preserve">higher</w:t>
             </w:r>
           </w:p>
         </w:tc>
@@ -14679,7 +14753,7 @@
                 <w:sz w:val="19"/>
                 <w:szCs w:val="19"/>
               </w:rPr>
-              <w:t xml:space="preserve">15</w:t>
+              <w:t xml:space="preserve">16</w:t>
             </w:r>
           </w:p>
         </w:tc>
@@ -14789,7 +14863,7 @@
                 <w:sz w:val="19"/>
                 <w:szCs w:val="19"/>
               </w:rPr>
-              <w:t xml:space="preserve">study</w:t>
+              <w:t xml:space="preserve">literature</w:t>
             </w:r>
           </w:p>
         </w:tc>
@@ -14920,7 +14994,7 @@
                 <w:sz w:val="19"/>
                 <w:szCs w:val="19"/>
               </w:rPr>
-              <w:t xml:space="preserve">systematic</w:t>
+              <w:t xml:space="preserve">study</w:t>
             </w:r>
           </w:p>
         </w:tc>
@@ -15049,7 +15123,7 @@
                 <w:sz w:val="19"/>
                 <w:szCs w:val="19"/>
               </w:rPr>
-              <w:t xml:space="preserve">technologies</w:t>
+              <w:t xml:space="preserve">systematic</w:t>
             </w:r>
           </w:p>
         </w:tc>
@@ -15198,16 +15272,16 @@
         <w:drawing>
           <wp:inline distT="0" distB="0" distL="0" distR="0">
             <wp:extent cx="5760720" cy="1522476"/>
-            <wp:docPr id="120" name="Imagen 120"/>
+            <wp:docPr id="121" name="Imagen 121"/>
             <a:graphic xmlns:a="http://schemas.openxmlformats.org/drawingml/2006/main">
               <a:graphicData uri="http://schemas.openxmlformats.org/drawingml/2006/picture">
                 <pic:pic xmlns:pic="http://schemas.openxmlformats.org/drawingml/2006/picture">
                   <pic:nvPicPr>
-                    <pic:cNvPr id="120" name="seg_app_encabezado.png"/>
+                    <pic:cNvPr id="121" name="seg_app_encabezado.png"/>
                     <pic:cNvPicPr/>
                   </pic:nvPicPr>
                   <pic:blipFill>
-                    <a:blip r:embed="rIdSeg120"/>
+                    <a:blip r:embed="rIdSeg121"/>
                     <a:stretch>
                       <a:fillRect/>
                     </a:stretch>
@@ -15245,7 +15319,7 @@
           <w:sz w:val="18"/>
           <w:szCs w:val="18"/>
         </w:rPr>
-        <w:t xml:space="preserve">Figura 20. Encabezado de la vista Ranking de términos con los datos del corpus.</w:t>
+        <w:t xml:space="preserve">Figura 21. Encabezado de la vista Ranking de términos con los datos del corpus.</w:t>
       </w:r>
     </w:p>
     <w:p>
@@ -15273,16 +15347,16 @@
         <w:drawing>
           <wp:inline distT="0" distB="0" distL="0" distR="0">
             <wp:extent cx="5760720" cy="3516115"/>
-            <wp:docPr id="121" name="Imagen 121"/>
+            <wp:docPr id="122" name="Imagen 122"/>
             <a:graphic xmlns:a="http://schemas.openxmlformats.org/drawingml/2006/main">
               <a:graphicData uri="http://schemas.openxmlformats.org/drawingml/2006/picture">
                 <pic:pic xmlns:pic="http://schemas.openxmlformats.org/drawingml/2006/picture">
                   <pic:nvPicPr>
-                    <pic:cNvPr id="121" name="seg_app_top15.png"/>
+                    <pic:cNvPr id="122" name="seg_app_top15.png"/>
                     <pic:cNvPicPr/>
                   </pic:nvPicPr>
                   <pic:blipFill>
-                    <a:blip r:embed="rIdSeg121"/>
+                    <a:blip r:embed="rIdSeg122"/>
                     <a:stretch>
                       <a:fillRect/>
                     </a:stretch>
@@ -15320,7 +15394,7 @@
           <w:sz w:val="18"/>
           <w:szCs w:val="18"/>
         </w:rPr>
-        <w:t xml:space="preserve">Figura 21. Top 15 términos obtenido con Counting Sort, con su gráfico de barras.</w:t>
+        <w:t xml:space="preserve">Figura 22. Top 15 términos obtenido con Counting Sort, con su gráfico de barras.</w:t>
       </w:r>
     </w:p>
     <w:p>
@@ -15348,16 +15422,16 @@
         <w:drawing>
           <wp:inline distT="0" distB="0" distL="0" distR="0">
             <wp:extent cx="5760720" cy="1362332"/>
-            <wp:docPr id="122" name="Imagen 122"/>
+            <wp:docPr id="123" name="Imagen 123"/>
             <a:graphic xmlns:a="http://schemas.openxmlformats.org/drawingml/2006/main">
               <a:graphicData uri="http://schemas.openxmlformats.org/drawingml/2006/picture">
                 <pic:pic xmlns:pic="http://schemas.openxmlformats.org/drawingml/2006/picture">
                   <pic:nvPicPr>
-                    <pic:cNvPr id="122" name="seg_app_tiempos.png"/>
+                    <pic:cNvPr id="123" name="seg_app_tiempos.png"/>
                     <pic:cNvPicPr/>
                   </pic:nvPicPr>
                   <pic:blipFill>
-                    <a:blip r:embed="rIdSeg122"/>
+                    <a:blip r:embed="rIdSeg123"/>
                     <a:stretch>
                       <a:fillRect/>
                     </a:stretch>
@@ -15395,7 +15469,7 @@
           <w:sz w:val="18"/>
           <w:szCs w:val="18"/>
         </w:rPr>
-        <w:t xml:space="preserve">Figura 22. Tiempos de ejecución y benchmark en la aplicación.</w:t>
+        <w:t xml:space="preserve">Figura 23. Tiempos de ejecución y benchmark en la aplicación.</w:t>
       </w:r>
     </w:p>
     <w:p>
@@ -15423,16 +15497,16 @@
         <w:drawing>
           <wp:inline distT="0" distB="0" distL="0" distR="0">
             <wp:extent cx="5486400" cy="2224216"/>
-            <wp:docPr id="123" name="Imagen 123"/>
+            <wp:docPr id="124" name="Imagen 124"/>
             <a:graphic xmlns:a="http://schemas.openxmlformats.org/drawingml/2006/main">
               <a:graphicData uri="http://schemas.openxmlformats.org/drawingml/2006/picture">
                 <pic:pic xmlns:pic="http://schemas.openxmlformats.org/drawingml/2006/picture">
                   <pic:nvPicPr>
-                    <pic:cNvPr id="123" name="seg_app_escalamiento.png"/>
+                    <pic:cNvPr id="124" name="seg_app_escalamiento.png"/>
                     <pic:cNvPicPr/>
                   </pic:nvPicPr>
                   <pic:blipFill>
-                    <a:blip r:embed="rIdSeg123"/>
+                    <a:blip r:embed="rIdSeg124"/>
                     <a:stretch>
                       <a:fillRect/>
                     </a:stretch>
@@ -15470,7 +15544,7 @@
           <w:sz w:val="18"/>
           <w:szCs w:val="18"/>
         </w:rPr>
-        <w:t xml:space="preserve">Figura 23. Gráfica de escalamiento en la aplicación.</w:t>
+        <w:t xml:space="preserve">Figura 24. Gráfica de escalamiento en la aplicación.</w:t>
       </w:r>
     </w:p>
     <w:p>
@@ -15548,7 +15622,7 @@
           <w:sz w:val="22"/>
           <w:szCs w:val="22"/>
         </w:rPr>
-        <w:t xml:space="preserve">Counting Sort tiene T(n) = 11n + 3k + 12, es decir O(n + k). Es el más rápido en el corpus porque k = 57 es pequeño.</w:t>
+        <w:t xml:space="preserve">Counting Sort tiene T(n) = 11n + 3k + 12, es decir O(n + k). Es el más rápido en el corpus porque k = 86 es pequeño.</w:t>
       </w:r>
     </w:p>
     <w:p>
